--- a/09-通信电路/01-无线收发电路/ZigBee收发电路/ZigBee收发电路.docx
+++ b/09-通信电路/01-无线收发电路/ZigBee收发电路/ZigBee收发电路.docx
@@ -2285,6 +2285,20 @@
     </w:p>
     <w:bookmarkEnd w:id="26"/>
     <w:bookmarkEnd w:id="27"/>
+    <w:p>
+      <w:pPr>
+        <w:spacing w:before="360"/>
+        <w:jc w:val="center"/>
+      </w:pPr>
+      <w:r>
+        <w:rPr>
+          <w:rFonts w:ascii="Times New Roman" w:hAnsi="Times New Roman"/>
+          <w:color w:val="555555"/>
+          <w:sz w:val="21"/>
+        </w:rPr>
+        <w:t>材料收集者：杜文杰</w:t>
+      </w:r>
+    </w:p>
     <w:sectPr>
       <w:headerReference r:id="rId9" w:type="default"/>
       <w:footerReference r:id="rId10" w:type="default"/>

--- a/09-通信电路/01-无线收发电路/ZigBee收发电路/ZigBee收发电路.docx
+++ b/09-通信电路/01-无线收发电路/ZigBee收发电路/ZigBee收发电路.docx
@@ -1,6 +1,6 @@
 
 <file path=word/document.xml><?xml version="1.0" encoding="utf-8"?>
-<w:document xmlns:w="http://schemas.openxmlformats.org/wordprocessingml/2006/main" xmlns:m="http://schemas.openxmlformats.org/officeDocument/2006/math" xmlns:r="http://schemas.openxmlformats.org/officeDocument/2006/relationships" xmlns:o="urn:schemas-microsoft-com:office:office" xmlns:v="urn:schemas-microsoft-com:vml" xmlns:w10="urn:schemas-microsoft-com:office:word" xmlns:a="http://schemas.openxmlformats.org/drawingml/2006/main" xmlns:pic="http://schemas.openxmlformats.org/drawingml/2006/picture" xmlns:wp="http://schemas.openxmlformats.org/drawingml/2006/wordprocessingDrawing">
+<w:document xmlns:m="http://schemas.openxmlformats.org/officeDocument/2006/math" xmlns:r="http://schemas.openxmlformats.org/officeDocument/2006/relationships" xmlns:w="http://schemas.openxmlformats.org/wordprocessingml/2006/main" xmlns:o="urn:schemas-microsoft-com:office:office" xmlns:v="urn:schemas-microsoft-com:vml" xmlns:w10="urn:schemas-microsoft-com:office:word" xmlns:a="http://schemas.openxmlformats.org/drawingml/2006/main" xmlns:pic="http://schemas.openxmlformats.org/drawingml/2006/picture" xmlns:wp="http://schemas.openxmlformats.org/drawingml/2006/wordprocessingDrawing">
   <w:body>
     <w:bookmarkStart w:id="27" w:name="zigbee-收发电路"/>
     <w:p>
@@ -8,11 +8,14 @@
         <w:pStyle w:val="Heading1"/>
       </w:pPr>
       <w:r>
+        <w:rPr>
+          <w:rFonts w:eastAsia="黑体"/>
+        </w:rPr>
         <w:t xml:space="preserve">ZigBee </w:t>
       </w:r>
       <w:r>
         <w:rPr>
-          <w:rFonts w:hint="eastAsia"/>
+          <w:rFonts w:hint="eastAsia" w:eastAsia="黑体"/>
         </w:rPr>
         <w:t xml:space="preserve">收发电路</w:t>
       </w:r>
@@ -24,7 +27,7 @@
       </w:pPr>
       <w:r>
         <w:rPr>
-          <w:rFonts w:hint="eastAsia"/>
+          <w:rFonts w:hint="eastAsia" w:eastAsia="黑体"/>
         </w:rPr>
         <w:t xml:space="preserve">拓扑描述</w:t>
       </w:r>
@@ -35,15 +38,19 @@
       </w:pPr>
       <w:r>
         <w:rPr>
-          <w:rFonts w:hint="eastAsia"/>
+          <w:rFonts w:hint="eastAsia" w:eastAsia="黑体"/>
         </w:rPr>
         <w:t xml:space="preserve">由</w:t>
       </w:r>
       <w:r>
+        <w:rPr>
+          <w:rFonts w:eastAsia="黑体"/>
+        </w:rPr>
         <w:t xml:space="preserve"> </w:t>
       </w:r>
       <w:r>
         <w:rPr>
+          <w:rFonts w:eastAsia="黑体"/>
           <w:b/>
           <w:bCs/>
         </w:rPr>
@@ -51,7 +58,7 @@
       </w:r>
       <w:r>
         <w:rPr>
-          <w:rFonts w:hint="eastAsia"/>
+          <w:rFonts w:hint="eastAsia" w:eastAsia="黑体"/>
           <w:b/>
           <w:bCs/>
         </w:rPr>
@@ -59,6 +66,7 @@
       </w:r>
       <w:r>
         <w:rPr>
+          <w:rFonts w:eastAsia="黑体"/>
           <w:b/>
           <w:bCs/>
         </w:rPr>
@@ -66,7 +74,7 @@
       </w:r>
       <w:r>
         <w:rPr>
-          <w:rFonts w:hint="eastAsia"/>
+          <w:rFonts w:hint="eastAsia" w:eastAsia="黑体"/>
           <w:b/>
           <w:bCs/>
         </w:rPr>
@@ -74,6 +82,7 @@
       </w:r>
       <w:r>
         <w:rPr>
+          <w:rFonts w:eastAsia="黑体"/>
           <w:b/>
           <w:bCs/>
         </w:rPr>
@@ -81,18 +90,21 @@
       </w:r>
       <w:r>
         <w:rPr>
-          <w:rFonts w:hint="eastAsia"/>
+          <w:rFonts w:hint="eastAsia" w:eastAsia="黑体"/>
           <w:b/>
           <w:bCs/>
         </w:rPr>
         <w:t xml:space="preserve">CC2530、CC2538、EFR32MG）U1</w:t>
       </w:r>
       <w:r>
+        <w:rPr>
+          <w:rFonts w:eastAsia="黑体"/>
+        </w:rPr>
         <w:t xml:space="preserve">、</w:t>
       </w:r>
       <w:r>
         <w:rPr>
-          <w:rFonts w:hint="eastAsia"/>
+          <w:rFonts w:hint="eastAsia" w:eastAsia="黑体"/>
           <w:b/>
           <w:bCs/>
         </w:rPr>
@@ -100,17 +112,21 @@
       </w:r>
       <w:r>
         <w:rPr>
+          <w:rFonts w:eastAsia="黑体"/>
           <w:b/>
           <w:bCs/>
         </w:rPr>
         <w:t xml:space="preserve"> Y1</w:t>
       </w:r>
       <w:r>
+        <w:rPr>
+          <w:rFonts w:eastAsia="黑体"/>
+        </w:rPr>
         <w:t xml:space="preserve">、</w:t>
       </w:r>
       <w:r>
         <w:rPr>
-          <w:rFonts w:hint="eastAsia"/>
+          <w:rFonts w:hint="eastAsia" w:eastAsia="黑体"/>
           <w:b/>
           <w:bCs/>
         </w:rPr>
@@ -118,6 +134,7 @@
       </w:r>
       <w:r>
         <w:rPr>
+          <w:rFonts w:eastAsia="黑体"/>
           <w:b/>
           <w:bCs/>
         </w:rPr>
@@ -125,89 +142,113 @@
       </w:r>
       <w:r>
         <w:rPr>
-          <w:rFonts w:hint="eastAsia"/>
+          <w:rFonts w:hint="eastAsia" w:eastAsia="黑体"/>
           <w:b/>
           <w:bCs/>
         </w:rPr>
         <w:t xml:space="preserve">Balun）</w:t>
       </w:r>
       <w:r>
+        <w:rPr>
+          <w:rFonts w:eastAsia="黑体"/>
+        </w:rPr>
         <w:t xml:space="preserve">、</w:t>
       </w:r>
       <w:r>
         <w:rPr>
-          <w:rFonts w:hint="eastAsia"/>
+          <w:rFonts w:hint="eastAsia" w:eastAsia="黑体"/>
           <w:b/>
           <w:bCs/>
         </w:rPr>
         <w:t xml:space="preserve">电源滤波</w:t>
       </w:r>
       <w:r>
+        <w:rPr>
+          <w:rFonts w:eastAsia="黑体"/>
+        </w:rPr>
         <w:t xml:space="preserve"> </w:t>
       </w:r>
       <w:r>
         <w:rPr>
-          <w:rFonts w:hint="eastAsia"/>
+          <w:rFonts w:hint="eastAsia" w:eastAsia="黑体"/>
         </w:rPr>
         <w:t xml:space="preserve">组成，按功能分为射频、时钟、电源与网络四类。SoC</w:t>
       </w:r>
       <w:r>
+        <w:rPr>
+          <w:rFonts w:eastAsia="黑体"/>
+        </w:rPr>
         <w:t xml:space="preserve"> </w:t>
       </w:r>
       <w:r>
         <w:rPr>
-          <w:rFonts w:hint="eastAsia"/>
+          <w:rFonts w:hint="eastAsia" w:eastAsia="黑体"/>
         </w:rPr>
         <w:t xml:space="preserve">内部集成</w:t>
       </w:r>
       <w:r>
+        <w:rPr>
+          <w:rFonts w:eastAsia="黑体"/>
+        </w:rPr>
         <w:t xml:space="preserve"> 8051/ARM </w:t>
       </w:r>
       <w:r>
         <w:rPr>
-          <w:rFonts w:hint="eastAsia"/>
+          <w:rFonts w:hint="eastAsia" w:eastAsia="黑体"/>
         </w:rPr>
         <w:t xml:space="preserve">内核、IEEE</w:t>
       </w:r>
       <w:r>
+        <w:rPr>
+          <w:rFonts w:eastAsia="黑体"/>
+        </w:rPr>
         <w:t xml:space="preserve"> 802.15.4 </w:t>
       </w:r>
       <w:r>
         <w:rPr>
-          <w:rFonts w:hint="eastAsia"/>
+          <w:rFonts w:hint="eastAsia" w:eastAsia="黑体"/>
         </w:rPr>
         <w:t xml:space="preserve">射频收发机和</w:t>
       </w:r>
       <w:r>
+        <w:rPr>
+          <w:rFonts w:eastAsia="黑体"/>
+        </w:rPr>
         <w:t xml:space="preserve"> </w:t>
       </w:r>
       <w:r>
         <w:rPr>
-          <w:rFonts w:hint="eastAsia"/>
+          <w:rFonts w:hint="eastAsia" w:eastAsia="黑体"/>
         </w:rPr>
         <w:t xml:space="preserve">MAC，外接天线即可组网，工作在</w:t>
       </w:r>
       <w:r>
+        <w:rPr>
+          <w:rFonts w:eastAsia="黑体"/>
+        </w:rPr>
         <w:t xml:space="preserve"> 2.4 GHz / 915 / 868 MHz </w:t>
       </w:r>
       <w:r>
         <w:rPr>
-          <w:rFonts w:hint="eastAsia"/>
+          <w:rFonts w:hint="eastAsia" w:eastAsia="黑体"/>
         </w:rPr>
         <w:t xml:space="preserve">频段。电路共有</w:t>
       </w:r>
       <w:r>
+        <w:rPr>
+          <w:rFonts w:eastAsia="黑体"/>
+        </w:rPr>
         <w:t xml:space="preserve"> 6 </w:t>
       </w:r>
       <w:r>
         <w:rPr>
-          <w:rFonts w:hint="eastAsia"/>
+          <w:rFonts w:hint="eastAsia" w:eastAsia="黑体"/>
         </w:rPr>
         <w:t xml:space="preserve">个关键节点：</w:t>
       </w:r>
       <w:r>
         <w:rPr>
-          <w:rFonts w:hint="eastAsia"/>
+          <w:rFonts w:hint="eastAsia" w:eastAsia="黑体"/>
           <w:b/>
           <w:bCs/>
         </w:rPr>
@@ -215,6 +256,7 @@
       </w:r>
       <w:r>
         <w:rPr>
+          <w:rFonts w:eastAsia="黑体"/>
           <w:b/>
           <w:bCs/>
         </w:rPr>
@@ -222,7 +264,7 @@
       </w:r>
       <w:r>
         <w:rPr>
-          <w:rFonts w:hint="eastAsia"/>
+          <w:rFonts w:hint="eastAsia" w:eastAsia="黑体"/>
           <w:b/>
           <w:bCs/>
         </w:rPr>
@@ -230,13 +272,13 @@
       </w:r>
       <w:r>
         <w:rPr>
-          <w:rFonts w:hint="eastAsia"/>
+          <w:rFonts w:hint="eastAsia" w:eastAsia="黑体"/>
         </w:rPr>
         <w:t xml:space="preserve">（天线与匹配网络相连）；</w:t>
       </w:r>
       <w:r>
         <w:rPr>
-          <w:rFonts w:hint="eastAsia"/>
+          <w:rFonts w:hint="eastAsia" w:eastAsia="黑体"/>
           <w:b/>
           <w:bCs/>
         </w:rPr>
@@ -244,6 +286,7 @@
       </w:r>
       <w:r>
         <w:rPr>
+          <w:rFonts w:eastAsia="黑体"/>
           <w:b/>
           <w:bCs/>
         </w:rPr>
@@ -251,7 +294,7 @@
       </w:r>
       <w:r>
         <w:rPr>
-          <w:rFonts w:hint="eastAsia"/>
+          <w:rFonts w:hint="eastAsia" w:eastAsia="黑体"/>
           <w:b/>
           <w:bCs/>
         </w:rPr>
@@ -259,13 +302,13 @@
       </w:r>
       <w:r>
         <w:rPr>
-          <w:rFonts w:hint="eastAsia"/>
+          <w:rFonts w:hint="eastAsia" w:eastAsia="黑体"/>
         </w:rPr>
         <w:t xml:space="preserve">（匹配网络与巴伦单端脚相连）；</w:t>
       </w:r>
       <w:r>
         <w:rPr>
-          <w:rFonts w:hint="eastAsia"/>
+          <w:rFonts w:hint="eastAsia" w:eastAsia="黑体"/>
           <w:b/>
           <w:bCs/>
         </w:rPr>
@@ -273,6 +316,7 @@
       </w:r>
       <w:r>
         <w:rPr>
+          <w:rFonts w:eastAsia="黑体"/>
           <w:b/>
           <w:bCs/>
         </w:rPr>
@@ -280,7 +324,7 @@
       </w:r>
       <w:r>
         <w:rPr>
-          <w:rFonts w:hint="eastAsia"/>
+          <w:rFonts w:hint="eastAsia" w:eastAsia="黑体"/>
           <w:b/>
           <w:bCs/>
         </w:rPr>
@@ -288,22 +332,25 @@
       </w:r>
       <w:r>
         <w:rPr>
-          <w:rFonts w:hint="eastAsia"/>
+          <w:rFonts w:hint="eastAsia" w:eastAsia="黑体"/>
         </w:rPr>
         <w:t xml:space="preserve">（巴伦差分支路接</w:t>
       </w:r>
       <w:r>
+        <w:rPr>
+          <w:rFonts w:eastAsia="黑体"/>
+        </w:rPr>
         <w:t xml:space="preserve"> U1 </w:t>
       </w:r>
       <w:r>
         <w:rPr>
-          <w:rFonts w:hint="eastAsia"/>
+          <w:rFonts w:hint="eastAsia" w:eastAsia="黑体"/>
         </w:rPr>
         <w:t xml:space="preserve">的差分射频脚）；</w:t>
       </w:r>
       <w:r>
         <w:rPr>
-          <w:rFonts w:hint="eastAsia"/>
+          <w:rFonts w:hint="eastAsia" w:eastAsia="黑体"/>
           <w:b/>
           <w:bCs/>
         </w:rPr>
@@ -311,6 +358,7 @@
       </w:r>
       <w:r>
         <w:rPr>
+          <w:rFonts w:eastAsia="黑体"/>
           <w:b/>
           <w:bCs/>
         </w:rPr>
@@ -318,7 +366,7 @@
       </w:r>
       <w:r>
         <w:rPr>
-          <w:rFonts w:hint="eastAsia"/>
+          <w:rFonts w:hint="eastAsia" w:eastAsia="黑体"/>
           <w:b/>
           <w:bCs/>
         </w:rPr>
@@ -326,31 +374,37 @@
       </w:r>
       <w:r>
         <w:rPr>
-          <w:rFonts w:hint="eastAsia"/>
+          <w:rFonts w:hint="eastAsia" w:eastAsia="黑体"/>
         </w:rPr>
         <w:t xml:space="preserve">（Y1</w:t>
       </w:r>
       <w:r>
+        <w:rPr>
+          <w:rFonts w:eastAsia="黑体"/>
+        </w:rPr>
         <w:t xml:space="preserve"> </w:t>
       </w:r>
       <w:r>
         <w:rPr>
-          <w:rFonts w:hint="eastAsia"/>
+          <w:rFonts w:hint="eastAsia" w:eastAsia="黑体"/>
         </w:rPr>
         <w:t xml:space="preserve">与</w:t>
       </w:r>
       <w:r>
+        <w:rPr>
+          <w:rFonts w:eastAsia="黑体"/>
+        </w:rPr>
         <w:t xml:space="preserve"> U1 </w:t>
       </w:r>
       <w:r>
         <w:rPr>
-          <w:rFonts w:hint="eastAsia"/>
+          <w:rFonts w:hint="eastAsia" w:eastAsia="黑体"/>
         </w:rPr>
         <w:t xml:space="preserve">的晶振脚相连）；</w:t>
       </w:r>
       <w:r>
         <w:rPr>
-          <w:rFonts w:hint="eastAsia"/>
+          <w:rFonts w:hint="eastAsia" w:eastAsia="黑体"/>
           <w:b/>
           <w:bCs/>
         </w:rPr>
@@ -358,6 +412,7 @@
       </w:r>
       <w:r>
         <w:rPr>
+          <w:rFonts w:eastAsia="黑体"/>
           <w:b/>
           <w:bCs/>
         </w:rPr>
@@ -365,7 +420,7 @@
       </w:r>
       <w:r>
         <w:rPr>
-          <w:rFonts w:hint="eastAsia"/>
+          <w:rFonts w:hint="eastAsia" w:eastAsia="黑体"/>
           <w:b/>
           <w:bCs/>
         </w:rPr>
@@ -373,6 +428,7 @@
       </w:r>
       <w:r>
         <w:rPr>
+          <w:rFonts w:eastAsia="黑体"/>
           <w:b/>
           <w:bCs/>
         </w:rPr>
@@ -380,13 +436,13 @@
       </w:r>
       <w:r>
         <w:rPr>
-          <w:rFonts w:hint="eastAsia"/>
+          <w:rFonts w:hint="eastAsia" w:eastAsia="黑体"/>
         </w:rPr>
         <w:t xml:space="preserve">；</w:t>
       </w:r>
       <w:r>
         <w:rPr>
-          <w:rFonts w:hint="eastAsia"/>
+          <w:rFonts w:hint="eastAsia" w:eastAsia="黑体"/>
           <w:b/>
           <w:bCs/>
         </w:rPr>
@@ -394,6 +450,7 @@
       </w:r>
       <w:r>
         <w:rPr>
+          <w:rFonts w:eastAsia="黑体"/>
           <w:b/>
           <w:bCs/>
         </w:rPr>
@@ -401,7 +458,7 @@
       </w:r>
       <w:r>
         <w:rPr>
-          <w:rFonts w:hint="eastAsia"/>
+          <w:rFonts w:hint="eastAsia" w:eastAsia="黑体"/>
           <w:b/>
           <w:bCs/>
         </w:rPr>
@@ -409,12 +466,16 @@
       </w:r>
       <w:r>
         <w:rPr>
+          <w:rFonts w:eastAsia="黑体"/>
           <w:b/>
           <w:bCs/>
         </w:rPr>
         <w:t xml:space="preserve"> GND</w:t>
       </w:r>
       <w:r>
+        <w:rPr>
+          <w:rFonts w:eastAsia="黑体"/>
+        </w:rPr>
         <w:t xml:space="preserve">。</w:t>
       </w:r>
     </w:p>
@@ -422,13 +483,13 @@
       <w:pPr/>
       <w:r>
         <w:rPr>
-          <w:rFonts w:hint="eastAsia"/>
+          <w:rFonts w:hint="eastAsia" w:eastAsia="黑体"/>
         </w:rPr>
         <w:t xml:space="preserve">各元件管脚连接：</w:t>
       </w:r>
       <w:r>
         <w:rPr>
-          <w:rFonts w:hint="eastAsia"/>
+          <w:rFonts w:hint="eastAsia" w:eastAsia="黑体"/>
           <w:b/>
           <w:bCs/>
         </w:rPr>
@@ -436,13 +497,13 @@
       </w:r>
       <w:r>
         <w:rPr>
-          <w:rFonts w:hint="eastAsia"/>
+          <w:rFonts w:hint="eastAsia" w:eastAsia="黑体"/>
         </w:rPr>
         <w:t xml:space="preserve">的馈电端接节点①；</w:t>
       </w:r>
       <w:r>
         <w:rPr>
-          <w:rFonts w:hint="eastAsia"/>
+          <w:rFonts w:hint="eastAsia" w:eastAsia="黑体"/>
           <w:b/>
           <w:bCs/>
         </w:rPr>
@@ -450,13 +511,13 @@
       </w:r>
       <w:r>
         <w:rPr>
-          <w:rFonts w:hint="eastAsia"/>
+          <w:rFonts w:hint="eastAsia" w:eastAsia="黑体"/>
         </w:rPr>
         <w:t xml:space="preserve">一端接节点①、另一端接节点②；</w:t>
       </w:r>
       <w:r>
         <w:rPr>
-          <w:rFonts w:hint="eastAsia"/>
+          <w:rFonts w:hint="eastAsia" w:eastAsia="黑体"/>
           <w:b/>
           <w:bCs/>
         </w:rPr>
@@ -464,54 +525,65 @@
       </w:r>
       <w:r>
         <w:rPr>
-          <w:rFonts w:hint="eastAsia"/>
+          <w:rFonts w:hint="eastAsia" w:eastAsia="黑体"/>
         </w:rPr>
         <w:t xml:space="preserve">的单端脚接节点②、两个差分脚接节点③，且差分走线保持对称；</w:t>
       </w:r>
       <w:r>
         <w:rPr>
+          <w:rFonts w:eastAsia="黑体"/>
           <w:b/>
           <w:bCs/>
         </w:rPr>
         <w:t xml:space="preserve">U1</w:t>
       </w:r>
       <w:r>
+        <w:rPr>
+          <w:rFonts w:eastAsia="黑体"/>
+        </w:rPr>
         <w:t xml:space="preserve"> </w:t>
       </w:r>
       <w:r>
         <w:rPr>
-          <w:rFonts w:hint="eastAsia"/>
+          <w:rFonts w:hint="eastAsia" w:eastAsia="黑体"/>
         </w:rPr>
         <w:t xml:space="preserve">的差分射频脚（RF+/RF−）接节点③，晶振脚（XTAL）接节点④，电源脚（VDD、AVDD）接节点⑤、地脚</w:t>
       </w:r>
       <w:r>
+        <w:rPr>
+          <w:rFonts w:eastAsia="黑体"/>
+        </w:rPr>
         <w:t xml:space="preserve"> GND </w:t>
       </w:r>
       <w:r>
         <w:rPr>
-          <w:rFonts w:hint="eastAsia"/>
+          <w:rFonts w:hint="eastAsia" w:eastAsia="黑体"/>
         </w:rPr>
         <w:t xml:space="preserve">接节点⑥；</w:t>
       </w:r>
       <w:r>
         <w:rPr>
+          <w:rFonts w:eastAsia="黑体"/>
           <w:b/>
           <w:bCs/>
         </w:rPr>
         <w:t xml:space="preserve">Y1</w:t>
       </w:r>
       <w:r>
+        <w:rPr>
+          <w:rFonts w:eastAsia="黑体"/>
+        </w:rPr>
         <w:t xml:space="preserve"> </w:t>
       </w:r>
       <w:r>
         <w:rPr>
-          <w:rFonts w:hint="eastAsia"/>
+          <w:rFonts w:hint="eastAsia" w:eastAsia="黑体"/>
         </w:rPr>
         <w:t xml:space="preserve">两端分别接节点④与负载电容（或地）；</w:t>
       </w:r>
       <w:r>
         <w:rPr>
-          <w:rFonts w:hint="eastAsia"/>
+          <w:rFonts w:hint="eastAsia" w:eastAsia="黑体"/>
           <w:b/>
           <w:bCs/>
         </w:rPr>
@@ -519,7 +591,7 @@
       </w:r>
       <w:r>
         <w:rPr>
-          <w:rFonts w:hint="eastAsia"/>
+          <w:rFonts w:hint="eastAsia" w:eastAsia="黑体"/>
         </w:rPr>
         <w:t xml:space="preserve">跨接在节点⑤与⑥之间。</w:t>
       </w:r>
@@ -528,43 +600,55 @@
       <w:pPr/>
       <w:r>
         <w:rPr>
-          <w:rFonts w:hint="eastAsia"/>
+          <w:rFonts w:hint="eastAsia" w:eastAsia="黑体"/>
         </w:rPr>
         <w:t xml:space="preserve">由此构成”数据经</w:t>
       </w:r>
       <w:r>
+        <w:rPr>
+          <w:rFonts w:eastAsia="黑体"/>
+        </w:rPr>
         <w:t xml:space="preserve"> SoC </w:t>
       </w:r>
       <w:r>
         <w:rPr>
-          <w:rFonts w:hint="eastAsia"/>
+          <w:rFonts w:hint="eastAsia" w:eastAsia="黑体"/>
         </w:rPr>
         <w:t xml:space="preserve">内</w:t>
       </w:r>
       <w:r>
+        <w:rPr>
+          <w:rFonts w:eastAsia="黑体"/>
+        </w:rPr>
         <w:t xml:space="preserve"> DSSS/O-QPSK </w:t>
       </w:r>
       <w:r>
         <w:rPr>
-          <w:rFonts w:hint="eastAsia"/>
+          <w:rFonts w:hint="eastAsia" w:eastAsia="黑体"/>
         </w:rPr>
         <w:t xml:space="preserve">调制、经巴伦与匹配网络辐射</w:t>
       </w:r>
       <w:r>
+        <w:rPr>
+          <w:rFonts w:eastAsia="黑体"/>
+        </w:rPr>
         <w:t xml:space="preserve"> 2.4 GHz </w:t>
       </w:r>
       <w:r>
         <w:rPr>
-          <w:rFonts w:hint="eastAsia"/>
+          <w:rFonts w:hint="eastAsia" w:eastAsia="黑体"/>
         </w:rPr>
         <w:t xml:space="preserve">信号，接收时反向解调”的</w:t>
       </w:r>
       <w:r>
+        <w:rPr>
+          <w:rFonts w:eastAsia="黑体"/>
+        </w:rPr>
         <w:t xml:space="preserve"> IEEE 802.15.4 </w:t>
       </w:r>
       <w:r>
         <w:rPr>
-          <w:rFonts w:hint="eastAsia"/>
+          <w:rFonts w:hint="eastAsia" w:eastAsia="黑体"/>
         </w:rPr>
         <w:t xml:space="preserve">低功耗自组织网状网络收发组态。</w:t>
       </w:r>
@@ -577,7 +661,7 @@
       </w:pPr>
       <w:r>
         <w:rPr>
-          <w:rFonts w:hint="eastAsia"/>
+          <w:rFonts w:hint="eastAsia" w:eastAsia="黑体"/>
         </w:rPr>
         <w:t xml:space="preserve">工作原理</w:t>
       </w:r>
@@ -588,34 +672,43 @@
       </w:pPr>
       <w:r>
         <w:rPr>
-          <w:rFonts w:hint="eastAsia"/>
+          <w:rFonts w:hint="eastAsia" w:eastAsia="黑体"/>
         </w:rPr>
         <w:t xml:space="preserve">节点采用直接序列扩频（DSSS）与</w:t>
       </w:r>
       <w:r>
+        <w:rPr>
+          <w:rFonts w:eastAsia="黑体"/>
+        </w:rPr>
         <w:t xml:space="preserve"> O-QPSK </w:t>
       </w:r>
       <w:r>
         <w:rPr>
-          <w:rFonts w:hint="eastAsia"/>
+          <w:rFonts w:hint="eastAsia" w:eastAsia="黑体"/>
         </w:rPr>
         <w:t xml:space="preserve">调制，按</w:t>
       </w:r>
       <w:r>
+        <w:rPr>
+          <w:rFonts w:eastAsia="黑体"/>
+        </w:rPr>
         <w:t xml:space="preserve"> IEEE 802.15.4 </w:t>
       </w:r>
       <w:r>
         <w:rPr>
-          <w:rFonts w:hint="eastAsia"/>
+          <w:rFonts w:hint="eastAsia" w:eastAsia="黑体"/>
         </w:rPr>
         <w:t xml:space="preserve">规范以固定成帧格式收发短数据包。网络层通过协调器组建</w:t>
       </w:r>
       <w:r>
+        <w:rPr>
+          <w:rFonts w:eastAsia="黑体"/>
+        </w:rPr>
         <w:t xml:space="preserve"> </w:t>
       </w:r>
       <w:r>
         <w:rPr>
-          <w:rFonts w:hint="eastAsia"/>
+          <w:rFonts w:hint="eastAsia" w:eastAsia="黑体"/>
         </w:rPr>
         <w:t xml:space="preserve">PAN，节点以网状（mesh）拓扑多跳转发数据，非活动期进入休眠省电。</w:t>
       </w:r>
@@ -628,7 +721,7 @@
       </w:pPr>
       <w:r>
         <w:rPr>
-          <w:rFonts w:hint="eastAsia"/>
+          <w:rFonts w:hint="eastAsia" w:eastAsia="黑体"/>
         </w:rPr>
         <w:t xml:space="preserve">关键计算公式</w:t>
       </w:r>
@@ -642,16 +735,19 @@
       </w:pPr>
       <w:r>
         <w:rPr>
-          <w:rFonts w:hint="eastAsia"/>
+          <w:rFonts w:hint="eastAsia" w:eastAsia="黑体"/>
         </w:rPr>
         <w:t xml:space="preserve">数据率与符号率关系（4</w:t>
       </w:r>
       <w:r>
+        <w:rPr>
+          <w:rFonts w:eastAsia="黑体"/>
+        </w:rPr>
         <w:t xml:space="preserve"> </w:t>
       </w:r>
       <w:r>
         <w:rPr>
-          <w:rFonts w:hint="eastAsia"/>
+          <w:rFonts w:hint="eastAsia" w:eastAsia="黑体"/>
         </w:rPr>
         <w:t xml:space="preserve">bit/符号）：</w:t>
       </w:r>
@@ -723,7 +819,7 @@
       </w:pPr>
       <w:r>
         <w:rPr>
-          <w:rFonts w:hint="eastAsia"/>
+          <w:rFonts w:hint="eastAsia" w:eastAsia="黑体"/>
         </w:rPr>
         <w:t xml:space="preserve">接收灵敏度：</w:t>
       </w:r>
@@ -852,7 +948,7 @@
       </w:pPr>
       <w:r>
         <w:rPr>
-          <w:rFonts w:hint="eastAsia"/>
+          <w:rFonts w:hint="eastAsia" w:eastAsia="黑体"/>
         </w:rPr>
         <w:t xml:space="preserve">自由空间路径损耗：</w:t>
       </w:r>
@@ -999,7 +1095,7 @@
       </w:pPr>
       <w:r>
         <w:rPr>
-          <w:rFonts w:hint="eastAsia"/>
+          <w:rFonts w:hint="eastAsia" w:eastAsia="黑体"/>
         </w:rPr>
         <w:t xml:space="preserve">平均功耗：</w:t>
       </w:r>
@@ -1225,7 +1321,7 @@
             </w:pPr>
             <w:r>
               <w:rPr>
-                <w:rFonts w:hint="eastAsia"/>
+                <w:rFonts w:hint="eastAsia" w:eastAsia="黑体"/>
               </w:rPr>
               <w:t xml:space="preserve">符号</w:t>
             </w:r>
@@ -1239,7 +1335,7 @@
             </w:pPr>
             <w:r>
               <w:rPr>
-                <w:rFonts w:hint="eastAsia"/>
+                <w:rFonts w:hint="eastAsia" w:eastAsia="黑体"/>
               </w:rPr>
               <w:t xml:space="preserve">含义</w:t>
             </w:r>
@@ -1253,7 +1349,7 @@
             </w:pPr>
             <w:r>
               <w:rPr>
-                <w:rFonts w:hint="eastAsia"/>
+                <w:rFonts w:hint="eastAsia" w:eastAsia="黑体"/>
               </w:rPr>
               <w:t xml:space="preserve">单位</w:t>
             </w:r>
@@ -1282,6 +1378,9 @@
               </m:sSub>
             </m:oMath>
             <w:r>
+              <w:rPr>
+                <w:rFonts w:eastAsia="黑体"/>
+              </w:rPr>
               <w:t xml:space="preserve">​</w:t>
             </w:r>
           </w:p>
@@ -1294,7 +1393,7 @@
             </w:pPr>
             <w:r>
               <w:rPr>
-                <w:rFonts w:hint="eastAsia"/>
+                <w:rFonts w:hint="eastAsia" w:eastAsia="黑体"/>
               </w:rPr>
               <w:t xml:space="preserve">数据率</w:t>
             </w:r>
@@ -1307,6 +1406,9 @@
               <w:pStyle w:val="Compact"/>
             </w:pPr>
             <w:r>
+              <w:rPr>
+                <w:rFonts w:eastAsia="黑体"/>
+              </w:rPr>
               <w:t xml:space="preserve">bit/s</w:t>
             </w:r>
           </w:p>
@@ -1340,6 +1442,9 @@
               </m:sSub>
             </m:oMath>
             <w:r>
+              <w:rPr>
+                <w:rFonts w:eastAsia="黑体"/>
+              </w:rPr>
               <w:t xml:space="preserve">​</w:t>
             </w:r>
           </w:p>
@@ -1352,7 +1457,7 @@
             </w:pPr>
             <w:r>
               <w:rPr>
-                <w:rFonts w:hint="eastAsia"/>
+                <w:rFonts w:hint="eastAsia" w:eastAsia="黑体"/>
               </w:rPr>
               <w:t xml:space="preserve">符号率</w:t>
             </w:r>
@@ -1365,6 +1470,9 @@
               <w:pStyle w:val="Compact"/>
             </w:pPr>
             <w:r>
+              <w:rPr>
+                <w:rFonts w:eastAsia="黑体"/>
+              </w:rPr>
               <w:t xml:space="preserve">symbol/s</w:t>
             </w:r>
           </w:p>
@@ -1383,6 +1491,9 @@
               </m:r>
             </m:oMath>
             <w:r>
+              <w:rPr>
+                <w:rFonts w:eastAsia="黑体"/>
+              </w:rPr>
               <w:t xml:space="preserve">​</w:t>
             </w:r>
           </w:p>
@@ -1395,7 +1506,7 @@
             </w:pPr>
             <w:r>
               <w:rPr>
-                <w:rFonts w:hint="eastAsia"/>
+                <w:rFonts w:hint="eastAsia" w:eastAsia="黑体"/>
               </w:rPr>
               <w:t xml:space="preserve">接收灵敏度</w:t>
             </w:r>
@@ -1408,6 +1519,9 @@
               <w:pStyle w:val="Compact"/>
             </w:pPr>
             <w:r>
+              <w:rPr>
+                <w:rFonts w:eastAsia="黑体"/>
+              </w:rPr>
               <w:t xml:space="preserve">dBm</w:t>
             </w:r>
           </w:p>
@@ -1429,6 +1543,9 @@
               </m:r>
             </m:oMath>
             <w:r>
+              <w:rPr>
+                <w:rFonts w:eastAsia="黑体"/>
+              </w:rPr>
               <w:t xml:space="preserve">​</w:t>
             </w:r>
           </w:p>
@@ -1441,7 +1558,7 @@
             </w:pPr>
             <w:r>
               <w:rPr>
-                <w:rFonts w:hint="eastAsia"/>
+                <w:rFonts w:hint="eastAsia" w:eastAsia="黑体"/>
               </w:rPr>
               <w:t xml:space="preserve">路径损耗</w:t>
             </w:r>
@@ -1454,6 +1571,9 @@
               <w:pStyle w:val="Compact"/>
             </w:pPr>
             <w:r>
+              <w:rPr>
+                <w:rFonts w:eastAsia="黑体"/>
+              </w:rPr>
               <w:t xml:space="preserve">dB</w:t>
             </w:r>
           </w:p>
@@ -1487,6 +1607,9 @@
               </m:sSub>
             </m:oMath>
             <w:r>
+              <w:rPr>
+                <w:rFonts w:eastAsia="黑体"/>
+              </w:rPr>
               <w:t xml:space="preserve">​</w:t>
             </w:r>
           </w:p>
@@ -1499,7 +1622,7 @@
             </w:pPr>
             <w:r>
               <w:rPr>
-                <w:rFonts w:hint="eastAsia"/>
+                <w:rFonts w:hint="eastAsia" w:eastAsia="黑体"/>
               </w:rPr>
               <w:t xml:space="preserve">平均功耗</w:t>
             </w:r>
@@ -1512,6 +1635,9 @@
               <w:pStyle w:val="Compact"/>
             </w:pPr>
             <w:r>
+              <w:rPr>
+                <w:rFonts w:eastAsia="黑体"/>
+              </w:rPr>
               <w:t xml:space="preserve">W</w:t>
             </w:r>
           </w:p>
@@ -1526,7 +1652,7 @@
       </w:pPr>
       <w:r>
         <w:rPr>
-          <w:rFonts w:hint="eastAsia"/>
+          <w:rFonts w:hint="eastAsia" w:eastAsia="黑体"/>
         </w:rPr>
         <w:t xml:space="preserve">元件调整影响</w:t>
       </w:r>
@@ -1541,21 +1667,27 @@
       </w:pPr>
       <w:r>
         <w:rPr>
-          <w:rFonts w:hint="eastAsia"/>
+          <w:rFonts w:hint="eastAsia" w:eastAsia="黑体"/>
           <w:b/>
           <w:bCs/>
         </w:rPr>
         <w:t xml:space="preserve">发射功率增大</w:t>
       </w:r>
       <w:r>
+        <w:rPr>
+          <w:rFonts w:eastAsia="黑体"/>
+        </w:rPr>
         <w:t xml:space="preserve"> </w:t>
       </w:r>
       <w:r>
+        <w:rPr>
+          <w:rFonts w:eastAsia="黑体"/>
+        </w:rPr>
         <w:t xml:space="preserve">→ </w:t>
       </w:r>
       <w:r>
         <w:rPr>
-          <w:rFonts w:hint="eastAsia"/>
+          <w:rFonts w:hint="eastAsia" w:eastAsia="黑体"/>
         </w:rPr>
         <w:t xml:space="preserve">单跳距离增大，但功耗上升、网络干扰增加。</w:t>
       </w:r>
@@ -1570,21 +1702,27 @@
       </w:pPr>
       <w:r>
         <w:rPr>
-          <w:rFonts w:hint="eastAsia"/>
+          <w:rFonts w:hint="eastAsia" w:eastAsia="黑体"/>
           <w:b/>
           <w:bCs/>
         </w:rPr>
         <w:t xml:space="preserve">休眠占空比增大</w:t>
       </w:r>
       <w:r>
+        <w:rPr>
+          <w:rFonts w:eastAsia="黑体"/>
+        </w:rPr>
         <w:t xml:space="preserve"> </w:t>
       </w:r>
       <w:r>
+        <w:rPr>
+          <w:rFonts w:eastAsia="黑体"/>
+        </w:rPr>
         <w:t xml:space="preserve">→ </w:t>
       </w:r>
       <w:r>
         <w:rPr>
-          <w:rFonts w:hint="eastAsia"/>
+          <w:rFonts w:hint="eastAsia" w:eastAsia="黑体"/>
         </w:rPr>
         <w:t xml:space="preserve">功耗降低，但成为路由节点时的转发响应变慢。</w:t>
       </w:r>
@@ -1599,21 +1737,27 @@
       </w:pPr>
       <w:r>
         <w:rPr>
-          <w:rFonts w:hint="eastAsia"/>
+          <w:rFonts w:hint="eastAsia" w:eastAsia="黑体"/>
           <w:b/>
           <w:bCs/>
         </w:rPr>
         <w:t xml:space="preserve">晶振频偏增大</w:t>
       </w:r>
       <w:r>
+        <w:rPr>
+          <w:rFonts w:eastAsia="黑体"/>
+        </w:rPr>
         <w:t xml:space="preserve"> </w:t>
       </w:r>
       <w:r>
+        <w:rPr>
+          <w:rFonts w:eastAsia="黑体"/>
+        </w:rPr>
         <w:t xml:space="preserve">→ </w:t>
       </w:r>
       <w:r>
         <w:rPr>
-          <w:rFonts w:hint="eastAsia"/>
+          <w:rFonts w:hint="eastAsia" w:eastAsia="黑体"/>
         </w:rPr>
         <w:t xml:space="preserve">符号定时误差增大，误包率上升。</w:t>
       </w:r>
@@ -1628,21 +1772,27 @@
       </w:pPr>
       <w:r>
         <w:rPr>
-          <w:rFonts w:hint="eastAsia"/>
+          <w:rFonts w:hint="eastAsia" w:eastAsia="黑体"/>
           <w:b/>
           <w:bCs/>
         </w:rPr>
         <w:t xml:space="preserve">天线匹配失配</w:t>
       </w:r>
       <w:r>
+        <w:rPr>
+          <w:rFonts w:eastAsia="黑体"/>
+        </w:rPr>
         <w:t xml:space="preserve"> </w:t>
       </w:r>
       <w:r>
+        <w:rPr>
+          <w:rFonts w:eastAsia="黑体"/>
+        </w:rPr>
         <w:t xml:space="preserve">→ </w:t>
       </w:r>
       <w:r>
         <w:rPr>
-          <w:rFonts w:hint="eastAsia"/>
+          <w:rFonts w:hint="eastAsia" w:eastAsia="黑体"/>
         </w:rPr>
         <w:t xml:space="preserve">灵敏度与发射效率下降，网络路由不稳定。</w:t>
       </w:r>
@@ -1657,21 +1807,27 @@
       </w:pPr>
       <w:r>
         <w:rPr>
-          <w:rFonts w:hint="eastAsia"/>
+          <w:rFonts w:hint="eastAsia" w:eastAsia="黑体"/>
           <w:b/>
           <w:bCs/>
         </w:rPr>
         <w:t xml:space="preserve">巴伦（Balun）与差分走线失配</w:t>
       </w:r>
       <w:r>
+        <w:rPr>
+          <w:rFonts w:eastAsia="黑体"/>
+        </w:rPr>
         <w:t xml:space="preserve"> </w:t>
       </w:r>
       <w:r>
+        <w:rPr>
+          <w:rFonts w:eastAsia="黑体"/>
+        </w:rPr>
         <w:t xml:space="preserve">→ </w:t>
       </w:r>
       <w:r>
         <w:rPr>
-          <w:rFonts w:hint="eastAsia"/>
+          <w:rFonts w:hint="eastAsia" w:eastAsia="黑体"/>
         </w:rPr>
         <w:t xml:space="preserve">共模抑制变差，辐射性能下降。</w:t>
       </w:r>
@@ -1684,7 +1840,7 @@
       </w:pPr>
       <w:r>
         <w:rPr>
-          <w:rFonts w:hint="eastAsia"/>
+          <w:rFonts w:hint="eastAsia" w:eastAsia="黑体"/>
         </w:rPr>
         <w:t xml:space="preserve">典型参数示例</w:t>
       </w:r>
@@ -1699,11 +1855,14 @@
       </w:pPr>
       <w:r>
         <w:rPr>
-          <w:rFonts w:hint="eastAsia"/>
+          <w:rFonts w:hint="eastAsia" w:eastAsia="黑体"/>
         </w:rPr>
         <w:t xml:space="preserve">取</w:t>
       </w:r>
       <w:r>
+        <w:rPr>
+          <w:rFonts w:eastAsia="黑体"/>
+        </w:rPr>
         <w:t xml:space="preserve"> </w:t>
       </w:r>
       <m:oMath>
@@ -1732,11 +1891,14 @@
       </m:oMath>
       <w:r>
         <w:rPr>
-          <w:rFonts w:hint="eastAsia"/>
+          <w:rFonts w:hint="eastAsia" w:eastAsia="黑体"/>
         </w:rPr>
         <w:t xml:space="preserve">（即</w:t>
       </w:r>
       <w:r>
+        <w:rPr>
+          <w:rFonts w:eastAsia="黑体"/>
+        </w:rPr>
         <w:t xml:space="preserve"> </w:t>
       </w:r>
       <m:oMath>
@@ -1756,7 +1918,7 @@
       </m:oMath>
       <w:r>
         <w:rPr>
-          <w:rFonts w:hint="eastAsia"/>
+          <w:rFonts w:hint="eastAsia" w:eastAsia="黑体"/>
         </w:rPr>
         <w:t xml:space="preserve">）、</w:t>
       </w:r>
@@ -1786,11 +1948,14 @@
       </m:oMath>
       <w:r>
         <w:rPr>
-          <w:rFonts w:hint="eastAsia"/>
+          <w:rFonts w:hint="eastAsia" w:eastAsia="黑体"/>
         </w:rPr>
         <w:t xml:space="preserve">（即</w:t>
       </w:r>
       <w:r>
+        <w:rPr>
+          <w:rFonts w:eastAsia="黑体"/>
+        </w:rPr>
         <w:t xml:space="preserve"> </w:t>
       </w:r>
       <m:oMath>
@@ -1810,7 +1975,7 @@
       </m:oMath>
       <w:r>
         <w:rPr>
-          <w:rFonts w:hint="eastAsia"/>
+          <w:rFonts w:hint="eastAsia" w:eastAsia="黑体"/>
         </w:rPr>
         <w:t xml:space="preserve">）：</w:t>
       </w:r>
@@ -1929,6 +2094,9 @@
         </m:r>
       </m:oMath>
       <w:r>
+        <w:rPr>
+          <w:rFonts w:eastAsia="黑体"/>
+        </w:rPr>
         <w:t xml:space="preserve">。</w:t>
       </w:r>
     </w:p>
@@ -1942,11 +2110,14 @@
       </w:pPr>
       <w:r>
         <w:rPr>
-          <w:rFonts w:hint="eastAsia"/>
+          <w:rFonts w:hint="eastAsia" w:eastAsia="黑体"/>
         </w:rPr>
         <w:t xml:space="preserve">取</w:t>
       </w:r>
       <w:r>
+        <w:rPr>
+          <w:rFonts w:eastAsia="黑体"/>
+        </w:rPr>
         <w:t xml:space="preserve"> </w:t>
       </w:r>
       <m:oMath>
@@ -1990,7 +2161,7 @@
       </m:oMath>
       <w:r>
         <w:rPr>
-          <w:rFonts w:hint="eastAsia"/>
+          <w:rFonts w:hint="eastAsia" w:eastAsia="黑体"/>
         </w:rPr>
         <w:t xml:space="preserve">：</w:t>
       </w:r>
@@ -2064,6 +2235,9 @@
         </m:r>
       </m:oMath>
       <w:r>
+        <w:rPr>
+          <w:rFonts w:eastAsia="黑体"/>
+        </w:rPr>
         <w:t xml:space="preserve">。</w:t>
       </w:r>
     </w:p>
@@ -2075,7 +2249,7 @@
       </w:pPr>
       <w:r>
         <w:rPr>
-          <w:rFonts w:hint="eastAsia"/>
+          <w:rFonts w:hint="eastAsia" w:eastAsia="黑体"/>
         </w:rPr>
         <w:t xml:space="preserve">常见器件型号</w:t>
       </w:r>
@@ -2090,7 +2264,7 @@
       </w:pPr>
       <w:r>
         <w:rPr>
-          <w:rFonts w:hint="eastAsia"/>
+          <w:rFonts w:hint="eastAsia" w:eastAsia="黑体"/>
         </w:rPr>
         <w:t xml:space="preserve">芯片/模组：CC2530、CC2538、CC2652R、EFR32MG21。</w:t>
       </w:r>
@@ -2105,25 +2279,31 @@
       </w:pPr>
       <w:r>
         <w:rPr>
-          <w:rFonts w:hint="eastAsia"/>
+          <w:rFonts w:hint="eastAsia" w:eastAsia="黑体"/>
         </w:rPr>
         <w:t xml:space="preserve">天线：2.4</w:t>
       </w:r>
       <w:r>
+        <w:rPr>
+          <w:rFonts w:eastAsia="黑体"/>
+        </w:rPr>
         <w:t xml:space="preserve"> GHz PCB </w:t>
       </w:r>
       <w:r>
         <w:rPr>
-          <w:rFonts w:hint="eastAsia"/>
+          <w:rFonts w:hint="eastAsia" w:eastAsia="黑体"/>
         </w:rPr>
         <w:t xml:space="preserve">天线、倒</w:t>
       </w:r>
       <w:r>
+        <w:rPr>
+          <w:rFonts w:eastAsia="黑体"/>
+        </w:rPr>
         <w:t xml:space="preserve"> F </w:t>
       </w:r>
       <w:r>
         <w:rPr>
-          <w:rFonts w:hint="eastAsia"/>
+          <w:rFonts w:hint="eastAsia" w:eastAsia="黑体"/>
         </w:rPr>
         <w:t xml:space="preserve">天线（IFA）。</w:t>
       </w:r>
@@ -2136,7 +2316,7 @@
       </w:pPr>
       <w:r>
         <w:rPr>
-          <w:rFonts w:hint="eastAsia"/>
+          <w:rFonts w:hint="eastAsia" w:eastAsia="黑体"/>
         </w:rPr>
         <w:t xml:space="preserve">注意事项</w:t>
       </w:r>
@@ -2150,20 +2330,26 @@
         </w:numPr>
       </w:pPr>
       <w:r>
+        <w:rPr>
+          <w:rFonts w:eastAsia="黑体"/>
+        </w:rPr>
         <w:t xml:space="preserve">2.4 GHz </w:t>
       </w:r>
       <w:r>
         <w:rPr>
-          <w:rFonts w:hint="eastAsia"/>
+          <w:rFonts w:hint="eastAsia" w:eastAsia="黑体"/>
         </w:rPr>
         <w:t xml:space="preserve">频段与</w:t>
       </w:r>
       <w:r>
+        <w:rPr>
+          <w:rFonts w:eastAsia="黑体"/>
+        </w:rPr>
         <w:t xml:space="preserve"> </w:t>
       </w:r>
       <w:r>
         <w:rPr>
-          <w:rFonts w:hint="eastAsia"/>
+          <w:rFonts w:hint="eastAsia" w:eastAsia="黑体"/>
         </w:rPr>
         <w:t xml:space="preserve">WiFi、蓝牙共用，需做信道规划与干扰规避。</w:t>
       </w:r>
@@ -2178,16 +2364,19 @@
       </w:pPr>
       <w:r>
         <w:rPr>
-          <w:rFonts w:hint="eastAsia"/>
+          <w:rFonts w:hint="eastAsia" w:eastAsia="黑体"/>
         </w:rPr>
         <w:t xml:space="preserve">网状网络的节点深度与路由数量影响时延，需控制单</w:t>
       </w:r>
       <w:r>
+        <w:rPr>
+          <w:rFonts w:eastAsia="黑体"/>
+        </w:rPr>
         <w:t xml:space="preserve"> PAN </w:t>
       </w:r>
       <w:r>
         <w:rPr>
-          <w:rFonts w:hint="eastAsia"/>
+          <w:rFonts w:hint="eastAsia" w:eastAsia="黑体"/>
         </w:rPr>
         <w:t xml:space="preserve">规模。</w:t>
       </w:r>
@@ -2202,7 +2391,7 @@
       </w:pPr>
       <w:r>
         <w:rPr>
-          <w:rFonts w:hint="eastAsia"/>
+          <w:rFonts w:hint="eastAsia" w:eastAsia="黑体"/>
         </w:rPr>
         <w:t xml:space="preserve">天线净空区需参考芯片参考布局，金属外壳会显著衰减信号。</w:t>
       </w:r>
@@ -2217,7 +2406,7 @@
       </w:pPr>
       <w:r>
         <w:rPr>
-          <w:rFonts w:hint="eastAsia"/>
+          <w:rFonts w:hint="eastAsia" w:eastAsia="黑体"/>
         </w:rPr>
         <w:t xml:space="preserve">电池供电设备需精确控制休眠唤醒时序以降低平均功耗。</w:t>
       </w:r>
@@ -2230,7 +2419,7 @@
       </w:pPr>
       <w:r>
         <w:rPr>
-          <w:rFonts w:hint="eastAsia"/>
+          <w:rFonts w:hint="eastAsia" w:eastAsia="黑体"/>
         </w:rPr>
         <w:t xml:space="preserve">参考资料</w:t>
       </w:r>
@@ -2244,6 +2433,9 @@
         </w:numPr>
       </w:pPr>
       <w:r>
+        <w:rPr>
+          <w:rFonts w:eastAsia="黑体"/>
+        </w:rPr>
         <w:t xml:space="preserve">Wikipedia: Zigbee。</w:t>
       </w:r>
     </w:p>
@@ -2256,11 +2448,14 @@
         </w:numPr>
       </w:pPr>
       <w:r>
+        <w:rPr>
+          <w:rFonts w:eastAsia="黑体"/>
+        </w:rPr>
         <w:t xml:space="preserve">TI CC2530 </w:t>
       </w:r>
       <w:r>
         <w:rPr>
-          <w:rFonts w:hint="eastAsia"/>
+          <w:rFonts w:hint="eastAsia" w:eastAsia="黑体"/>
         </w:rPr>
         <w:t xml:space="preserve">数据手册与参考设计。</w:t>
       </w:r>
@@ -2274,11 +2469,14 @@
         </w:numPr>
       </w:pPr>
       <w:r>
+        <w:rPr>
+          <w:rFonts w:eastAsia="黑体"/>
+        </w:rPr>
         <w:t xml:space="preserve">IEEE 802.15.4 </w:t>
       </w:r>
       <w:r>
         <w:rPr>
-          <w:rFonts w:hint="eastAsia"/>
+          <w:rFonts w:hint="eastAsia" w:eastAsia="黑体"/>
         </w:rPr>
         <w:t xml:space="preserve">标准。</w:t>
       </w:r>
@@ -2292,11 +2490,11 @@
       </w:pPr>
       <w:r>
         <w:rPr>
-          <w:rFonts w:ascii="Times New Roman" w:hAnsi="Times New Roman"/>
+          <w:rFonts w:ascii="Times New Roman" w:hAnsi="Times New Roman" w:eastAsia="黑体"/>
           <w:color w:val="555555"/>
           <w:sz w:val="21"/>
         </w:rPr>
-        <w:t>材料收集者：杜文杰</w:t>
+        <w:t>材料收集者：杜文杰，WX手机：19519196569，QQ:3478827729</w:t>
       </w:r>
     </w:p>
     <w:sectPr>
@@ -2316,7 +2514,7 @@
 </file>
 
 <file path=word/footer1.xml><?xml version="1.0" encoding="utf-8"?>
-<w:ftr xmlns:m="http://schemas.openxmlformats.org/officeDocument/2006/math" xmlns:mc="http://schemas.openxmlformats.org/markup-compatibility/2006" xmlns:mo="http://schemas.microsoft.com/office/mac/office/2008/main" xmlns:mv="urn:schemas-microsoft-com:mac:vml" xmlns:o="urn:schemas-microsoft-com:office:office" xmlns:r="http://schemas.openxmlformats.org/officeDocument/2006/relationships" xmlns:v="urn:schemas-microsoft-com:vml" xmlns:w10="urn:schemas-microsoft-com:office:word" xmlns:w14="http://schemas.microsoft.com/office/word/2010/wordml" xmlns:w="http://schemas.openxmlformats.org/wordprocessingml/2006/main" xmlns:wne="http://schemas.microsoft.com/office/word/2006/wordml" xmlns:wp14="http://schemas.microsoft.com/office/word/2010/wordprocessingDrawing" xmlns:wp="http://schemas.openxmlformats.org/drawingml/2006/wordprocessingDrawing" xmlns:wpc="http://schemas.microsoft.com/office/word/2010/wordprocessingCanvas" xmlns:wpg="http://schemas.microsoft.com/office/word/2010/wordprocessingGroup" xmlns:wpi="http://schemas.microsoft.com/office/word/2010/wordprocessingInk" xmlns:wps="http://schemas.microsoft.com/office/word/2010/wordprocessingShape" mc:Ignorable="w14 wp14">
+<w:ftr xmlns:mc="http://schemas.openxmlformats.org/markup-compatibility/2006" xmlns:w="http://schemas.openxmlformats.org/wordprocessingml/2006/main" xmlns:m="http://schemas.openxmlformats.org/officeDocument/2006/math" xmlns:mo="http://schemas.microsoft.com/office/mac/office/2008/main" xmlns:mv="urn:schemas-microsoft-com:mac:vml" xmlns:o="urn:schemas-microsoft-com:office:office" xmlns:r="http://schemas.openxmlformats.org/officeDocument/2006/relationships" xmlns:v="urn:schemas-microsoft-com:vml" xmlns:w10="urn:schemas-microsoft-com:office:word" xmlns:w14="http://schemas.microsoft.com/office/word/2010/wordml" xmlns:wne="http://schemas.microsoft.com/office/word/2006/wordml" xmlns:wp14="http://schemas.microsoft.com/office/word/2010/wordprocessingDrawing" xmlns:wp="http://schemas.openxmlformats.org/drawingml/2006/wordprocessingDrawing" xmlns:wpc="http://schemas.microsoft.com/office/word/2010/wordprocessingCanvas" xmlns:wpg="http://schemas.microsoft.com/office/word/2010/wordprocessingGroup" xmlns:wpi="http://schemas.microsoft.com/office/word/2010/wordprocessingInk" xmlns:wps="http://schemas.microsoft.com/office/word/2010/wordprocessingShape" mc:Ignorable="w14 wp14">
   <w:p>
     <w:pPr>
       <w:pStyle w:val="Footer"/>
@@ -2324,12 +2522,14 @@
     </w:pPr>
     <w:r>
       <w:rPr>
+        <w:rFonts w:eastAsia="黑体"/>
         <w:sz w:val="18"/>
       </w:rPr>
       <w:t xml:space="preserve">第 </w:t>
     </w:r>
     <w:r>
       <w:rPr>
+        <w:rFonts w:eastAsia="黑体"/>
         <w:sz w:val="18"/>
       </w:rPr>
       <w:fldChar w:fldCharType="begin"/>
@@ -2338,6 +2538,7 @@
     </w:r>
     <w:r>
       <w:rPr>
+        <w:rFonts w:eastAsia="黑体"/>
         <w:sz w:val="18"/>
       </w:rPr>
       <w:t xml:space="preserve"> 页</w:t>
@@ -2351,6 +2552,9 @@
   <w:footnote w:type="continuationSeparator" w:id="0">
     <w:p>
       <w:r>
+        <w:rPr>
+          <w:rFonts w:eastAsia="黑体"/>
+        </w:rPr>
         <w:continuationSeparator/>
       </w:r>
     </w:p>
@@ -2358,6 +2562,9 @@
   <w:footnote w:type="separator" w:id="-1">
     <w:p>
       <w:r>
+        <w:rPr>
+          <w:rFonts w:eastAsia="黑体"/>
+        </w:rPr>
         <w:separator/>
       </w:r>
     </w:p>
@@ -2366,7 +2573,7 @@
 </file>
 
 <file path=word/header1.xml><?xml version="1.0" encoding="utf-8"?>
-<w:hdr xmlns:m="http://schemas.openxmlformats.org/officeDocument/2006/math" xmlns:mc="http://schemas.openxmlformats.org/markup-compatibility/2006" xmlns:mo="http://schemas.microsoft.com/office/mac/office/2008/main" xmlns:mv="urn:schemas-microsoft-com:mac:vml" xmlns:o="urn:schemas-microsoft-com:office:office" xmlns:r="http://schemas.openxmlformats.org/officeDocument/2006/relationships" xmlns:v="urn:schemas-microsoft-com:vml" xmlns:w10="urn:schemas-microsoft-com:office:word" xmlns:w14="http://schemas.microsoft.com/office/word/2010/wordml" xmlns:w="http://schemas.openxmlformats.org/wordprocessingml/2006/main" xmlns:wne="http://schemas.microsoft.com/office/word/2006/wordml" xmlns:wp14="http://schemas.microsoft.com/office/word/2010/wordprocessingDrawing" xmlns:wp="http://schemas.openxmlformats.org/drawingml/2006/wordprocessingDrawing" xmlns:wpc="http://schemas.microsoft.com/office/word/2010/wordprocessingCanvas" xmlns:wpg="http://schemas.microsoft.com/office/word/2010/wordprocessingGroup" xmlns:wpi="http://schemas.microsoft.com/office/word/2010/wordprocessingInk" xmlns:wps="http://schemas.microsoft.com/office/word/2010/wordprocessingShape" mc:Ignorable="w14 wp14">
+<w:hdr xmlns:mc="http://schemas.openxmlformats.org/markup-compatibility/2006" xmlns:w="http://schemas.openxmlformats.org/wordprocessingml/2006/main" xmlns:m="http://schemas.openxmlformats.org/officeDocument/2006/math" xmlns:mo="http://schemas.microsoft.com/office/mac/office/2008/main" xmlns:mv="urn:schemas-microsoft-com:mac:vml" xmlns:o="urn:schemas-microsoft-com:office:office" xmlns:r="http://schemas.openxmlformats.org/officeDocument/2006/relationships" xmlns:v="urn:schemas-microsoft-com:vml" xmlns:w10="urn:schemas-microsoft-com:office:word" xmlns:w14="http://schemas.microsoft.com/office/word/2010/wordml" xmlns:wne="http://schemas.microsoft.com/office/word/2006/wordml" xmlns:wp14="http://schemas.microsoft.com/office/word/2010/wordprocessingDrawing" xmlns:wp="http://schemas.openxmlformats.org/drawingml/2006/wordprocessingDrawing" xmlns:wpc="http://schemas.microsoft.com/office/word/2010/wordprocessingCanvas" xmlns:wpg="http://schemas.microsoft.com/office/word/2010/wordprocessingGroup" xmlns:wpi="http://schemas.microsoft.com/office/word/2010/wordprocessingInk" xmlns:wps="http://schemas.microsoft.com/office/word/2010/wordprocessingShape" mc:Ignorable="w14 wp14">
   <w:p>
     <w:pPr>
       <w:pStyle w:val="Header"/>
@@ -2374,7 +2581,7 @@
     </w:pPr>
     <w:r>
       <w:rPr>
-        <w:rFonts w:ascii="Times New Roman" w:hAnsi="Times New Roman"/>
+        <w:rFonts w:ascii="Times New Roman" w:hAnsi="Times New Roman" w:eastAsia="黑体"/>
         <w:sz w:val="18"/>
         <w:rFonts w:eastAsia="黑体"/>
         <w:rFonts w:eastAsia="黑体"/>
@@ -2386,7 +2593,7 @@
 </file>
 
 <file path=word/numbering.xml><?xml version="1.0" encoding="utf-8"?>
-<w:numbering xmlns:m="http://schemas.openxmlformats.org/officeDocument/2006/math" xmlns:mc="http://schemas.openxmlformats.org/markup-compatibility/2006" xmlns:mo="http://schemas.microsoft.com/office/mac/office/2008/main" xmlns:mv="urn:schemas-microsoft-com:mac:vml" xmlns:o="urn:schemas-microsoft-com:office:office" xmlns:r="http://schemas.openxmlformats.org/officeDocument/2006/relationships" xmlns:v="urn:schemas-microsoft-com:vml" xmlns:w="http://schemas.openxmlformats.org/wordprocessingml/2006/main" xmlns:w10="urn:schemas-microsoft-com:office:word" xmlns:w14="http://schemas.microsoft.com/office/word/2010/wordml" xmlns:wne="http://schemas.microsoft.com/office/word/2006/wordml" xmlns:wp="http://schemas.openxmlformats.org/drawingml/2006/wordprocessingDrawing" xmlns:wp14="http://schemas.microsoft.com/office/word/2010/wordprocessingDrawing" xmlns:wpc="http://schemas.microsoft.com/office/word/2010/wordprocessingCanvas" xmlns:wpg="http://schemas.microsoft.com/office/word/2010/wordprocessingGroup" xmlns:wpi="http://schemas.microsoft.com/office/word/2010/wordprocessingInk" xmlns:wps="http://schemas.microsoft.com/office/word/2010/wordprocessingShape" mc:Ignorable="w14 wp14">
+<w:numbering xmlns:mc="http://schemas.openxmlformats.org/markup-compatibility/2006" xmlns:w="http://schemas.openxmlformats.org/wordprocessingml/2006/main" xmlns:m="http://schemas.openxmlformats.org/officeDocument/2006/math" xmlns:mo="http://schemas.microsoft.com/office/mac/office/2008/main" xmlns:mv="urn:schemas-microsoft-com:mac:vml" xmlns:o="urn:schemas-microsoft-com:office:office" xmlns:r="http://schemas.openxmlformats.org/officeDocument/2006/relationships" xmlns:v="urn:schemas-microsoft-com:vml" xmlns:w10="urn:schemas-microsoft-com:office:word" xmlns:w14="http://schemas.microsoft.com/office/word/2010/wordml" xmlns:wne="http://schemas.microsoft.com/office/word/2006/wordml" xmlns:wp="http://schemas.openxmlformats.org/drawingml/2006/wordprocessingDrawing" xmlns:wp14="http://schemas.microsoft.com/office/word/2010/wordprocessingDrawing" xmlns:wpc="http://schemas.microsoft.com/office/word/2010/wordprocessingCanvas" xmlns:wpg="http://schemas.microsoft.com/office/word/2010/wordprocessingGroup" xmlns:wpi="http://schemas.microsoft.com/office/word/2010/wordprocessingInk" xmlns:wps="http://schemas.microsoft.com/office/word/2010/wordprocessingShape" mc:Ignorable="w14 wp14">
   <w:abstractNum w:abstractNumId="0">
     <w:nsid w:val="FFFFFF7C"/>
     <w:multiLevelType w:val="singleLevel"/>
@@ -2473,7 +2680,7 @@
         <w:ind w:hanging="360" w:left="1440"/>
       </w:pPr>
       <w:rPr>
-        <w:rFonts w:ascii="Symbol" w:hAnsi="Symbol" w:hint="default"/>
+        <w:rFonts w:ascii="Symbol" w:hAnsi="Symbol" w:hint="default" w:eastAsia="黑体"/>
       </w:rPr>
     </w:lvl>
   </w:abstractNum>
@@ -2494,7 +2701,7 @@
         <w:ind w:hanging="360" w:left="1080"/>
       </w:pPr>
       <w:rPr>
-        <w:rFonts w:ascii="Symbol" w:hAnsi="Symbol" w:hint="default"/>
+        <w:rFonts w:ascii="Symbol" w:hAnsi="Symbol" w:hint="default" w:eastAsia="黑体"/>
       </w:rPr>
     </w:lvl>
   </w:abstractNum>
@@ -2515,7 +2722,7 @@
         <w:ind w:hanging="360" w:left="720"/>
       </w:pPr>
       <w:rPr>
-        <w:rFonts w:ascii="Symbol" w:hAnsi="Symbol" w:hint="default"/>
+        <w:rFonts w:ascii="Symbol" w:hAnsi="Symbol" w:hint="default" w:eastAsia="黑体"/>
       </w:rPr>
     </w:lvl>
   </w:abstractNum>
@@ -2554,7 +2761,7 @@
         <w:ind w:hanging="360" w:left="360"/>
       </w:pPr>
       <w:rPr>
-        <w:rFonts w:ascii="Symbol" w:hAnsi="Symbol" w:hint="default"/>
+        <w:rFonts w:ascii="Symbol" w:hAnsi="Symbol" w:hint="default" w:eastAsia="黑体"/>
       </w:rPr>
     </w:lvl>
   </w:abstractNum>
@@ -2645,7 +2852,7 @@
         <w:ind w:left="720" w:hanging="360"/>
       </w:pPr>
       <w:rPr>
-        <w:rFonts w:ascii="Symbol" w:hAnsi="Symbol" w:cs="Symbol" w:hint="default"/>
+        <w:rFonts w:ascii="Symbol" w:hAnsi="Symbol" w:cs="Symbol" w:hint="default" w:eastAsia="黑体"/>
       </w:rPr>
     </w:lvl>
     <w:lvl w:ilvl="1">
@@ -2656,7 +2863,7 @@
         <w:ind w:left="1440" w:hanging="360"/>
       </w:pPr>
       <w:rPr>
-        <w:rFonts w:ascii="Courier New" w:hAnsi="Courier New" w:cs="Courier New" w:hint="default"/>
+        <w:rFonts w:ascii="Courier New" w:hAnsi="Courier New" w:cs="Courier New" w:hint="default" w:eastAsia="黑体"/>
       </w:rPr>
     </w:lvl>
     <w:lvl w:ilvl="2">
@@ -2667,7 +2874,7 @@
         <w:ind w:left="2160" w:hanging="360"/>
       </w:pPr>
       <w:rPr>
-        <w:rFonts w:ascii="Wingdings" w:hAnsi="Wingdings" w:cs="Wingdings" w:hint="default"/>
+        <w:rFonts w:ascii="Wingdings" w:hAnsi="Wingdings" w:cs="Wingdings" w:hint="default" w:eastAsia="黑体"/>
       </w:rPr>
     </w:lvl>
     <w:lvl w:ilvl="3">
@@ -2678,7 +2885,7 @@
         <w:ind w:left="2880" w:hanging="360"/>
       </w:pPr>
       <w:rPr>
-        <w:rFonts w:ascii="Symbol" w:hAnsi="Symbol" w:cs="Symbol" w:hint="default"/>
+        <w:rFonts w:ascii="Symbol" w:hAnsi="Symbol" w:cs="Symbol" w:hint="default" w:eastAsia="黑体"/>
       </w:rPr>
     </w:lvl>
     <w:lvl w:ilvl="4">
@@ -2689,7 +2896,7 @@
         <w:ind w:left="3600" w:hanging="360"/>
       </w:pPr>
       <w:rPr>
-        <w:rFonts w:ascii="Courier New" w:hAnsi="Courier New" w:cs="Courier New" w:hint="default"/>
+        <w:rFonts w:ascii="Courier New" w:hAnsi="Courier New" w:cs="Courier New" w:hint="default" w:eastAsia="黑体"/>
       </w:rPr>
     </w:lvl>
     <w:lvl w:ilvl="5">
@@ -2700,7 +2907,7 @@
         <w:ind w:left="4320" w:hanging="360"/>
       </w:pPr>
       <w:rPr>
-        <w:rFonts w:ascii="Wingdings" w:hAnsi="Wingdings" w:cs="Wingdings" w:hint="default"/>
+        <w:rFonts w:ascii="Wingdings" w:hAnsi="Wingdings" w:cs="Wingdings" w:hint="default" w:eastAsia="黑体"/>
       </w:rPr>
     </w:lvl>
     <w:lvl w:ilvl="6">
@@ -2711,7 +2918,7 @@
         <w:ind w:left="5040" w:hanging="360"/>
       </w:pPr>
       <w:rPr>
-        <w:rFonts w:ascii="Symbol" w:hAnsi="Symbol" w:cs="Symbol" w:hint="default"/>
+        <w:rFonts w:ascii="Symbol" w:hAnsi="Symbol" w:cs="Symbol" w:hint="default" w:eastAsia="黑体"/>
       </w:rPr>
     </w:lvl>
     <w:lvl w:ilvl="7">
@@ -2722,7 +2929,7 @@
         <w:ind w:left="5760" w:hanging="360"/>
       </w:pPr>
       <w:rPr>
-        <w:rFonts w:ascii="Courier New" w:hAnsi="Courier New" w:cs="Courier New" w:hint="default"/>
+        <w:rFonts w:ascii="Courier New" w:hAnsi="Courier New" w:cs="Courier New" w:hint="default" w:eastAsia="黑体"/>
       </w:rPr>
     </w:lvl>
     <w:lvl w:ilvl="8">
@@ -2733,7 +2940,7 @@
         <w:ind w:left="6480" w:hanging="360"/>
       </w:pPr>
       <w:rPr>
-        <w:rFonts w:ascii="Wingdings" w:hAnsi="Wingdings" w:cs="Wingdings" w:hint="default"/>
+        <w:rFonts w:ascii="Wingdings" w:hAnsi="Wingdings" w:cs="Wingdings" w:hint="default" w:eastAsia="黑体"/>
       </w:rPr>
     </w:lvl>
   </w:abstractNum>
@@ -2789,11 +2996,11 @@
 </file>
 
 <file path=word/styles.xml><?xml version="1.0" encoding="utf-8"?>
-<w:styles xmlns:mc="http://schemas.openxmlformats.org/markup-compatibility/2006" xmlns:r="http://schemas.openxmlformats.org/officeDocument/2006/relationships" xmlns:w="http://schemas.openxmlformats.org/wordprocessingml/2006/main" xmlns:w14="http://schemas.microsoft.com/office/word/2010/wordml" mc:Ignorable="w14">
+<w:styles xmlns:mc="http://schemas.openxmlformats.org/markup-compatibility/2006" xmlns:w="http://schemas.openxmlformats.org/wordprocessingml/2006/main" xmlns:r="http://schemas.openxmlformats.org/officeDocument/2006/relationships" xmlns:w14="http://schemas.microsoft.com/office/word/2010/wordml" mc:Ignorable="w14">
   <w:docDefaults>
     <w:rPrDefault>
       <w:rPr>
-        <w:rFonts w:asciiTheme="minorHAnsi" w:cstheme="minorBidi" w:eastAsiaTheme="minorEastAsia" w:hAnsiTheme="minorHAnsi"/>
+        <w:rFonts w:asciiTheme="minorHAnsi" w:cstheme="minorBidi" w:hAnsiTheme="minorHAnsi" w:eastAsia="黑体"/>
         <w:sz w:val="22"/>
         <w:szCs w:val="22"/>
         <w:lang w:bidi="ar-SA" w:eastAsia="en-US" w:val="en-US"/>
@@ -3015,7 +3222,7 @@
       <w:outlineLvl w:val="0"/>
     </w:pPr>
     <w:rPr>
-      <w:rFonts w:ascii="Times New Roman" w:asciiTheme="majorHAnsi" w:cstheme="majorBidi" w:eastAsia="黑体" w:eastAsiaTheme="majorEastAsia" w:hAnsi="Times New Roman" w:hAnsiTheme="majorHAnsi"/>
+      <w:rFonts w:ascii="Times New Roman" w:asciiTheme="majorHAnsi" w:cstheme="majorBidi" w:eastAsia="黑体" w:hAnsi="Times New Roman" w:hAnsiTheme="majorHAnsi"/>
       <w:b/>
       <w:bCs/>
       <w:color w:val="1F3864"/>
@@ -3039,7 +3246,7 @@
       <w:outlineLvl w:val="1"/>
     </w:pPr>
     <w:rPr>
-      <w:rFonts w:ascii="Times New Roman" w:asciiTheme="majorHAnsi" w:cstheme="majorBidi" w:eastAsia="黑体" w:eastAsiaTheme="majorEastAsia" w:hAnsi="Times New Roman" w:hAnsiTheme="majorHAnsi"/>
+      <w:rFonts w:ascii="Times New Roman" w:asciiTheme="majorHAnsi" w:cstheme="majorBidi" w:eastAsia="黑体" w:hAnsi="Times New Roman" w:hAnsiTheme="majorHAnsi"/>
       <w:b/>
       <w:bCs/>
       <w:color w:val="2E4E7E"/>
@@ -3063,7 +3270,7 @@
       <w:outlineLvl w:val="2"/>
     </w:pPr>
     <w:rPr>
-      <w:rFonts w:ascii="Times New Roman" w:asciiTheme="majorHAnsi" w:cstheme="majorBidi" w:eastAsia="黑体" w:eastAsiaTheme="majorEastAsia" w:hAnsi="Times New Roman" w:hAnsiTheme="majorHAnsi"/>
+      <w:rFonts w:ascii="Times New Roman" w:asciiTheme="majorHAnsi" w:cstheme="majorBidi" w:eastAsia="黑体" w:hAnsi="Times New Roman" w:hAnsiTheme="majorHAnsi"/>
       <w:b/>
       <w:bCs/>
       <w:color w:val="2E4E7E"/>
@@ -3087,7 +3294,7 @@
       <w:outlineLvl w:val="3"/>
     </w:pPr>
     <w:rPr>
-      <w:rFonts w:ascii="Times New Roman" w:asciiTheme="majorHAnsi" w:cstheme="majorBidi" w:eastAsia="黑体" w:eastAsiaTheme="majorEastAsia" w:hAnsi="Times New Roman" w:hAnsiTheme="majorHAnsi"/>
+      <w:rFonts w:ascii="Times New Roman" w:asciiTheme="majorHAnsi" w:cstheme="majorBidi" w:eastAsia="黑体" w:hAnsi="Times New Roman" w:hAnsiTheme="majorHAnsi"/>
       <w:b/>
       <w:bCs/>
       <w:i/>
@@ -3113,7 +3320,7 @@
       <w:outlineLvl w:val="4"/>
     </w:pPr>
     <w:rPr>
-      <w:rFonts w:ascii="Times New Roman" w:asciiTheme="majorHAnsi" w:cstheme="majorBidi" w:eastAsia="黑体" w:eastAsiaTheme="majorEastAsia" w:hAnsi="Times New Roman" w:hAnsiTheme="majorHAnsi"/>
+      <w:rFonts w:ascii="Times New Roman" w:asciiTheme="majorHAnsi" w:cstheme="majorBidi" w:eastAsia="黑体" w:hAnsi="Times New Roman" w:hAnsiTheme="majorHAnsi"/>
       <w:b/>
       <w:color w:val="333333"/>
       <w:sz w:val="22"/>
@@ -3136,7 +3343,7 @@
       <w:outlineLvl w:val="5"/>
     </w:pPr>
     <w:rPr>
-      <w:rFonts w:asciiTheme="majorHAnsi" w:cstheme="majorBidi" w:eastAsiaTheme="majorEastAsia" w:hAnsiTheme="majorHAnsi"/>
+      <w:rFonts w:asciiTheme="majorHAnsi" w:cstheme="majorBidi" w:hAnsiTheme="majorHAnsi" w:eastAsia="黑体"/>
       <w:i/>
       <w:iCs/>
       <w:color w:themeColor="accent1" w:themeShade="7F" w:val="243F60"/>
@@ -3159,7 +3366,7 @@
       <w:outlineLvl w:val="6"/>
     </w:pPr>
     <w:rPr>
-      <w:rFonts w:asciiTheme="majorHAnsi" w:cstheme="majorBidi" w:eastAsiaTheme="majorEastAsia" w:hAnsiTheme="majorHAnsi"/>
+      <w:rFonts w:asciiTheme="majorHAnsi" w:cstheme="majorBidi" w:hAnsiTheme="majorHAnsi" w:eastAsia="黑体"/>
       <w:i/>
       <w:iCs/>
       <w:color w:themeColor="text1" w:themeTint="BF" w:val="404040"/>
@@ -3182,7 +3389,7 @@
       <w:outlineLvl w:val="7"/>
     </w:pPr>
     <w:rPr>
-      <w:rFonts w:asciiTheme="majorHAnsi" w:cstheme="majorBidi" w:eastAsiaTheme="majorEastAsia" w:hAnsiTheme="majorHAnsi"/>
+      <w:rFonts w:asciiTheme="majorHAnsi" w:cstheme="majorBidi" w:hAnsiTheme="majorHAnsi" w:eastAsia="黑体"/>
       <w:color w:themeColor="accent1" w:val="4F81BD"/>
       <w:sz w:val="20"/>
       <w:szCs w:val="20"/>
@@ -3205,7 +3412,7 @@
       <w:outlineLvl w:val="8"/>
     </w:pPr>
     <w:rPr>
-      <w:rFonts w:asciiTheme="majorHAnsi" w:cstheme="majorBidi" w:eastAsiaTheme="majorEastAsia" w:hAnsiTheme="majorHAnsi"/>
+      <w:rFonts w:asciiTheme="majorHAnsi" w:cstheme="majorBidi" w:hAnsiTheme="majorHAnsi" w:eastAsia="黑体"/>
       <w:i/>
       <w:iCs/>
       <w:color w:themeColor="text1" w:themeTint="BF" w:val="404040"/>
@@ -3256,7 +3463,7 @@
     <w:uiPriority w:val="9"/>
     <w:rsid w:val="00FC693F"/>
     <w:rPr>
-      <w:rFonts w:asciiTheme="majorHAnsi" w:cstheme="majorBidi" w:eastAsiaTheme="majorEastAsia" w:hAnsiTheme="majorHAnsi"/>
+      <w:rFonts w:asciiTheme="majorHAnsi" w:cstheme="majorBidi" w:hAnsiTheme="majorHAnsi" w:eastAsia="黑体"/>
       <w:b/>
       <w:bCs/>
       <w:color w:themeColor="accent1" w:themeShade="BF" w:val="365F91"/>
@@ -3271,7 +3478,7 @@
     <w:uiPriority w:val="9"/>
     <w:rsid w:val="00FC693F"/>
     <w:rPr>
-      <w:rFonts w:asciiTheme="majorHAnsi" w:cstheme="majorBidi" w:eastAsiaTheme="majorEastAsia" w:hAnsiTheme="majorHAnsi"/>
+      <w:rFonts w:asciiTheme="majorHAnsi" w:cstheme="majorBidi" w:hAnsiTheme="majorHAnsi" w:eastAsia="黑体"/>
       <w:b/>
       <w:bCs/>
       <w:color w:themeColor="accent1" w:val="4F81BD"/>
@@ -3286,7 +3493,7 @@
     <w:uiPriority w:val="9"/>
     <w:rsid w:val="00FC693F"/>
     <w:rPr>
-      <w:rFonts w:asciiTheme="majorHAnsi" w:cstheme="majorBidi" w:eastAsiaTheme="majorEastAsia" w:hAnsiTheme="majorHAnsi"/>
+      <w:rFonts w:asciiTheme="majorHAnsi" w:cstheme="majorBidi" w:hAnsiTheme="majorHAnsi" w:eastAsia="黑体"/>
       <w:b/>
       <w:bCs/>
       <w:color w:themeColor="accent1" w:val="4F81BD"/>
@@ -3309,7 +3516,7 @@
       <w:contextualSpacing/>
     </w:pPr>
     <w:rPr>
-      <w:rFonts w:ascii="Times New Roman" w:asciiTheme="majorHAnsi" w:cstheme="majorBidi" w:eastAsia="黑体" w:eastAsiaTheme="majorEastAsia" w:hAnsi="Times New Roman" w:hAnsiTheme="majorHAnsi"/>
+      <w:rFonts w:ascii="Times New Roman" w:asciiTheme="majorHAnsi" w:cstheme="majorBidi" w:eastAsia="黑体" w:hAnsi="Times New Roman" w:hAnsiTheme="majorHAnsi"/>
       <w:b/>
       <w:color w:val="1F3864"/>
       <w:spacing w:val="5"/>
@@ -3325,7 +3532,7 @@
     <w:uiPriority w:val="10"/>
     <w:rsid w:val="00FC693F"/>
     <w:rPr>
-      <w:rFonts w:asciiTheme="majorHAnsi" w:cstheme="majorBidi" w:eastAsiaTheme="majorEastAsia" w:hAnsiTheme="majorHAnsi"/>
+      <w:rFonts w:asciiTheme="majorHAnsi" w:cstheme="majorBidi" w:hAnsiTheme="majorHAnsi" w:eastAsia="黑体"/>
       <w:color w:themeColor="text2" w:themeShade="BF" w:val="17365D"/>
       <w:spacing w:val="5"/>
       <w:kern w:val="28"/>
@@ -3347,7 +3554,7 @@
       </w:numPr>
     </w:pPr>
     <w:rPr>
-      <w:rFonts w:asciiTheme="majorHAnsi" w:cstheme="majorBidi" w:eastAsiaTheme="majorEastAsia" w:hAnsiTheme="majorHAnsi"/>
+      <w:rFonts w:asciiTheme="majorHAnsi" w:cstheme="majorBidi" w:hAnsiTheme="majorHAnsi" w:eastAsia="黑体"/>
       <w:i/>
       <w:iCs/>
       <w:color w:themeColor="accent1" w:val="4F81BD"/>
@@ -3363,7 +3570,7 @@
     <w:uiPriority w:val="11"/>
     <w:rsid w:val="00FC693F"/>
     <w:rPr>
-      <w:rFonts w:asciiTheme="majorHAnsi" w:cstheme="majorBidi" w:eastAsiaTheme="majorEastAsia" w:hAnsiTheme="majorHAnsi"/>
+      <w:rFonts w:asciiTheme="majorHAnsi" w:cstheme="majorBidi" w:hAnsiTheme="majorHAnsi" w:eastAsia="黑体"/>
       <w:i/>
       <w:iCs/>
       <w:color w:themeColor="accent1" w:val="4F81BD"/>
@@ -3430,6 +3637,7 @@
       <w:spacing w:after="120"/>
     </w:pPr>
     <w:rPr>
+      <w:rFonts w:eastAsia="黑体"/>
       <w:sz w:val="16"/>
       <w:szCs w:val="16"/>
     </w:rPr>
@@ -3441,6 +3649,7 @@
     <w:uiPriority w:val="99"/>
     <w:rsid w:val="00AA1D8D"/>
     <w:rPr>
+      <w:rFonts w:eastAsia="黑体"/>
       <w:sz w:val="16"/>
       <w:szCs w:val="16"/>
     </w:rPr>
@@ -3610,7 +3819,7 @@
       </w:tabs>
     </w:pPr>
     <w:rPr>
-      <w:rFonts w:ascii="Courier" w:hAnsi="Courier"/>
+      <w:rFonts w:ascii="Courier" w:hAnsi="Courier" w:eastAsia="黑体"/>
       <w:sz w:val="20"/>
       <w:szCs w:val="20"/>
     </w:rPr>
@@ -3622,7 +3831,7 @@
     <w:uiPriority w:val="99"/>
     <w:rsid w:val="0029639D"/>
     <w:rPr>
-      <w:rFonts w:ascii="Courier" w:hAnsi="Courier"/>
+      <w:rFonts w:ascii="Courier" w:hAnsi="Courier" w:eastAsia="黑体"/>
       <w:sz w:val="20"/>
       <w:szCs w:val="20"/>
     </w:rPr>
@@ -3658,6 +3867,7 @@
     <w:uiPriority w:val="29"/>
     <w:rsid w:val="00FC693F"/>
     <w:rPr>
+      <w:rFonts w:eastAsia="黑体"/>
       <w:i/>
       <w:iCs/>
       <w:color w:themeColor="text1" w:val="000000"/>
@@ -3671,7 +3881,7 @@
     <w:semiHidden/>
     <w:rsid w:val="00FC693F"/>
     <w:rPr>
-      <w:rFonts w:asciiTheme="majorHAnsi" w:cstheme="majorBidi" w:eastAsiaTheme="majorEastAsia" w:hAnsiTheme="majorHAnsi"/>
+      <w:rFonts w:asciiTheme="majorHAnsi" w:cstheme="majorBidi" w:hAnsiTheme="majorHAnsi" w:eastAsia="黑体"/>
       <w:b/>
       <w:bCs/>
       <w:i/>
@@ -3687,7 +3897,7 @@
     <w:semiHidden/>
     <w:rsid w:val="00FC693F"/>
     <w:rPr>
-      <w:rFonts w:asciiTheme="majorHAnsi" w:cstheme="majorBidi" w:eastAsiaTheme="majorEastAsia" w:hAnsiTheme="majorHAnsi"/>
+      <w:rFonts w:asciiTheme="majorHAnsi" w:cstheme="majorBidi" w:hAnsiTheme="majorHAnsi" w:eastAsia="黑体"/>
       <w:color w:themeColor="accent1" w:themeShade="7F" w:val="243F60"/>
     </w:rPr>
   </w:style>
@@ -3699,7 +3909,7 @@
     <w:semiHidden/>
     <w:rsid w:val="00FC693F"/>
     <w:rPr>
-      <w:rFonts w:asciiTheme="majorHAnsi" w:cstheme="majorBidi" w:eastAsiaTheme="majorEastAsia" w:hAnsiTheme="majorHAnsi"/>
+      <w:rFonts w:asciiTheme="majorHAnsi" w:cstheme="majorBidi" w:hAnsiTheme="majorHAnsi" w:eastAsia="黑体"/>
       <w:i/>
       <w:iCs/>
       <w:color w:themeColor="accent1" w:themeShade="7F" w:val="243F60"/>
@@ -3713,7 +3923,7 @@
     <w:semiHidden/>
     <w:rsid w:val="00FC693F"/>
     <w:rPr>
-      <w:rFonts w:asciiTheme="majorHAnsi" w:cstheme="majorBidi" w:eastAsiaTheme="majorEastAsia" w:hAnsiTheme="majorHAnsi"/>
+      <w:rFonts w:asciiTheme="majorHAnsi" w:cstheme="majorBidi" w:hAnsiTheme="majorHAnsi" w:eastAsia="黑体"/>
       <w:i/>
       <w:iCs/>
       <w:color w:themeColor="text1" w:themeTint="BF" w:val="404040"/>
@@ -3727,7 +3937,7 @@
     <w:semiHidden/>
     <w:rsid w:val="00FC693F"/>
     <w:rPr>
-      <w:rFonts w:asciiTheme="majorHAnsi" w:cstheme="majorBidi" w:eastAsiaTheme="majorEastAsia" w:hAnsiTheme="majorHAnsi"/>
+      <w:rFonts w:asciiTheme="majorHAnsi" w:cstheme="majorBidi" w:hAnsiTheme="majorHAnsi" w:eastAsia="黑体"/>
       <w:color w:themeColor="accent1" w:val="4F81BD"/>
       <w:sz w:val="20"/>
       <w:szCs w:val="20"/>
@@ -3741,7 +3951,7 @@
     <w:semiHidden/>
     <w:rsid w:val="00FC693F"/>
     <w:rPr>
-      <w:rFonts w:asciiTheme="majorHAnsi" w:cstheme="majorBidi" w:eastAsiaTheme="majorEastAsia" w:hAnsiTheme="majorHAnsi"/>
+      <w:rFonts w:asciiTheme="majorHAnsi" w:cstheme="majorBidi" w:hAnsiTheme="majorHAnsi" w:eastAsia="黑体"/>
       <w:i/>
       <w:iCs/>
       <w:color w:themeColor="text1" w:themeTint="BF" w:val="404040"/>
@@ -3762,6 +3972,7 @@
       <w:spacing w:line="240" w:lineRule="auto"/>
     </w:pPr>
     <w:rPr>
+      <w:rFonts w:eastAsia="黑体"/>
       <w:b/>
       <w:bCs/>
       <w:color w:themeColor="accent1" w:val="4F81BD"/>
@@ -3776,6 +3987,7 @@
     <w:qFormat/>
     <w:rsid w:val="00FC693F"/>
     <w:rPr>
+      <w:rFonts w:eastAsia="黑体"/>
       <w:b/>
       <w:bCs/>
     </w:rPr>
@@ -3787,6 +3999,7 @@
     <w:qFormat/>
     <w:rsid w:val="00FC693F"/>
     <w:rPr>
+      <w:rFonts w:eastAsia="黑体"/>
       <w:i/>
       <w:iCs/>
     </w:rPr>
@@ -3807,6 +4020,7 @@
       <w:ind w:left="936" w:right="936"/>
     </w:pPr>
     <w:rPr>
+      <w:rFonts w:eastAsia="黑体"/>
       <w:b/>
       <w:bCs/>
       <w:i/>
@@ -3821,6 +4035,7 @@
     <w:uiPriority w:val="30"/>
     <w:rsid w:val="00FC693F"/>
     <w:rPr>
+      <w:rFonts w:eastAsia="黑体"/>
       <w:b/>
       <w:bCs/>
       <w:i/>
@@ -3835,6 +4050,7 @@
     <w:qFormat/>
     <w:rsid w:val="00FC693F"/>
     <w:rPr>
+      <w:rFonts w:eastAsia="黑体"/>
       <w:i/>
       <w:iCs/>
       <w:color w:themeColor="text1" w:themeTint="7F" w:val="808080"/>
@@ -3847,6 +4063,7 @@
     <w:qFormat/>
     <w:rsid w:val="00FC693F"/>
     <w:rPr>
+      <w:rFonts w:eastAsia="黑体"/>
       <w:b/>
       <w:bCs/>
       <w:i/>
@@ -3861,6 +4078,7 @@
     <w:qFormat/>
     <w:rsid w:val="00FC693F"/>
     <w:rPr>
+      <w:rFonts w:eastAsia="黑体"/>
       <w:smallCaps/>
       <w:color w:themeColor="accent2" w:val="C0504D"/>
       <w:u w:val="single"/>
@@ -3873,6 +4091,7 @@
     <w:qFormat/>
     <w:rsid w:val="00FC693F"/>
     <w:rPr>
+      <w:rFonts w:eastAsia="黑体"/>
       <w:b/>
       <w:bCs/>
       <w:smallCaps/>
@@ -3888,6 +4107,7 @@
     <w:qFormat/>
     <w:rsid w:val="00FC693F"/>
     <w:rPr>
+      <w:rFonts w:eastAsia="黑体"/>
       <w:b/>
       <w:bCs/>
       <w:smallCaps/>
@@ -3942,6 +4162,7 @@
       <w:spacing w:after="0" w:line="240" w:lineRule="auto"/>
     </w:pPr>
     <w:rPr>
+      <w:rFonts w:eastAsia="黑体"/>
       <w:color w:themeColor="text1" w:themeShade="BF" w:val="000000"/>
     </w:rPr>
     <w:tblPr>
@@ -3964,6 +4185,7 @@
         <w:spacing w:after="0" w:before="0" w:line="240" w:lineRule="auto"/>
       </w:pPr>
       <w:rPr>
+        <w:rFonts w:eastAsia="黑体"/>
         <w:b/>
         <w:bCs/>
       </w:rPr>
@@ -3984,6 +4206,7 @@
         <w:spacing w:after="0" w:before="0" w:line="240" w:lineRule="auto"/>
       </w:pPr>
       <w:rPr>
+        <w:rFonts w:eastAsia="黑体"/>
         <w:b/>
         <w:bCs/>
       </w:rPr>
@@ -4001,12 +4224,14 @@
     </w:tblStylePr>
     <w:tblStylePr w:type="firstCol">
       <w:rPr>
+        <w:rFonts w:eastAsia="黑体"/>
         <w:b/>
         <w:bCs/>
       </w:rPr>
     </w:tblStylePr>
     <w:tblStylePr w:type="lastCol">
       <w:rPr>
+        <w:rFonts w:eastAsia="黑体"/>
         <w:b/>
         <w:bCs/>
       </w:rPr>
@@ -4045,6 +4270,7 @@
       <w:spacing w:after="0" w:line="240" w:lineRule="auto"/>
     </w:pPr>
     <w:rPr>
+      <w:rFonts w:eastAsia="黑体"/>
       <w:color w:themeColor="accent1" w:themeShade="BF" w:val="365F91"/>
     </w:rPr>
     <w:tblPr>
@@ -4067,6 +4293,7 @@
         <w:spacing w:after="0" w:before="0" w:line="240" w:lineRule="auto"/>
       </w:pPr>
       <w:rPr>
+        <w:rFonts w:eastAsia="黑体"/>
         <w:b/>
         <w:bCs/>
       </w:rPr>
@@ -4087,6 +4314,7 @@
         <w:spacing w:after="0" w:before="0" w:line="240" w:lineRule="auto"/>
       </w:pPr>
       <w:rPr>
+        <w:rFonts w:eastAsia="黑体"/>
         <w:b/>
         <w:bCs/>
       </w:rPr>
@@ -4104,12 +4332,14 @@
     </w:tblStylePr>
     <w:tblStylePr w:type="firstCol">
       <w:rPr>
+        <w:rFonts w:eastAsia="黑体"/>
         <w:b/>
         <w:bCs/>
       </w:rPr>
     </w:tblStylePr>
     <w:tblStylePr w:type="lastCol">
       <w:rPr>
+        <w:rFonts w:eastAsia="黑体"/>
         <w:b/>
         <w:bCs/>
       </w:rPr>
@@ -4148,6 +4378,7 @@
       <w:spacing w:after="0" w:line="240" w:lineRule="auto"/>
     </w:pPr>
     <w:rPr>
+      <w:rFonts w:eastAsia="黑体"/>
       <w:color w:themeColor="accent2" w:themeShade="BF" w:val="943634"/>
     </w:rPr>
     <w:tblPr>
@@ -4170,6 +4401,7 @@
         <w:spacing w:after="0" w:before="0" w:line="240" w:lineRule="auto"/>
       </w:pPr>
       <w:rPr>
+        <w:rFonts w:eastAsia="黑体"/>
         <w:b/>
         <w:bCs/>
       </w:rPr>
@@ -4190,6 +4422,7 @@
         <w:spacing w:after="0" w:before="0" w:line="240" w:lineRule="auto"/>
       </w:pPr>
       <w:rPr>
+        <w:rFonts w:eastAsia="黑体"/>
         <w:b/>
         <w:bCs/>
       </w:rPr>
@@ -4207,12 +4440,14 @@
     </w:tblStylePr>
     <w:tblStylePr w:type="firstCol">
       <w:rPr>
+        <w:rFonts w:eastAsia="黑体"/>
         <w:b/>
         <w:bCs/>
       </w:rPr>
     </w:tblStylePr>
     <w:tblStylePr w:type="lastCol">
       <w:rPr>
+        <w:rFonts w:eastAsia="黑体"/>
         <w:b/>
         <w:bCs/>
       </w:rPr>
@@ -4251,6 +4486,7 @@
       <w:spacing w:after="0" w:line="240" w:lineRule="auto"/>
     </w:pPr>
     <w:rPr>
+      <w:rFonts w:eastAsia="黑体"/>
       <w:color w:themeColor="accent3" w:themeShade="BF" w:val="76923C"/>
     </w:rPr>
     <w:tblPr>
@@ -4273,6 +4509,7 @@
         <w:spacing w:after="0" w:before="0" w:line="240" w:lineRule="auto"/>
       </w:pPr>
       <w:rPr>
+        <w:rFonts w:eastAsia="黑体"/>
         <w:b/>
         <w:bCs/>
       </w:rPr>
@@ -4293,6 +4530,7 @@
         <w:spacing w:after="0" w:before="0" w:line="240" w:lineRule="auto"/>
       </w:pPr>
       <w:rPr>
+        <w:rFonts w:eastAsia="黑体"/>
         <w:b/>
         <w:bCs/>
       </w:rPr>
@@ -4310,12 +4548,14 @@
     </w:tblStylePr>
     <w:tblStylePr w:type="firstCol">
       <w:rPr>
+        <w:rFonts w:eastAsia="黑体"/>
         <w:b/>
         <w:bCs/>
       </w:rPr>
     </w:tblStylePr>
     <w:tblStylePr w:type="lastCol">
       <w:rPr>
+        <w:rFonts w:eastAsia="黑体"/>
         <w:b/>
         <w:bCs/>
       </w:rPr>
@@ -4354,6 +4594,7 @@
       <w:spacing w:after="0" w:line="240" w:lineRule="auto"/>
     </w:pPr>
     <w:rPr>
+      <w:rFonts w:eastAsia="黑体"/>
       <w:color w:themeColor="accent4" w:themeShade="BF" w:val="5F497A"/>
     </w:rPr>
     <w:tblPr>
@@ -4376,6 +4617,7 @@
         <w:spacing w:after="0" w:before="0" w:line="240" w:lineRule="auto"/>
       </w:pPr>
       <w:rPr>
+        <w:rFonts w:eastAsia="黑体"/>
         <w:b/>
         <w:bCs/>
       </w:rPr>
@@ -4396,6 +4638,7 @@
         <w:spacing w:after="0" w:before="0" w:line="240" w:lineRule="auto"/>
       </w:pPr>
       <w:rPr>
+        <w:rFonts w:eastAsia="黑体"/>
         <w:b/>
         <w:bCs/>
       </w:rPr>
@@ -4413,12 +4656,14 @@
     </w:tblStylePr>
     <w:tblStylePr w:type="firstCol">
       <w:rPr>
+        <w:rFonts w:eastAsia="黑体"/>
         <w:b/>
         <w:bCs/>
       </w:rPr>
     </w:tblStylePr>
     <w:tblStylePr w:type="lastCol">
       <w:rPr>
+        <w:rFonts w:eastAsia="黑体"/>
         <w:b/>
         <w:bCs/>
       </w:rPr>
@@ -4457,6 +4702,7 @@
       <w:spacing w:after="0" w:line="240" w:lineRule="auto"/>
     </w:pPr>
     <w:rPr>
+      <w:rFonts w:eastAsia="黑体"/>
       <w:color w:themeColor="accent5" w:themeShade="BF" w:val="31849B"/>
     </w:rPr>
     <w:tblPr>
@@ -4479,6 +4725,7 @@
         <w:spacing w:after="0" w:before="0" w:line="240" w:lineRule="auto"/>
       </w:pPr>
       <w:rPr>
+        <w:rFonts w:eastAsia="黑体"/>
         <w:b/>
         <w:bCs/>
       </w:rPr>
@@ -4499,6 +4746,7 @@
         <w:spacing w:after="0" w:before="0" w:line="240" w:lineRule="auto"/>
       </w:pPr>
       <w:rPr>
+        <w:rFonts w:eastAsia="黑体"/>
         <w:b/>
         <w:bCs/>
       </w:rPr>
@@ -4516,12 +4764,14 @@
     </w:tblStylePr>
     <w:tblStylePr w:type="firstCol">
       <w:rPr>
+        <w:rFonts w:eastAsia="黑体"/>
         <w:b/>
         <w:bCs/>
       </w:rPr>
     </w:tblStylePr>
     <w:tblStylePr w:type="lastCol">
       <w:rPr>
+        <w:rFonts w:eastAsia="黑体"/>
         <w:b/>
         <w:bCs/>
       </w:rPr>
@@ -4560,6 +4810,7 @@
       <w:spacing w:after="0" w:line="240" w:lineRule="auto"/>
     </w:pPr>
     <w:rPr>
+      <w:rFonts w:eastAsia="黑体"/>
       <w:color w:themeColor="accent6" w:themeShade="BF" w:val="E36C0A"/>
     </w:rPr>
     <w:tblPr>
@@ -4582,6 +4833,7 @@
         <w:spacing w:after="0" w:before="0" w:line="240" w:lineRule="auto"/>
       </w:pPr>
       <w:rPr>
+        <w:rFonts w:eastAsia="黑体"/>
         <w:b/>
         <w:bCs/>
       </w:rPr>
@@ -4602,6 +4854,7 @@
         <w:spacing w:after="0" w:before="0" w:line="240" w:lineRule="auto"/>
       </w:pPr>
       <w:rPr>
+        <w:rFonts w:eastAsia="黑体"/>
         <w:b/>
         <w:bCs/>
       </w:rPr>
@@ -4619,12 +4872,14 @@
     </w:tblStylePr>
     <w:tblStylePr w:type="firstCol">
       <w:rPr>
+        <w:rFonts w:eastAsia="黑体"/>
         <w:b/>
         <w:bCs/>
       </w:rPr>
     </w:tblStylePr>
     <w:tblStylePr w:type="lastCol">
       <w:rPr>
+        <w:rFonts w:eastAsia="黑体"/>
         <w:b/>
         <w:bCs/>
       </w:rPr>
@@ -4684,6 +4939,7 @@
         <w:spacing w:after="0" w:before="0" w:line="240" w:lineRule="auto"/>
       </w:pPr>
       <w:rPr>
+        <w:rFonts w:eastAsia="黑体"/>
         <w:b/>
         <w:bCs/>
         <w:color w:themeColor="background1" w:val="FFFFFF"/>
@@ -4698,6 +4954,7 @@
         <w:spacing w:after="0" w:before="0" w:line="240" w:lineRule="auto"/>
       </w:pPr>
       <w:rPr>
+        <w:rFonts w:eastAsia="黑体"/>
         <w:b/>
         <w:bCs/>
       </w:rPr>
@@ -4713,12 +4970,14 @@
     </w:tblStylePr>
     <w:tblStylePr w:type="firstCol">
       <w:rPr>
+        <w:rFonts w:eastAsia="黑体"/>
         <w:b/>
         <w:bCs/>
       </w:rPr>
     </w:tblStylePr>
     <w:tblStylePr w:type="lastCol">
       <w:rPr>
+        <w:rFonts w:eastAsia="黑体"/>
         <w:b/>
         <w:bCs/>
       </w:rPr>
@@ -4776,6 +5035,7 @@
         <w:spacing w:after="0" w:before="0" w:line="240" w:lineRule="auto"/>
       </w:pPr>
       <w:rPr>
+        <w:rFonts w:eastAsia="黑体"/>
         <w:b/>
         <w:bCs/>
         <w:color w:themeColor="background1" w:val="FFFFFF"/>
@@ -4790,6 +5050,7 @@
         <w:spacing w:after="0" w:before="0" w:line="240" w:lineRule="auto"/>
       </w:pPr>
       <w:rPr>
+        <w:rFonts w:eastAsia="黑体"/>
         <w:b/>
         <w:bCs/>
       </w:rPr>
@@ -4805,12 +5066,14 @@
     </w:tblStylePr>
     <w:tblStylePr w:type="firstCol">
       <w:rPr>
+        <w:rFonts w:eastAsia="黑体"/>
         <w:b/>
         <w:bCs/>
       </w:rPr>
     </w:tblStylePr>
     <w:tblStylePr w:type="lastCol">
       <w:rPr>
+        <w:rFonts w:eastAsia="黑体"/>
         <w:b/>
         <w:bCs/>
       </w:rPr>
@@ -4868,6 +5131,7 @@
         <w:spacing w:after="0" w:before="0" w:line="240" w:lineRule="auto"/>
       </w:pPr>
       <w:rPr>
+        <w:rFonts w:eastAsia="黑体"/>
         <w:b/>
         <w:bCs/>
         <w:color w:themeColor="background1" w:val="FFFFFF"/>
@@ -4882,6 +5146,7 @@
         <w:spacing w:after="0" w:before="0" w:line="240" w:lineRule="auto"/>
       </w:pPr>
       <w:rPr>
+        <w:rFonts w:eastAsia="黑体"/>
         <w:b/>
         <w:bCs/>
       </w:rPr>
@@ -4897,12 +5162,14 @@
     </w:tblStylePr>
     <w:tblStylePr w:type="firstCol">
       <w:rPr>
+        <w:rFonts w:eastAsia="黑体"/>
         <w:b/>
         <w:bCs/>
       </w:rPr>
     </w:tblStylePr>
     <w:tblStylePr w:type="lastCol">
       <w:rPr>
+        <w:rFonts w:eastAsia="黑体"/>
         <w:b/>
         <w:bCs/>
       </w:rPr>
@@ -4960,6 +5227,7 @@
         <w:spacing w:after="0" w:before="0" w:line="240" w:lineRule="auto"/>
       </w:pPr>
       <w:rPr>
+        <w:rFonts w:eastAsia="黑体"/>
         <w:b/>
         <w:bCs/>
         <w:color w:themeColor="background1" w:val="FFFFFF"/>
@@ -4974,6 +5242,7 @@
         <w:spacing w:after="0" w:before="0" w:line="240" w:lineRule="auto"/>
       </w:pPr>
       <w:rPr>
+        <w:rFonts w:eastAsia="黑体"/>
         <w:b/>
         <w:bCs/>
       </w:rPr>
@@ -4989,12 +5258,14 @@
     </w:tblStylePr>
     <w:tblStylePr w:type="firstCol">
       <w:rPr>
+        <w:rFonts w:eastAsia="黑体"/>
         <w:b/>
         <w:bCs/>
       </w:rPr>
     </w:tblStylePr>
     <w:tblStylePr w:type="lastCol">
       <w:rPr>
+        <w:rFonts w:eastAsia="黑体"/>
         <w:b/>
         <w:bCs/>
       </w:rPr>
@@ -5052,6 +5323,7 @@
         <w:spacing w:after="0" w:before="0" w:line="240" w:lineRule="auto"/>
       </w:pPr>
       <w:rPr>
+        <w:rFonts w:eastAsia="黑体"/>
         <w:b/>
         <w:bCs/>
         <w:color w:themeColor="background1" w:val="FFFFFF"/>
@@ -5066,6 +5338,7 @@
         <w:spacing w:after="0" w:before="0" w:line="240" w:lineRule="auto"/>
       </w:pPr>
       <w:rPr>
+        <w:rFonts w:eastAsia="黑体"/>
         <w:b/>
         <w:bCs/>
       </w:rPr>
@@ -5081,12 +5354,14 @@
     </w:tblStylePr>
     <w:tblStylePr w:type="firstCol">
       <w:rPr>
+        <w:rFonts w:eastAsia="黑体"/>
         <w:b/>
         <w:bCs/>
       </w:rPr>
     </w:tblStylePr>
     <w:tblStylePr w:type="lastCol">
       <w:rPr>
+        <w:rFonts w:eastAsia="黑体"/>
         <w:b/>
         <w:bCs/>
       </w:rPr>
@@ -5144,6 +5419,7 @@
         <w:spacing w:after="0" w:before="0" w:line="240" w:lineRule="auto"/>
       </w:pPr>
       <w:rPr>
+        <w:rFonts w:eastAsia="黑体"/>
         <w:b/>
         <w:bCs/>
         <w:color w:themeColor="background1" w:val="FFFFFF"/>
@@ -5158,6 +5434,7 @@
         <w:spacing w:after="0" w:before="0" w:line="240" w:lineRule="auto"/>
       </w:pPr>
       <w:rPr>
+        <w:rFonts w:eastAsia="黑体"/>
         <w:b/>
         <w:bCs/>
       </w:rPr>
@@ -5173,12 +5450,14 @@
     </w:tblStylePr>
     <w:tblStylePr w:type="firstCol">
       <w:rPr>
+        <w:rFonts w:eastAsia="黑体"/>
         <w:b/>
         <w:bCs/>
       </w:rPr>
     </w:tblStylePr>
     <w:tblStylePr w:type="lastCol">
       <w:rPr>
+        <w:rFonts w:eastAsia="黑体"/>
         <w:b/>
         <w:bCs/>
       </w:rPr>
@@ -5236,6 +5515,7 @@
         <w:spacing w:after="0" w:before="0" w:line="240" w:lineRule="auto"/>
       </w:pPr>
       <w:rPr>
+        <w:rFonts w:eastAsia="黑体"/>
         <w:b/>
         <w:bCs/>
         <w:color w:themeColor="background1" w:val="FFFFFF"/>
@@ -5250,6 +5530,7 @@
         <w:spacing w:after="0" w:before="0" w:line="240" w:lineRule="auto"/>
       </w:pPr>
       <w:rPr>
+        <w:rFonts w:eastAsia="黑体"/>
         <w:b/>
         <w:bCs/>
       </w:rPr>
@@ -5265,12 +5546,14 @@
     </w:tblStylePr>
     <w:tblStylePr w:type="firstCol">
       <w:rPr>
+        <w:rFonts w:eastAsia="黑体"/>
         <w:b/>
         <w:bCs/>
       </w:rPr>
     </w:tblStylePr>
     <w:tblStylePr w:type="lastCol">
       <w:rPr>
+        <w:rFonts w:eastAsia="黑体"/>
         <w:b/>
         <w:bCs/>
       </w:rPr>
@@ -5330,7 +5613,7 @@
         <w:spacing w:after="0" w:before="0" w:line="240" w:lineRule="auto"/>
       </w:pPr>
       <w:rPr>
-        <w:rFonts w:asciiTheme="majorHAnsi" w:cstheme="majorBidi" w:eastAsiaTheme="majorEastAsia" w:hAnsiTheme="majorHAnsi"/>
+        <w:rFonts w:asciiTheme="majorHAnsi" w:cstheme="majorBidi" w:hAnsiTheme="majorHAnsi" w:eastAsia="黑体"/>
         <w:b/>
         <w:bCs/>
       </w:rPr>
@@ -5351,7 +5634,7 @@
         <w:spacing w:after="0" w:before="0" w:line="240" w:lineRule="auto"/>
       </w:pPr>
       <w:rPr>
-        <w:rFonts w:asciiTheme="majorHAnsi" w:cstheme="majorBidi" w:eastAsiaTheme="majorEastAsia" w:hAnsiTheme="majorHAnsi"/>
+        <w:rFonts w:asciiTheme="majorHAnsi" w:cstheme="majorBidi" w:hAnsiTheme="majorHAnsi" w:eastAsia="黑体"/>
         <w:b/>
         <w:bCs/>
       </w:rPr>
@@ -5369,14 +5652,14 @@
     </w:tblStylePr>
     <w:tblStylePr w:type="firstCol">
       <w:rPr>
-        <w:rFonts w:asciiTheme="majorHAnsi" w:cstheme="majorBidi" w:eastAsiaTheme="majorEastAsia" w:hAnsiTheme="majorHAnsi"/>
+        <w:rFonts w:asciiTheme="majorHAnsi" w:cstheme="majorBidi" w:hAnsiTheme="majorHAnsi" w:eastAsia="黑体"/>
         <w:b/>
         <w:bCs/>
       </w:rPr>
     </w:tblStylePr>
     <w:tblStylePr w:type="lastCol">
       <w:rPr>
-        <w:rFonts w:asciiTheme="majorHAnsi" w:cstheme="majorBidi" w:eastAsiaTheme="majorEastAsia" w:hAnsiTheme="majorHAnsi"/>
+        <w:rFonts w:asciiTheme="majorHAnsi" w:cstheme="majorBidi" w:hAnsiTheme="majorHAnsi" w:eastAsia="黑体"/>
         <w:b/>
         <w:bCs/>
       </w:rPr>
@@ -5460,7 +5743,7 @@
         <w:spacing w:after="0" w:before="0" w:line="240" w:lineRule="auto"/>
       </w:pPr>
       <w:rPr>
-        <w:rFonts w:asciiTheme="majorHAnsi" w:cstheme="majorBidi" w:eastAsiaTheme="majorEastAsia" w:hAnsiTheme="majorHAnsi"/>
+        <w:rFonts w:asciiTheme="majorHAnsi" w:cstheme="majorBidi" w:hAnsiTheme="majorHAnsi" w:eastAsia="黑体"/>
         <w:b/>
         <w:bCs/>
       </w:rPr>
@@ -5481,7 +5764,7 @@
         <w:spacing w:after="0" w:before="0" w:line="240" w:lineRule="auto"/>
       </w:pPr>
       <w:rPr>
-        <w:rFonts w:asciiTheme="majorHAnsi" w:cstheme="majorBidi" w:eastAsiaTheme="majorEastAsia" w:hAnsiTheme="majorHAnsi"/>
+        <w:rFonts w:asciiTheme="majorHAnsi" w:cstheme="majorBidi" w:hAnsiTheme="majorHAnsi" w:eastAsia="黑体"/>
         <w:b/>
         <w:bCs/>
       </w:rPr>
@@ -5499,14 +5782,14 @@
     </w:tblStylePr>
     <w:tblStylePr w:type="firstCol">
       <w:rPr>
-        <w:rFonts w:asciiTheme="majorHAnsi" w:cstheme="majorBidi" w:eastAsiaTheme="majorEastAsia" w:hAnsiTheme="majorHAnsi"/>
+        <w:rFonts w:asciiTheme="majorHAnsi" w:cstheme="majorBidi" w:hAnsiTheme="majorHAnsi" w:eastAsia="黑体"/>
         <w:b/>
         <w:bCs/>
       </w:rPr>
     </w:tblStylePr>
     <w:tblStylePr w:type="lastCol">
       <w:rPr>
-        <w:rFonts w:asciiTheme="majorHAnsi" w:cstheme="majorBidi" w:eastAsiaTheme="majorEastAsia" w:hAnsiTheme="majorHAnsi"/>
+        <w:rFonts w:asciiTheme="majorHAnsi" w:cstheme="majorBidi" w:hAnsiTheme="majorHAnsi" w:eastAsia="黑体"/>
         <w:b/>
         <w:bCs/>
       </w:rPr>
@@ -5590,7 +5873,7 @@
         <w:spacing w:after="0" w:before="0" w:line="240" w:lineRule="auto"/>
       </w:pPr>
       <w:rPr>
-        <w:rFonts w:asciiTheme="majorHAnsi" w:cstheme="majorBidi" w:eastAsiaTheme="majorEastAsia" w:hAnsiTheme="majorHAnsi"/>
+        <w:rFonts w:asciiTheme="majorHAnsi" w:cstheme="majorBidi" w:hAnsiTheme="majorHAnsi" w:eastAsia="黑体"/>
         <w:b/>
         <w:bCs/>
       </w:rPr>
@@ -5611,7 +5894,7 @@
         <w:spacing w:after="0" w:before="0" w:line="240" w:lineRule="auto"/>
       </w:pPr>
       <w:rPr>
-        <w:rFonts w:asciiTheme="majorHAnsi" w:cstheme="majorBidi" w:eastAsiaTheme="majorEastAsia" w:hAnsiTheme="majorHAnsi"/>
+        <w:rFonts w:asciiTheme="majorHAnsi" w:cstheme="majorBidi" w:hAnsiTheme="majorHAnsi" w:eastAsia="黑体"/>
         <w:b/>
         <w:bCs/>
       </w:rPr>
@@ -5629,14 +5912,14 @@
     </w:tblStylePr>
     <w:tblStylePr w:type="firstCol">
       <w:rPr>
-        <w:rFonts w:asciiTheme="majorHAnsi" w:cstheme="majorBidi" w:eastAsiaTheme="majorEastAsia" w:hAnsiTheme="majorHAnsi"/>
+        <w:rFonts w:asciiTheme="majorHAnsi" w:cstheme="majorBidi" w:hAnsiTheme="majorHAnsi" w:eastAsia="黑体"/>
         <w:b/>
         <w:bCs/>
       </w:rPr>
     </w:tblStylePr>
     <w:tblStylePr w:type="lastCol">
       <w:rPr>
-        <w:rFonts w:asciiTheme="majorHAnsi" w:cstheme="majorBidi" w:eastAsiaTheme="majorEastAsia" w:hAnsiTheme="majorHAnsi"/>
+        <w:rFonts w:asciiTheme="majorHAnsi" w:cstheme="majorBidi" w:hAnsiTheme="majorHAnsi" w:eastAsia="黑体"/>
         <w:b/>
         <w:bCs/>
       </w:rPr>
@@ -5720,7 +6003,7 @@
         <w:spacing w:after="0" w:before="0" w:line="240" w:lineRule="auto"/>
       </w:pPr>
       <w:rPr>
-        <w:rFonts w:asciiTheme="majorHAnsi" w:cstheme="majorBidi" w:eastAsiaTheme="majorEastAsia" w:hAnsiTheme="majorHAnsi"/>
+        <w:rFonts w:asciiTheme="majorHAnsi" w:cstheme="majorBidi" w:hAnsiTheme="majorHAnsi" w:eastAsia="黑体"/>
         <w:b/>
         <w:bCs/>
       </w:rPr>
@@ -5741,7 +6024,7 @@
         <w:spacing w:after="0" w:before="0" w:line="240" w:lineRule="auto"/>
       </w:pPr>
       <w:rPr>
-        <w:rFonts w:asciiTheme="majorHAnsi" w:cstheme="majorBidi" w:eastAsiaTheme="majorEastAsia" w:hAnsiTheme="majorHAnsi"/>
+        <w:rFonts w:asciiTheme="majorHAnsi" w:cstheme="majorBidi" w:hAnsiTheme="majorHAnsi" w:eastAsia="黑体"/>
         <w:b/>
         <w:bCs/>
       </w:rPr>
@@ -5759,14 +6042,14 @@
     </w:tblStylePr>
     <w:tblStylePr w:type="firstCol">
       <w:rPr>
-        <w:rFonts w:asciiTheme="majorHAnsi" w:cstheme="majorBidi" w:eastAsiaTheme="majorEastAsia" w:hAnsiTheme="majorHAnsi"/>
+        <w:rFonts w:asciiTheme="majorHAnsi" w:cstheme="majorBidi" w:hAnsiTheme="majorHAnsi" w:eastAsia="黑体"/>
         <w:b/>
         <w:bCs/>
       </w:rPr>
     </w:tblStylePr>
     <w:tblStylePr w:type="lastCol">
       <w:rPr>
-        <w:rFonts w:asciiTheme="majorHAnsi" w:cstheme="majorBidi" w:eastAsiaTheme="majorEastAsia" w:hAnsiTheme="majorHAnsi"/>
+        <w:rFonts w:asciiTheme="majorHAnsi" w:cstheme="majorBidi" w:hAnsiTheme="majorHAnsi" w:eastAsia="黑体"/>
         <w:b/>
         <w:bCs/>
       </w:rPr>
@@ -5850,7 +6133,7 @@
         <w:spacing w:after="0" w:before="0" w:line="240" w:lineRule="auto"/>
       </w:pPr>
       <w:rPr>
-        <w:rFonts w:asciiTheme="majorHAnsi" w:cstheme="majorBidi" w:eastAsiaTheme="majorEastAsia" w:hAnsiTheme="majorHAnsi"/>
+        <w:rFonts w:asciiTheme="majorHAnsi" w:cstheme="majorBidi" w:hAnsiTheme="majorHAnsi" w:eastAsia="黑体"/>
         <w:b/>
         <w:bCs/>
       </w:rPr>
@@ -5871,7 +6154,7 @@
         <w:spacing w:after="0" w:before="0" w:line="240" w:lineRule="auto"/>
       </w:pPr>
       <w:rPr>
-        <w:rFonts w:asciiTheme="majorHAnsi" w:cstheme="majorBidi" w:eastAsiaTheme="majorEastAsia" w:hAnsiTheme="majorHAnsi"/>
+        <w:rFonts w:asciiTheme="majorHAnsi" w:cstheme="majorBidi" w:hAnsiTheme="majorHAnsi" w:eastAsia="黑体"/>
         <w:b/>
         <w:bCs/>
       </w:rPr>
@@ -5889,14 +6172,14 @@
     </w:tblStylePr>
     <w:tblStylePr w:type="firstCol">
       <w:rPr>
-        <w:rFonts w:asciiTheme="majorHAnsi" w:cstheme="majorBidi" w:eastAsiaTheme="majorEastAsia" w:hAnsiTheme="majorHAnsi"/>
+        <w:rFonts w:asciiTheme="majorHAnsi" w:cstheme="majorBidi" w:hAnsiTheme="majorHAnsi" w:eastAsia="黑体"/>
         <w:b/>
         <w:bCs/>
       </w:rPr>
     </w:tblStylePr>
     <w:tblStylePr w:type="lastCol">
       <w:rPr>
-        <w:rFonts w:asciiTheme="majorHAnsi" w:cstheme="majorBidi" w:eastAsiaTheme="majorEastAsia" w:hAnsiTheme="majorHAnsi"/>
+        <w:rFonts w:asciiTheme="majorHAnsi" w:cstheme="majorBidi" w:hAnsiTheme="majorHAnsi" w:eastAsia="黑体"/>
         <w:b/>
         <w:bCs/>
       </w:rPr>
@@ -5980,7 +6263,7 @@
         <w:spacing w:after="0" w:before="0" w:line="240" w:lineRule="auto"/>
       </w:pPr>
       <w:rPr>
-        <w:rFonts w:asciiTheme="majorHAnsi" w:cstheme="majorBidi" w:eastAsiaTheme="majorEastAsia" w:hAnsiTheme="majorHAnsi"/>
+        <w:rFonts w:asciiTheme="majorHAnsi" w:cstheme="majorBidi" w:hAnsiTheme="majorHAnsi" w:eastAsia="黑体"/>
         <w:b/>
         <w:bCs/>
       </w:rPr>
@@ -6001,7 +6284,7 @@
         <w:spacing w:after="0" w:before="0" w:line="240" w:lineRule="auto"/>
       </w:pPr>
       <w:rPr>
-        <w:rFonts w:asciiTheme="majorHAnsi" w:cstheme="majorBidi" w:eastAsiaTheme="majorEastAsia" w:hAnsiTheme="majorHAnsi"/>
+        <w:rFonts w:asciiTheme="majorHAnsi" w:cstheme="majorBidi" w:hAnsiTheme="majorHAnsi" w:eastAsia="黑体"/>
         <w:b/>
         <w:bCs/>
       </w:rPr>
@@ -6019,14 +6302,14 @@
     </w:tblStylePr>
     <w:tblStylePr w:type="firstCol">
       <w:rPr>
-        <w:rFonts w:asciiTheme="majorHAnsi" w:cstheme="majorBidi" w:eastAsiaTheme="majorEastAsia" w:hAnsiTheme="majorHAnsi"/>
+        <w:rFonts w:asciiTheme="majorHAnsi" w:cstheme="majorBidi" w:hAnsiTheme="majorHAnsi" w:eastAsia="黑体"/>
         <w:b/>
         <w:bCs/>
       </w:rPr>
     </w:tblStylePr>
     <w:tblStylePr w:type="lastCol">
       <w:rPr>
-        <w:rFonts w:asciiTheme="majorHAnsi" w:cstheme="majorBidi" w:eastAsiaTheme="majorEastAsia" w:hAnsiTheme="majorHAnsi"/>
+        <w:rFonts w:asciiTheme="majorHAnsi" w:cstheme="majorBidi" w:hAnsiTheme="majorHAnsi" w:eastAsia="黑体"/>
         <w:b/>
         <w:bCs/>
       </w:rPr>
@@ -6110,7 +6393,7 @@
         <w:spacing w:after="0" w:before="0" w:line="240" w:lineRule="auto"/>
       </w:pPr>
       <w:rPr>
-        <w:rFonts w:asciiTheme="majorHAnsi" w:cstheme="majorBidi" w:eastAsiaTheme="majorEastAsia" w:hAnsiTheme="majorHAnsi"/>
+        <w:rFonts w:asciiTheme="majorHAnsi" w:cstheme="majorBidi" w:hAnsiTheme="majorHAnsi" w:eastAsia="黑体"/>
         <w:b/>
         <w:bCs/>
       </w:rPr>
@@ -6131,7 +6414,7 @@
         <w:spacing w:after="0" w:before="0" w:line="240" w:lineRule="auto"/>
       </w:pPr>
       <w:rPr>
-        <w:rFonts w:asciiTheme="majorHAnsi" w:cstheme="majorBidi" w:eastAsiaTheme="majorEastAsia" w:hAnsiTheme="majorHAnsi"/>
+        <w:rFonts w:asciiTheme="majorHAnsi" w:cstheme="majorBidi" w:hAnsiTheme="majorHAnsi" w:eastAsia="黑体"/>
         <w:b/>
         <w:bCs/>
       </w:rPr>
@@ -6149,14 +6432,14 @@
     </w:tblStylePr>
     <w:tblStylePr w:type="firstCol">
       <w:rPr>
-        <w:rFonts w:asciiTheme="majorHAnsi" w:cstheme="majorBidi" w:eastAsiaTheme="majorEastAsia" w:hAnsiTheme="majorHAnsi"/>
+        <w:rFonts w:asciiTheme="majorHAnsi" w:cstheme="majorBidi" w:hAnsiTheme="majorHAnsi" w:eastAsia="黑体"/>
         <w:b/>
         <w:bCs/>
       </w:rPr>
     </w:tblStylePr>
     <w:tblStylePr w:type="lastCol">
       <w:rPr>
-        <w:rFonts w:asciiTheme="majorHAnsi" w:cstheme="majorBidi" w:eastAsiaTheme="majorEastAsia" w:hAnsiTheme="majorHAnsi"/>
+        <w:rFonts w:asciiTheme="majorHAnsi" w:cstheme="majorBidi" w:hAnsiTheme="majorHAnsi" w:eastAsia="黑体"/>
         <w:b/>
         <w:bCs/>
       </w:rPr>
@@ -6239,6 +6522,7 @@
         <w:spacing w:after="0" w:before="0" w:line="240" w:lineRule="auto"/>
       </w:pPr>
       <w:rPr>
+        <w:rFonts w:eastAsia="黑体"/>
         <w:b/>
         <w:bCs/>
         <w:color w:themeColor="background1" w:val="FFFFFF"/>
@@ -6261,6 +6545,7 @@
         <w:spacing w:after="0" w:before="0" w:line="240" w:lineRule="auto"/>
       </w:pPr>
       <w:rPr>
+        <w:rFonts w:eastAsia="黑体"/>
         <w:b/>
         <w:bCs/>
       </w:rPr>
@@ -6278,12 +6563,14 @@
     </w:tblStylePr>
     <w:tblStylePr w:type="firstCol">
       <w:rPr>
+        <w:rFonts w:eastAsia="黑体"/>
         <w:b/>
         <w:bCs/>
       </w:rPr>
     </w:tblStylePr>
     <w:tblStylePr w:type="lastCol">
       <w:rPr>
+        <w:rFonts w:eastAsia="黑体"/>
         <w:b/>
         <w:bCs/>
       </w:rPr>
@@ -6345,6 +6632,7 @@
         <w:spacing w:after="0" w:before="0" w:line="240" w:lineRule="auto"/>
       </w:pPr>
       <w:rPr>
+        <w:rFonts w:eastAsia="黑体"/>
         <w:b/>
         <w:bCs/>
         <w:color w:themeColor="background1" w:val="FFFFFF"/>
@@ -6367,6 +6655,7 @@
         <w:spacing w:after="0" w:before="0" w:line="240" w:lineRule="auto"/>
       </w:pPr>
       <w:rPr>
+        <w:rFonts w:eastAsia="黑体"/>
         <w:b/>
         <w:bCs/>
       </w:rPr>
@@ -6384,12 +6673,14 @@
     </w:tblStylePr>
     <w:tblStylePr w:type="firstCol">
       <w:rPr>
+        <w:rFonts w:eastAsia="黑体"/>
         <w:b/>
         <w:bCs/>
       </w:rPr>
     </w:tblStylePr>
     <w:tblStylePr w:type="lastCol">
       <w:rPr>
+        <w:rFonts w:eastAsia="黑体"/>
         <w:b/>
         <w:bCs/>
       </w:rPr>
@@ -6451,6 +6742,7 @@
         <w:spacing w:after="0" w:before="0" w:line="240" w:lineRule="auto"/>
       </w:pPr>
       <w:rPr>
+        <w:rFonts w:eastAsia="黑体"/>
         <w:b/>
         <w:bCs/>
         <w:color w:themeColor="background1" w:val="FFFFFF"/>
@@ -6473,6 +6765,7 @@
         <w:spacing w:after="0" w:before="0" w:line="240" w:lineRule="auto"/>
       </w:pPr>
       <w:rPr>
+        <w:rFonts w:eastAsia="黑体"/>
         <w:b/>
         <w:bCs/>
       </w:rPr>
@@ -6490,12 +6783,14 @@
     </w:tblStylePr>
     <w:tblStylePr w:type="firstCol">
       <w:rPr>
+        <w:rFonts w:eastAsia="黑体"/>
         <w:b/>
         <w:bCs/>
       </w:rPr>
     </w:tblStylePr>
     <w:tblStylePr w:type="lastCol">
       <w:rPr>
+        <w:rFonts w:eastAsia="黑体"/>
         <w:b/>
         <w:bCs/>
       </w:rPr>
@@ -6557,6 +6852,7 @@
         <w:spacing w:after="0" w:before="0" w:line="240" w:lineRule="auto"/>
       </w:pPr>
       <w:rPr>
+        <w:rFonts w:eastAsia="黑体"/>
         <w:b/>
         <w:bCs/>
         <w:color w:themeColor="background1" w:val="FFFFFF"/>
@@ -6579,6 +6875,7 @@
         <w:spacing w:after="0" w:before="0" w:line="240" w:lineRule="auto"/>
       </w:pPr>
       <w:rPr>
+        <w:rFonts w:eastAsia="黑体"/>
         <w:b/>
         <w:bCs/>
       </w:rPr>
@@ -6596,12 +6893,14 @@
     </w:tblStylePr>
     <w:tblStylePr w:type="firstCol">
       <w:rPr>
+        <w:rFonts w:eastAsia="黑体"/>
         <w:b/>
         <w:bCs/>
       </w:rPr>
     </w:tblStylePr>
     <w:tblStylePr w:type="lastCol">
       <w:rPr>
+        <w:rFonts w:eastAsia="黑体"/>
         <w:b/>
         <w:bCs/>
       </w:rPr>
@@ -6663,6 +6962,7 @@
         <w:spacing w:after="0" w:before="0" w:line="240" w:lineRule="auto"/>
       </w:pPr>
       <w:rPr>
+        <w:rFonts w:eastAsia="黑体"/>
         <w:b/>
         <w:bCs/>
         <w:color w:themeColor="background1" w:val="FFFFFF"/>
@@ -6685,6 +6985,7 @@
         <w:spacing w:after="0" w:before="0" w:line="240" w:lineRule="auto"/>
       </w:pPr>
       <w:rPr>
+        <w:rFonts w:eastAsia="黑体"/>
         <w:b/>
         <w:bCs/>
       </w:rPr>
@@ -6702,12 +7003,14 @@
     </w:tblStylePr>
     <w:tblStylePr w:type="firstCol">
       <w:rPr>
+        <w:rFonts w:eastAsia="黑体"/>
         <w:b/>
         <w:bCs/>
       </w:rPr>
     </w:tblStylePr>
     <w:tblStylePr w:type="lastCol">
       <w:rPr>
+        <w:rFonts w:eastAsia="黑体"/>
         <w:b/>
         <w:bCs/>
       </w:rPr>
@@ -6769,6 +7072,7 @@
         <w:spacing w:after="0" w:before="0" w:line="240" w:lineRule="auto"/>
       </w:pPr>
       <w:rPr>
+        <w:rFonts w:eastAsia="黑体"/>
         <w:b/>
         <w:bCs/>
         <w:color w:themeColor="background1" w:val="FFFFFF"/>
@@ -6791,6 +7095,7 @@
         <w:spacing w:after="0" w:before="0" w:line="240" w:lineRule="auto"/>
       </w:pPr>
       <w:rPr>
+        <w:rFonts w:eastAsia="黑体"/>
         <w:b/>
         <w:bCs/>
       </w:rPr>
@@ -6808,12 +7113,14 @@
     </w:tblStylePr>
     <w:tblStylePr w:type="firstCol">
       <w:rPr>
+        <w:rFonts w:eastAsia="黑体"/>
         <w:b/>
         <w:bCs/>
       </w:rPr>
     </w:tblStylePr>
     <w:tblStylePr w:type="lastCol">
       <w:rPr>
+        <w:rFonts w:eastAsia="黑体"/>
         <w:b/>
         <w:bCs/>
       </w:rPr>
@@ -6875,6 +7182,7 @@
         <w:spacing w:after="0" w:before="0" w:line="240" w:lineRule="auto"/>
       </w:pPr>
       <w:rPr>
+        <w:rFonts w:eastAsia="黑体"/>
         <w:b/>
         <w:bCs/>
         <w:color w:themeColor="background1" w:val="FFFFFF"/>
@@ -6897,6 +7205,7 @@
         <w:spacing w:after="0" w:before="0" w:line="240" w:lineRule="auto"/>
       </w:pPr>
       <w:rPr>
+        <w:rFonts w:eastAsia="黑体"/>
         <w:b/>
         <w:bCs/>
       </w:rPr>
@@ -6914,12 +7223,14 @@
     </w:tblStylePr>
     <w:tblStylePr w:type="firstCol">
       <w:rPr>
+        <w:rFonts w:eastAsia="黑体"/>
         <w:b/>
         <w:bCs/>
       </w:rPr>
     </w:tblStylePr>
     <w:tblStylePr w:type="lastCol">
       <w:rPr>
+        <w:rFonts w:eastAsia="黑体"/>
         <w:b/>
         <w:bCs/>
       </w:rPr>
@@ -6978,6 +7289,7 @@
         <w:spacing w:after="0" w:before="0" w:line="240" w:lineRule="auto"/>
       </w:pPr>
       <w:rPr>
+        <w:rFonts w:eastAsia="黑体"/>
         <w:b/>
         <w:bCs/>
         <w:color w:themeColor="background1" w:val="FFFFFF"/>
@@ -7000,6 +7312,7 @@
         <w:spacing w:after="0" w:before="0" w:line="240" w:lineRule="auto"/>
       </w:pPr>
       <w:rPr>
+        <w:rFonts w:eastAsia="黑体"/>
         <w:color w:val="auto"/>
       </w:rPr>
       <w:tblPr/>
@@ -7017,6 +7330,7 @@
     </w:tblStylePr>
     <w:tblStylePr w:type="firstCol">
       <w:rPr>
+        <w:rFonts w:eastAsia="黑体"/>
         <w:b/>
         <w:bCs/>
         <w:color w:themeColor="background1" w:val="FFFFFF"/>
@@ -7036,6 +7350,7 @@
     </w:tblStylePr>
     <w:tblStylePr w:type="lastCol">
       <w:rPr>
+        <w:rFonts w:eastAsia="黑体"/>
         <w:b/>
         <w:bCs/>
         <w:color w:themeColor="background1" w:val="FFFFFF"/>
@@ -7084,6 +7399,7 @@
     </w:tblStylePr>
     <w:tblStylePr w:type="nwCell">
       <w:rPr>
+        <w:rFonts w:eastAsia="黑体"/>
         <w:color w:themeColor="background1" w:val="FFFFFF"/>
       </w:rPr>
       <w:tblPr/>
@@ -7127,6 +7443,7 @@
         <w:spacing w:after="0" w:before="0" w:line="240" w:lineRule="auto"/>
       </w:pPr>
       <w:rPr>
+        <w:rFonts w:eastAsia="黑体"/>
         <w:b/>
         <w:bCs/>
         <w:color w:themeColor="background1" w:val="FFFFFF"/>
@@ -7149,6 +7466,7 @@
         <w:spacing w:after="0" w:before="0" w:line="240" w:lineRule="auto"/>
       </w:pPr>
       <w:rPr>
+        <w:rFonts w:eastAsia="黑体"/>
         <w:color w:val="auto"/>
       </w:rPr>
       <w:tblPr/>
@@ -7166,6 +7484,7 @@
     </w:tblStylePr>
     <w:tblStylePr w:type="firstCol">
       <w:rPr>
+        <w:rFonts w:eastAsia="黑体"/>
         <w:b/>
         <w:bCs/>
         <w:color w:themeColor="background1" w:val="FFFFFF"/>
@@ -7185,6 +7504,7 @@
     </w:tblStylePr>
     <w:tblStylePr w:type="lastCol">
       <w:rPr>
+        <w:rFonts w:eastAsia="黑体"/>
         <w:b/>
         <w:bCs/>
         <w:color w:themeColor="background1" w:val="FFFFFF"/>
@@ -7233,6 +7553,7 @@
     </w:tblStylePr>
     <w:tblStylePr w:type="nwCell">
       <w:rPr>
+        <w:rFonts w:eastAsia="黑体"/>
         <w:color w:themeColor="background1" w:val="FFFFFF"/>
       </w:rPr>
       <w:tblPr/>
@@ -7276,6 +7597,7 @@
         <w:spacing w:after="0" w:before="0" w:line="240" w:lineRule="auto"/>
       </w:pPr>
       <w:rPr>
+        <w:rFonts w:eastAsia="黑体"/>
         <w:b/>
         <w:bCs/>
         <w:color w:themeColor="background1" w:val="FFFFFF"/>
@@ -7298,6 +7620,7 @@
         <w:spacing w:after="0" w:before="0" w:line="240" w:lineRule="auto"/>
       </w:pPr>
       <w:rPr>
+        <w:rFonts w:eastAsia="黑体"/>
         <w:color w:val="auto"/>
       </w:rPr>
       <w:tblPr/>
@@ -7315,6 +7638,7 @@
     </w:tblStylePr>
     <w:tblStylePr w:type="firstCol">
       <w:rPr>
+        <w:rFonts w:eastAsia="黑体"/>
         <w:b/>
         <w:bCs/>
         <w:color w:themeColor="background1" w:val="FFFFFF"/>
@@ -7334,6 +7658,7 @@
     </w:tblStylePr>
     <w:tblStylePr w:type="lastCol">
       <w:rPr>
+        <w:rFonts w:eastAsia="黑体"/>
         <w:b/>
         <w:bCs/>
         <w:color w:themeColor="background1" w:val="FFFFFF"/>
@@ -7382,6 +7707,7 @@
     </w:tblStylePr>
     <w:tblStylePr w:type="nwCell">
       <w:rPr>
+        <w:rFonts w:eastAsia="黑体"/>
         <w:color w:themeColor="background1" w:val="FFFFFF"/>
       </w:rPr>
       <w:tblPr/>
@@ -7425,6 +7751,7 @@
         <w:spacing w:after="0" w:before="0" w:line="240" w:lineRule="auto"/>
       </w:pPr>
       <w:rPr>
+        <w:rFonts w:eastAsia="黑体"/>
         <w:b/>
         <w:bCs/>
         <w:color w:themeColor="background1" w:val="FFFFFF"/>
@@ -7447,6 +7774,7 @@
         <w:spacing w:after="0" w:before="0" w:line="240" w:lineRule="auto"/>
       </w:pPr>
       <w:rPr>
+        <w:rFonts w:eastAsia="黑体"/>
         <w:color w:val="auto"/>
       </w:rPr>
       <w:tblPr/>
@@ -7464,6 +7792,7 @@
     </w:tblStylePr>
     <w:tblStylePr w:type="firstCol">
       <w:rPr>
+        <w:rFonts w:eastAsia="黑体"/>
         <w:b/>
         <w:bCs/>
         <w:color w:themeColor="background1" w:val="FFFFFF"/>
@@ -7483,6 +7812,7 @@
     </w:tblStylePr>
     <w:tblStylePr w:type="lastCol">
       <w:rPr>
+        <w:rFonts w:eastAsia="黑体"/>
         <w:b/>
         <w:bCs/>
         <w:color w:themeColor="background1" w:val="FFFFFF"/>
@@ -7531,6 +7861,7 @@
     </w:tblStylePr>
     <w:tblStylePr w:type="nwCell">
       <w:rPr>
+        <w:rFonts w:eastAsia="黑体"/>
         <w:color w:themeColor="background1" w:val="FFFFFF"/>
       </w:rPr>
       <w:tblPr/>
@@ -7574,6 +7905,7 @@
         <w:spacing w:after="0" w:before="0" w:line="240" w:lineRule="auto"/>
       </w:pPr>
       <w:rPr>
+        <w:rFonts w:eastAsia="黑体"/>
         <w:b/>
         <w:bCs/>
         <w:color w:themeColor="background1" w:val="FFFFFF"/>
@@ -7596,6 +7928,7 @@
         <w:spacing w:after="0" w:before="0" w:line="240" w:lineRule="auto"/>
       </w:pPr>
       <w:rPr>
+        <w:rFonts w:eastAsia="黑体"/>
         <w:color w:val="auto"/>
       </w:rPr>
       <w:tblPr/>
@@ -7613,6 +7946,7 @@
     </w:tblStylePr>
     <w:tblStylePr w:type="firstCol">
       <w:rPr>
+        <w:rFonts w:eastAsia="黑体"/>
         <w:b/>
         <w:bCs/>
         <w:color w:themeColor="background1" w:val="FFFFFF"/>
@@ -7632,6 +7966,7 @@
     </w:tblStylePr>
     <w:tblStylePr w:type="lastCol">
       <w:rPr>
+        <w:rFonts w:eastAsia="黑体"/>
         <w:b/>
         <w:bCs/>
         <w:color w:themeColor="background1" w:val="FFFFFF"/>
@@ -7680,6 +8015,7 @@
     </w:tblStylePr>
     <w:tblStylePr w:type="nwCell">
       <w:rPr>
+        <w:rFonts w:eastAsia="黑体"/>
         <w:color w:themeColor="background1" w:val="FFFFFF"/>
       </w:rPr>
       <w:tblPr/>
@@ -7723,6 +8059,7 @@
         <w:spacing w:after="0" w:before="0" w:line="240" w:lineRule="auto"/>
       </w:pPr>
       <w:rPr>
+        <w:rFonts w:eastAsia="黑体"/>
         <w:b/>
         <w:bCs/>
         <w:color w:themeColor="background1" w:val="FFFFFF"/>
@@ -7745,6 +8082,7 @@
         <w:spacing w:after="0" w:before="0" w:line="240" w:lineRule="auto"/>
       </w:pPr>
       <w:rPr>
+        <w:rFonts w:eastAsia="黑体"/>
         <w:color w:val="auto"/>
       </w:rPr>
       <w:tblPr/>
@@ -7762,6 +8100,7 @@
     </w:tblStylePr>
     <w:tblStylePr w:type="firstCol">
       <w:rPr>
+        <w:rFonts w:eastAsia="黑体"/>
         <w:b/>
         <w:bCs/>
         <w:color w:themeColor="background1" w:val="FFFFFF"/>
@@ -7781,6 +8120,7 @@
     </w:tblStylePr>
     <w:tblStylePr w:type="lastCol">
       <w:rPr>
+        <w:rFonts w:eastAsia="黑体"/>
         <w:b/>
         <w:bCs/>
         <w:color w:themeColor="background1" w:val="FFFFFF"/>
@@ -7829,6 +8169,7 @@
     </w:tblStylePr>
     <w:tblStylePr w:type="nwCell">
       <w:rPr>
+        <w:rFonts w:eastAsia="黑体"/>
         <w:color w:themeColor="background1" w:val="FFFFFF"/>
       </w:rPr>
       <w:tblPr/>
@@ -7872,6 +8213,7 @@
         <w:spacing w:after="0" w:before="0" w:line="240" w:lineRule="auto"/>
       </w:pPr>
       <w:rPr>
+        <w:rFonts w:eastAsia="黑体"/>
         <w:b/>
         <w:bCs/>
         <w:color w:themeColor="background1" w:val="FFFFFF"/>
@@ -7894,6 +8236,7 @@
         <w:spacing w:after="0" w:before="0" w:line="240" w:lineRule="auto"/>
       </w:pPr>
       <w:rPr>
+        <w:rFonts w:eastAsia="黑体"/>
         <w:color w:val="auto"/>
       </w:rPr>
       <w:tblPr/>
@@ -7911,6 +8254,7 @@
     </w:tblStylePr>
     <w:tblStylePr w:type="firstCol">
       <w:rPr>
+        <w:rFonts w:eastAsia="黑体"/>
         <w:b/>
         <w:bCs/>
         <w:color w:themeColor="background1" w:val="FFFFFF"/>
@@ -7930,6 +8274,7 @@
     </w:tblStylePr>
     <w:tblStylePr w:type="lastCol">
       <w:rPr>
+        <w:rFonts w:eastAsia="黑体"/>
         <w:b/>
         <w:bCs/>
         <w:color w:themeColor="background1" w:val="FFFFFF"/>
@@ -7978,6 +8323,7 @@
     </w:tblStylePr>
     <w:tblStylePr w:type="nwCell">
       <w:rPr>
+        <w:rFonts w:eastAsia="黑体"/>
         <w:color w:themeColor="background1" w:val="FFFFFF"/>
       </w:rPr>
       <w:tblPr/>
@@ -8002,6 +8348,7 @@
       <w:spacing w:after="0" w:line="240" w:lineRule="auto"/>
     </w:pPr>
     <w:rPr>
+      <w:rFonts w:eastAsia="黑体"/>
       <w:color w:themeColor="text1" w:val="000000"/>
     </w:rPr>
     <w:tblPr>
@@ -8021,7 +8368,7 @@
     </w:tblPr>
     <w:tblStylePr w:type="firstRow">
       <w:rPr>
-        <w:rFonts w:asciiTheme="majorHAnsi" w:cstheme="majorBidi" w:eastAsiaTheme="majorEastAsia" w:hAnsiTheme="majorHAnsi"/>
+        <w:rFonts w:asciiTheme="majorHAnsi" w:cstheme="majorBidi" w:hAnsiTheme="majorHAnsi" w:eastAsia="黑体"/>
       </w:rPr>
       <w:tblPr/>
       <w:tcPr>
@@ -8033,6 +8380,7 @@
     </w:tblStylePr>
     <w:tblStylePr w:type="lastRow">
       <w:rPr>
+        <w:rFonts w:eastAsia="黑体"/>
         <w:b/>
         <w:bCs/>
         <w:color w:themeColor="text2" w:val="1F497D"/>
@@ -8047,12 +8395,14 @@
     </w:tblStylePr>
     <w:tblStylePr w:type="firstCol">
       <w:rPr>
+        <w:rFonts w:eastAsia="黑体"/>
         <w:b/>
         <w:bCs/>
       </w:rPr>
     </w:tblStylePr>
     <w:tblStylePr w:type="lastCol">
       <w:rPr>
+        <w:rFonts w:eastAsia="黑体"/>
         <w:b/>
         <w:bCs/>
       </w:rPr>
@@ -8086,6 +8436,7 @@
       <w:spacing w:after="0" w:line="240" w:lineRule="auto"/>
     </w:pPr>
     <w:rPr>
+      <w:rFonts w:eastAsia="黑体"/>
       <w:color w:themeColor="text1" w:val="000000"/>
     </w:rPr>
     <w:tblPr>
@@ -8105,7 +8456,7 @@
     </w:tblPr>
     <w:tblStylePr w:type="firstRow">
       <w:rPr>
-        <w:rFonts w:asciiTheme="majorHAnsi" w:cstheme="majorBidi" w:eastAsiaTheme="majorEastAsia" w:hAnsiTheme="majorHAnsi"/>
+        <w:rFonts w:asciiTheme="majorHAnsi" w:cstheme="majorBidi" w:hAnsiTheme="majorHAnsi" w:eastAsia="黑体"/>
       </w:rPr>
       <w:tblPr/>
       <w:tcPr>
@@ -8117,6 +8468,7 @@
     </w:tblStylePr>
     <w:tblStylePr w:type="lastRow">
       <w:rPr>
+        <w:rFonts w:eastAsia="黑体"/>
         <w:b/>
         <w:bCs/>
         <w:color w:themeColor="text2" w:val="1F497D"/>
@@ -8131,12 +8483,14 @@
     </w:tblStylePr>
     <w:tblStylePr w:type="firstCol">
       <w:rPr>
+        <w:rFonts w:eastAsia="黑体"/>
         <w:b/>
         <w:bCs/>
       </w:rPr>
     </w:tblStylePr>
     <w:tblStylePr w:type="lastCol">
       <w:rPr>
+        <w:rFonts w:eastAsia="黑体"/>
         <w:b/>
         <w:bCs/>
       </w:rPr>
@@ -8170,6 +8524,7 @@
       <w:spacing w:after="0" w:line="240" w:lineRule="auto"/>
     </w:pPr>
     <w:rPr>
+      <w:rFonts w:eastAsia="黑体"/>
       <w:color w:themeColor="text1" w:val="000000"/>
     </w:rPr>
     <w:tblPr>
@@ -8189,7 +8544,7 @@
     </w:tblPr>
     <w:tblStylePr w:type="firstRow">
       <w:rPr>
-        <w:rFonts w:asciiTheme="majorHAnsi" w:cstheme="majorBidi" w:eastAsiaTheme="majorEastAsia" w:hAnsiTheme="majorHAnsi"/>
+        <w:rFonts w:asciiTheme="majorHAnsi" w:cstheme="majorBidi" w:hAnsiTheme="majorHAnsi" w:eastAsia="黑体"/>
       </w:rPr>
       <w:tblPr/>
       <w:tcPr>
@@ -8201,6 +8556,7 @@
     </w:tblStylePr>
     <w:tblStylePr w:type="lastRow">
       <w:rPr>
+        <w:rFonts w:eastAsia="黑体"/>
         <w:b/>
         <w:bCs/>
         <w:color w:themeColor="text2" w:val="1F497D"/>
@@ -8215,12 +8571,14 @@
     </w:tblStylePr>
     <w:tblStylePr w:type="firstCol">
       <w:rPr>
+        <w:rFonts w:eastAsia="黑体"/>
         <w:b/>
         <w:bCs/>
       </w:rPr>
     </w:tblStylePr>
     <w:tblStylePr w:type="lastCol">
       <w:rPr>
+        <w:rFonts w:eastAsia="黑体"/>
         <w:b/>
         <w:bCs/>
       </w:rPr>
@@ -8254,6 +8612,7 @@
       <w:spacing w:after="0" w:line="240" w:lineRule="auto"/>
     </w:pPr>
     <w:rPr>
+      <w:rFonts w:eastAsia="黑体"/>
       <w:color w:themeColor="text1" w:val="000000"/>
     </w:rPr>
     <w:tblPr>
@@ -8273,7 +8632,7 @@
     </w:tblPr>
     <w:tblStylePr w:type="firstRow">
       <w:rPr>
-        <w:rFonts w:asciiTheme="majorHAnsi" w:cstheme="majorBidi" w:eastAsiaTheme="majorEastAsia" w:hAnsiTheme="majorHAnsi"/>
+        <w:rFonts w:asciiTheme="majorHAnsi" w:cstheme="majorBidi" w:hAnsiTheme="majorHAnsi" w:eastAsia="黑体"/>
       </w:rPr>
       <w:tblPr/>
       <w:tcPr>
@@ -8285,6 +8644,7 @@
     </w:tblStylePr>
     <w:tblStylePr w:type="lastRow">
       <w:rPr>
+        <w:rFonts w:eastAsia="黑体"/>
         <w:b/>
         <w:bCs/>
         <w:color w:themeColor="text2" w:val="1F497D"/>
@@ -8299,12 +8659,14 @@
     </w:tblStylePr>
     <w:tblStylePr w:type="firstCol">
       <w:rPr>
+        <w:rFonts w:eastAsia="黑体"/>
         <w:b/>
         <w:bCs/>
       </w:rPr>
     </w:tblStylePr>
     <w:tblStylePr w:type="lastCol">
       <w:rPr>
+        <w:rFonts w:eastAsia="黑体"/>
         <w:b/>
         <w:bCs/>
       </w:rPr>
@@ -8338,6 +8700,7 @@
       <w:spacing w:after="0" w:line="240" w:lineRule="auto"/>
     </w:pPr>
     <w:rPr>
+      <w:rFonts w:eastAsia="黑体"/>
       <w:color w:themeColor="text1" w:val="000000"/>
     </w:rPr>
     <w:tblPr>
@@ -8357,7 +8720,7 @@
     </w:tblPr>
     <w:tblStylePr w:type="firstRow">
       <w:rPr>
-        <w:rFonts w:asciiTheme="majorHAnsi" w:cstheme="majorBidi" w:eastAsiaTheme="majorEastAsia" w:hAnsiTheme="majorHAnsi"/>
+        <w:rFonts w:asciiTheme="majorHAnsi" w:cstheme="majorBidi" w:hAnsiTheme="majorHAnsi" w:eastAsia="黑体"/>
       </w:rPr>
       <w:tblPr/>
       <w:tcPr>
@@ -8369,6 +8732,7 @@
     </w:tblStylePr>
     <w:tblStylePr w:type="lastRow">
       <w:rPr>
+        <w:rFonts w:eastAsia="黑体"/>
         <w:b/>
         <w:bCs/>
         <w:color w:themeColor="text2" w:val="1F497D"/>
@@ -8383,12 +8747,14 @@
     </w:tblStylePr>
     <w:tblStylePr w:type="firstCol">
       <w:rPr>
+        <w:rFonts w:eastAsia="黑体"/>
         <w:b/>
         <w:bCs/>
       </w:rPr>
     </w:tblStylePr>
     <w:tblStylePr w:type="lastCol">
       <w:rPr>
+        <w:rFonts w:eastAsia="黑体"/>
         <w:b/>
         <w:bCs/>
       </w:rPr>
@@ -8422,6 +8788,7 @@
       <w:spacing w:after="0" w:line="240" w:lineRule="auto"/>
     </w:pPr>
     <w:rPr>
+      <w:rFonts w:eastAsia="黑体"/>
       <w:color w:themeColor="text1" w:val="000000"/>
     </w:rPr>
     <w:tblPr>
@@ -8441,7 +8808,7 @@
     </w:tblPr>
     <w:tblStylePr w:type="firstRow">
       <w:rPr>
-        <w:rFonts w:asciiTheme="majorHAnsi" w:cstheme="majorBidi" w:eastAsiaTheme="majorEastAsia" w:hAnsiTheme="majorHAnsi"/>
+        <w:rFonts w:asciiTheme="majorHAnsi" w:cstheme="majorBidi" w:hAnsiTheme="majorHAnsi" w:eastAsia="黑体"/>
       </w:rPr>
       <w:tblPr/>
       <w:tcPr>
@@ -8453,6 +8820,7 @@
     </w:tblStylePr>
     <w:tblStylePr w:type="lastRow">
       <w:rPr>
+        <w:rFonts w:eastAsia="黑体"/>
         <w:b/>
         <w:bCs/>
         <w:color w:themeColor="text2" w:val="1F497D"/>
@@ -8467,12 +8835,14 @@
     </w:tblStylePr>
     <w:tblStylePr w:type="firstCol">
       <w:rPr>
+        <w:rFonts w:eastAsia="黑体"/>
         <w:b/>
         <w:bCs/>
       </w:rPr>
     </w:tblStylePr>
     <w:tblStylePr w:type="lastCol">
       <w:rPr>
+        <w:rFonts w:eastAsia="黑体"/>
         <w:b/>
         <w:bCs/>
       </w:rPr>
@@ -8506,6 +8876,7 @@
       <w:spacing w:after="0" w:line="240" w:lineRule="auto"/>
     </w:pPr>
     <w:rPr>
+      <w:rFonts w:eastAsia="黑体"/>
       <w:color w:themeColor="text1" w:val="000000"/>
     </w:rPr>
     <w:tblPr>
@@ -8525,7 +8896,7 @@
     </w:tblPr>
     <w:tblStylePr w:type="firstRow">
       <w:rPr>
-        <w:rFonts w:asciiTheme="majorHAnsi" w:cstheme="majorBidi" w:eastAsiaTheme="majorEastAsia" w:hAnsiTheme="majorHAnsi"/>
+        <w:rFonts w:asciiTheme="majorHAnsi" w:cstheme="majorBidi" w:hAnsiTheme="majorHAnsi" w:eastAsia="黑体"/>
       </w:rPr>
       <w:tblPr/>
       <w:tcPr>
@@ -8537,6 +8908,7 @@
     </w:tblStylePr>
     <w:tblStylePr w:type="lastRow">
       <w:rPr>
+        <w:rFonts w:eastAsia="黑体"/>
         <w:b/>
         <w:bCs/>
         <w:color w:themeColor="text2" w:val="1F497D"/>
@@ -8551,12 +8923,14 @@
     </w:tblStylePr>
     <w:tblStylePr w:type="firstCol">
       <w:rPr>
+        <w:rFonts w:eastAsia="黑体"/>
         <w:b/>
         <w:bCs/>
       </w:rPr>
     </w:tblStylePr>
     <w:tblStylePr w:type="lastCol">
       <w:rPr>
+        <w:rFonts w:eastAsia="黑体"/>
         <w:b/>
         <w:bCs/>
       </w:rPr>
@@ -8590,7 +8964,7 @@
       <w:spacing w:after="0" w:line="240" w:lineRule="auto"/>
     </w:pPr>
     <w:rPr>
-      <w:rFonts w:asciiTheme="majorHAnsi" w:cstheme="majorBidi" w:eastAsiaTheme="majorEastAsia" w:hAnsiTheme="majorHAnsi"/>
+      <w:rFonts w:asciiTheme="majorHAnsi" w:cstheme="majorBidi" w:hAnsiTheme="majorHAnsi" w:eastAsia="黑体"/>
       <w:color w:themeColor="text1" w:val="000000"/>
     </w:rPr>
     <w:tblPr>
@@ -8612,6 +8986,7 @@
     </w:tblPr>
     <w:tblStylePr w:type="firstRow">
       <w:rPr>
+        <w:rFonts w:eastAsia="黑体"/>
         <w:sz w:val="24"/>
         <w:szCs w:val="24"/>
       </w:rPr>
@@ -8718,7 +9093,7 @@
       <w:spacing w:after="0" w:line="240" w:lineRule="auto"/>
     </w:pPr>
     <w:rPr>
-      <w:rFonts w:asciiTheme="majorHAnsi" w:cstheme="majorBidi" w:eastAsiaTheme="majorEastAsia" w:hAnsiTheme="majorHAnsi"/>
+      <w:rFonts w:asciiTheme="majorHAnsi" w:cstheme="majorBidi" w:hAnsiTheme="majorHAnsi" w:eastAsia="黑体"/>
       <w:color w:themeColor="text1" w:val="000000"/>
     </w:rPr>
     <w:tblPr>
@@ -8740,6 +9115,7 @@
     </w:tblPr>
     <w:tblStylePr w:type="firstRow">
       <w:rPr>
+        <w:rFonts w:eastAsia="黑体"/>
         <w:sz w:val="24"/>
         <w:szCs w:val="24"/>
       </w:rPr>
@@ -8846,7 +9222,7 @@
       <w:spacing w:after="0" w:line="240" w:lineRule="auto"/>
     </w:pPr>
     <w:rPr>
-      <w:rFonts w:asciiTheme="majorHAnsi" w:cstheme="majorBidi" w:eastAsiaTheme="majorEastAsia" w:hAnsiTheme="majorHAnsi"/>
+      <w:rFonts w:asciiTheme="majorHAnsi" w:cstheme="majorBidi" w:hAnsiTheme="majorHAnsi" w:eastAsia="黑体"/>
       <w:color w:themeColor="text1" w:val="000000"/>
     </w:rPr>
     <w:tblPr>
@@ -8868,6 +9244,7 @@
     </w:tblPr>
     <w:tblStylePr w:type="firstRow">
       <w:rPr>
+        <w:rFonts w:eastAsia="黑体"/>
         <w:sz w:val="24"/>
         <w:szCs w:val="24"/>
       </w:rPr>
@@ -8974,7 +9351,7 @@
       <w:spacing w:after="0" w:line="240" w:lineRule="auto"/>
     </w:pPr>
     <w:rPr>
-      <w:rFonts w:asciiTheme="majorHAnsi" w:cstheme="majorBidi" w:eastAsiaTheme="majorEastAsia" w:hAnsiTheme="majorHAnsi"/>
+      <w:rFonts w:asciiTheme="majorHAnsi" w:cstheme="majorBidi" w:hAnsiTheme="majorHAnsi" w:eastAsia="黑体"/>
       <w:color w:themeColor="text1" w:val="000000"/>
     </w:rPr>
     <w:tblPr>
@@ -8996,6 +9373,7 @@
     </w:tblPr>
     <w:tblStylePr w:type="firstRow">
       <w:rPr>
+        <w:rFonts w:eastAsia="黑体"/>
         <w:sz w:val="24"/>
         <w:szCs w:val="24"/>
       </w:rPr>
@@ -9102,7 +9480,7 @@
       <w:spacing w:after="0" w:line="240" w:lineRule="auto"/>
     </w:pPr>
     <w:rPr>
-      <w:rFonts w:asciiTheme="majorHAnsi" w:cstheme="majorBidi" w:eastAsiaTheme="majorEastAsia" w:hAnsiTheme="majorHAnsi"/>
+      <w:rFonts w:asciiTheme="majorHAnsi" w:cstheme="majorBidi" w:hAnsiTheme="majorHAnsi" w:eastAsia="黑体"/>
       <w:color w:themeColor="text1" w:val="000000"/>
     </w:rPr>
     <w:tblPr>
@@ -9124,6 +9502,7 @@
     </w:tblPr>
     <w:tblStylePr w:type="firstRow">
       <w:rPr>
+        <w:rFonts w:eastAsia="黑体"/>
         <w:sz w:val="24"/>
         <w:szCs w:val="24"/>
       </w:rPr>
@@ -9230,7 +9609,7 @@
       <w:spacing w:after="0" w:line="240" w:lineRule="auto"/>
     </w:pPr>
     <w:rPr>
-      <w:rFonts w:asciiTheme="majorHAnsi" w:cstheme="majorBidi" w:eastAsiaTheme="majorEastAsia" w:hAnsiTheme="majorHAnsi"/>
+      <w:rFonts w:asciiTheme="majorHAnsi" w:cstheme="majorBidi" w:hAnsiTheme="majorHAnsi" w:eastAsia="黑体"/>
       <w:color w:themeColor="text1" w:val="000000"/>
     </w:rPr>
     <w:tblPr>
@@ -9252,6 +9631,7 @@
     </w:tblPr>
     <w:tblStylePr w:type="firstRow">
       <w:rPr>
+        <w:rFonts w:eastAsia="黑体"/>
         <w:sz w:val="24"/>
         <w:szCs w:val="24"/>
       </w:rPr>
@@ -9358,7 +9738,7 @@
       <w:spacing w:after="0" w:line="240" w:lineRule="auto"/>
     </w:pPr>
     <w:rPr>
-      <w:rFonts w:asciiTheme="majorHAnsi" w:cstheme="majorBidi" w:eastAsiaTheme="majorEastAsia" w:hAnsiTheme="majorHAnsi"/>
+      <w:rFonts w:asciiTheme="majorHAnsi" w:cstheme="majorBidi" w:hAnsiTheme="majorHAnsi" w:eastAsia="黑体"/>
       <w:color w:themeColor="text1" w:val="000000"/>
     </w:rPr>
     <w:tblPr>
@@ -9380,6 +9760,7 @@
     </w:tblPr>
     <w:tblStylePr w:type="firstRow">
       <w:rPr>
+        <w:rFonts w:eastAsia="黑体"/>
         <w:sz w:val="24"/>
         <w:szCs w:val="24"/>
       </w:rPr>
@@ -9509,12 +9890,14 @@
     </w:tcPr>
     <w:tblStylePr w:type="firstRow">
       <w:rPr>
+        <w:rFonts w:eastAsia="黑体"/>
         <w:b/>
         <w:bCs/>
       </w:rPr>
     </w:tblStylePr>
     <w:tblStylePr w:type="lastRow">
       <w:rPr>
+        <w:rFonts w:eastAsia="黑体"/>
         <w:b/>
         <w:bCs/>
       </w:rPr>
@@ -9527,12 +9910,14 @@
     </w:tblStylePr>
     <w:tblStylePr w:type="firstCol">
       <w:rPr>
+        <w:rFonts w:eastAsia="黑体"/>
         <w:b/>
         <w:bCs/>
       </w:rPr>
     </w:tblStylePr>
     <w:tblStylePr w:type="lastCol">
       <w:rPr>
+        <w:rFonts w:eastAsia="黑体"/>
         <w:b/>
         <w:bCs/>
       </w:rPr>
@@ -9582,12 +9967,14 @@
     </w:tcPr>
     <w:tblStylePr w:type="firstRow">
       <w:rPr>
+        <w:rFonts w:eastAsia="黑体"/>
         <w:b/>
         <w:bCs/>
       </w:rPr>
     </w:tblStylePr>
     <w:tblStylePr w:type="lastRow">
       <w:rPr>
+        <w:rFonts w:eastAsia="黑体"/>
         <w:b/>
         <w:bCs/>
       </w:rPr>
@@ -9600,12 +9987,14 @@
     </w:tblStylePr>
     <w:tblStylePr w:type="firstCol">
       <w:rPr>
+        <w:rFonts w:eastAsia="黑体"/>
         <w:b/>
         <w:bCs/>
       </w:rPr>
     </w:tblStylePr>
     <w:tblStylePr w:type="lastCol">
       <w:rPr>
+        <w:rFonts w:eastAsia="黑体"/>
         <w:b/>
         <w:bCs/>
       </w:rPr>
@@ -9655,12 +10044,14 @@
     </w:tcPr>
     <w:tblStylePr w:type="firstRow">
       <w:rPr>
+        <w:rFonts w:eastAsia="黑体"/>
         <w:b/>
         <w:bCs/>
       </w:rPr>
     </w:tblStylePr>
     <w:tblStylePr w:type="lastRow">
       <w:rPr>
+        <w:rFonts w:eastAsia="黑体"/>
         <w:b/>
         <w:bCs/>
       </w:rPr>
@@ -9673,12 +10064,14 @@
     </w:tblStylePr>
     <w:tblStylePr w:type="firstCol">
       <w:rPr>
+        <w:rFonts w:eastAsia="黑体"/>
         <w:b/>
         <w:bCs/>
       </w:rPr>
     </w:tblStylePr>
     <w:tblStylePr w:type="lastCol">
       <w:rPr>
+        <w:rFonts w:eastAsia="黑体"/>
         <w:b/>
         <w:bCs/>
       </w:rPr>
@@ -9728,12 +10121,14 @@
     </w:tcPr>
     <w:tblStylePr w:type="firstRow">
       <w:rPr>
+        <w:rFonts w:eastAsia="黑体"/>
         <w:b/>
         <w:bCs/>
       </w:rPr>
     </w:tblStylePr>
     <w:tblStylePr w:type="lastRow">
       <w:rPr>
+        <w:rFonts w:eastAsia="黑体"/>
         <w:b/>
         <w:bCs/>
       </w:rPr>
@@ -9746,12 +10141,14 @@
     </w:tblStylePr>
     <w:tblStylePr w:type="firstCol">
       <w:rPr>
+        <w:rFonts w:eastAsia="黑体"/>
         <w:b/>
         <w:bCs/>
       </w:rPr>
     </w:tblStylePr>
     <w:tblStylePr w:type="lastCol">
       <w:rPr>
+        <w:rFonts w:eastAsia="黑体"/>
         <w:b/>
         <w:bCs/>
       </w:rPr>
@@ -9801,12 +10198,14 @@
     </w:tcPr>
     <w:tblStylePr w:type="firstRow">
       <w:rPr>
+        <w:rFonts w:eastAsia="黑体"/>
         <w:b/>
         <w:bCs/>
       </w:rPr>
     </w:tblStylePr>
     <w:tblStylePr w:type="lastRow">
       <w:rPr>
+        <w:rFonts w:eastAsia="黑体"/>
         <w:b/>
         <w:bCs/>
       </w:rPr>
@@ -9819,12 +10218,14 @@
     </w:tblStylePr>
     <w:tblStylePr w:type="firstCol">
       <w:rPr>
+        <w:rFonts w:eastAsia="黑体"/>
         <w:b/>
         <w:bCs/>
       </w:rPr>
     </w:tblStylePr>
     <w:tblStylePr w:type="lastCol">
       <w:rPr>
+        <w:rFonts w:eastAsia="黑体"/>
         <w:b/>
         <w:bCs/>
       </w:rPr>
@@ -9874,12 +10275,14 @@
     </w:tcPr>
     <w:tblStylePr w:type="firstRow">
       <w:rPr>
+        <w:rFonts w:eastAsia="黑体"/>
         <w:b/>
         <w:bCs/>
       </w:rPr>
     </w:tblStylePr>
     <w:tblStylePr w:type="lastRow">
       <w:rPr>
+        <w:rFonts w:eastAsia="黑体"/>
         <w:b/>
         <w:bCs/>
       </w:rPr>
@@ -9892,12 +10295,14 @@
     </w:tblStylePr>
     <w:tblStylePr w:type="firstCol">
       <w:rPr>
+        <w:rFonts w:eastAsia="黑体"/>
         <w:b/>
         <w:bCs/>
       </w:rPr>
     </w:tblStylePr>
     <w:tblStylePr w:type="lastCol">
       <w:rPr>
+        <w:rFonts w:eastAsia="黑体"/>
         <w:b/>
         <w:bCs/>
       </w:rPr>
@@ -9947,12 +10352,14 @@
     </w:tcPr>
     <w:tblStylePr w:type="firstRow">
       <w:rPr>
+        <w:rFonts w:eastAsia="黑体"/>
         <w:b/>
         <w:bCs/>
       </w:rPr>
     </w:tblStylePr>
     <w:tblStylePr w:type="lastRow">
       <w:rPr>
+        <w:rFonts w:eastAsia="黑体"/>
         <w:b/>
         <w:bCs/>
       </w:rPr>
@@ -9965,12 +10372,14 @@
     </w:tblStylePr>
     <w:tblStylePr w:type="firstCol">
       <w:rPr>
+        <w:rFonts w:eastAsia="黑体"/>
         <w:b/>
         <w:bCs/>
       </w:rPr>
     </w:tblStylePr>
     <w:tblStylePr w:type="lastCol">
       <w:rPr>
+        <w:rFonts w:eastAsia="黑体"/>
         <w:b/>
         <w:bCs/>
       </w:rPr>
@@ -9997,7 +10406,7 @@
       <w:spacing w:after="0" w:line="240" w:lineRule="auto"/>
     </w:pPr>
     <w:rPr>
-      <w:rFonts w:asciiTheme="majorHAnsi" w:cstheme="majorBidi" w:eastAsiaTheme="majorEastAsia" w:hAnsiTheme="majorHAnsi"/>
+      <w:rFonts w:asciiTheme="majorHAnsi" w:cstheme="majorBidi" w:hAnsiTheme="majorHAnsi" w:eastAsia="黑体"/>
       <w:color w:themeColor="text1" w:val="000000"/>
     </w:rPr>
     <w:tblPr>
@@ -10024,6 +10433,7 @@
     </w:tcPr>
     <w:tblStylePr w:type="firstRow">
       <w:rPr>
+        <w:rFonts w:eastAsia="黑体"/>
         <w:b/>
         <w:bCs/>
         <w:color w:themeColor="text1" w:val="000000"/>
@@ -10035,6 +10445,7 @@
     </w:tblStylePr>
     <w:tblStylePr w:type="lastRow">
       <w:rPr>
+        <w:rFonts w:eastAsia="黑体"/>
         <w:b/>
         <w:bCs/>
         <w:color w:themeColor="text1" w:val="000000"/>
@@ -10054,6 +10465,7 @@
     </w:tblStylePr>
     <w:tblStylePr w:type="firstCol">
       <w:rPr>
+        <w:rFonts w:eastAsia="黑体"/>
         <w:b/>
         <w:bCs/>
         <w:color w:themeColor="text1" w:val="000000"/>
@@ -10073,6 +10485,7 @@
     </w:tblStylePr>
     <w:tblStylePr w:type="lastCol">
       <w:rPr>
+        <w:rFonts w:eastAsia="黑体"/>
         <w:b w:val="0"/>
         <w:bCs w:val="0"/>
         <w:color w:themeColor="text1" w:val="000000"/>
@@ -10122,7 +10535,7 @@
       <w:spacing w:after="0" w:line="240" w:lineRule="auto"/>
     </w:pPr>
     <w:rPr>
-      <w:rFonts w:asciiTheme="majorHAnsi" w:cstheme="majorBidi" w:eastAsiaTheme="majorEastAsia" w:hAnsiTheme="majorHAnsi"/>
+      <w:rFonts w:asciiTheme="majorHAnsi" w:cstheme="majorBidi" w:hAnsiTheme="majorHAnsi" w:eastAsia="黑体"/>
       <w:color w:themeColor="text1" w:val="000000"/>
     </w:rPr>
     <w:tblPr>
@@ -10149,6 +10562,7 @@
     </w:tcPr>
     <w:tblStylePr w:type="firstRow">
       <w:rPr>
+        <w:rFonts w:eastAsia="黑体"/>
         <w:b/>
         <w:bCs/>
         <w:color w:themeColor="text1" w:val="000000"/>
@@ -10160,6 +10574,7 @@
     </w:tblStylePr>
     <w:tblStylePr w:type="lastRow">
       <w:rPr>
+        <w:rFonts w:eastAsia="黑体"/>
         <w:b/>
         <w:bCs/>
         <w:color w:themeColor="text1" w:val="000000"/>
@@ -10179,6 +10594,7 @@
     </w:tblStylePr>
     <w:tblStylePr w:type="firstCol">
       <w:rPr>
+        <w:rFonts w:eastAsia="黑体"/>
         <w:b/>
         <w:bCs/>
         <w:color w:themeColor="text1" w:val="000000"/>
@@ -10198,6 +10614,7 @@
     </w:tblStylePr>
     <w:tblStylePr w:type="lastCol">
       <w:rPr>
+        <w:rFonts w:eastAsia="黑体"/>
         <w:b w:val="0"/>
         <w:bCs w:val="0"/>
         <w:color w:themeColor="text1" w:val="000000"/>
@@ -10247,7 +10664,7 @@
       <w:spacing w:after="0" w:line="240" w:lineRule="auto"/>
     </w:pPr>
     <w:rPr>
-      <w:rFonts w:asciiTheme="majorHAnsi" w:cstheme="majorBidi" w:eastAsiaTheme="majorEastAsia" w:hAnsiTheme="majorHAnsi"/>
+      <w:rFonts w:asciiTheme="majorHAnsi" w:cstheme="majorBidi" w:hAnsiTheme="majorHAnsi" w:eastAsia="黑体"/>
       <w:color w:themeColor="text1" w:val="000000"/>
     </w:rPr>
     <w:tblPr>
@@ -10274,6 +10691,7 @@
     </w:tcPr>
     <w:tblStylePr w:type="firstRow">
       <w:rPr>
+        <w:rFonts w:eastAsia="黑体"/>
         <w:b/>
         <w:bCs/>
         <w:color w:themeColor="text1" w:val="000000"/>
@@ -10285,6 +10703,7 @@
     </w:tblStylePr>
     <w:tblStylePr w:type="lastRow">
       <w:rPr>
+        <w:rFonts w:eastAsia="黑体"/>
         <w:b/>
         <w:bCs/>
         <w:color w:themeColor="text1" w:val="000000"/>
@@ -10304,6 +10723,7 @@
     </w:tblStylePr>
     <w:tblStylePr w:type="firstCol">
       <w:rPr>
+        <w:rFonts w:eastAsia="黑体"/>
         <w:b/>
         <w:bCs/>
         <w:color w:themeColor="text1" w:val="000000"/>
@@ -10323,6 +10743,7 @@
     </w:tblStylePr>
     <w:tblStylePr w:type="lastCol">
       <w:rPr>
+        <w:rFonts w:eastAsia="黑体"/>
         <w:b w:val="0"/>
         <w:bCs w:val="0"/>
         <w:color w:themeColor="text1" w:val="000000"/>
@@ -10372,7 +10793,7 @@
       <w:spacing w:after="0" w:line="240" w:lineRule="auto"/>
     </w:pPr>
     <w:rPr>
-      <w:rFonts w:asciiTheme="majorHAnsi" w:cstheme="majorBidi" w:eastAsiaTheme="majorEastAsia" w:hAnsiTheme="majorHAnsi"/>
+      <w:rFonts w:asciiTheme="majorHAnsi" w:cstheme="majorBidi" w:hAnsiTheme="majorHAnsi" w:eastAsia="黑体"/>
       <w:color w:themeColor="text1" w:val="000000"/>
     </w:rPr>
     <w:tblPr>
@@ -10399,6 +10820,7 @@
     </w:tcPr>
     <w:tblStylePr w:type="firstRow">
       <w:rPr>
+        <w:rFonts w:eastAsia="黑体"/>
         <w:b/>
         <w:bCs/>
         <w:color w:themeColor="text1" w:val="000000"/>
@@ -10410,6 +10832,7 @@
     </w:tblStylePr>
     <w:tblStylePr w:type="lastRow">
       <w:rPr>
+        <w:rFonts w:eastAsia="黑体"/>
         <w:b/>
         <w:bCs/>
         <w:color w:themeColor="text1" w:val="000000"/>
@@ -10429,6 +10852,7 @@
     </w:tblStylePr>
     <w:tblStylePr w:type="firstCol">
       <w:rPr>
+        <w:rFonts w:eastAsia="黑体"/>
         <w:b/>
         <w:bCs/>
         <w:color w:themeColor="text1" w:val="000000"/>
@@ -10448,6 +10872,7 @@
     </w:tblStylePr>
     <w:tblStylePr w:type="lastCol">
       <w:rPr>
+        <w:rFonts w:eastAsia="黑体"/>
         <w:b w:val="0"/>
         <w:bCs w:val="0"/>
         <w:color w:themeColor="text1" w:val="000000"/>
@@ -10497,7 +10922,7 @@
       <w:spacing w:after="0" w:line="240" w:lineRule="auto"/>
     </w:pPr>
     <w:rPr>
-      <w:rFonts w:asciiTheme="majorHAnsi" w:cstheme="majorBidi" w:eastAsiaTheme="majorEastAsia" w:hAnsiTheme="majorHAnsi"/>
+      <w:rFonts w:asciiTheme="majorHAnsi" w:cstheme="majorBidi" w:hAnsiTheme="majorHAnsi" w:eastAsia="黑体"/>
       <w:color w:themeColor="text1" w:val="000000"/>
     </w:rPr>
     <w:tblPr>
@@ -10524,6 +10949,7 @@
     </w:tcPr>
     <w:tblStylePr w:type="firstRow">
       <w:rPr>
+        <w:rFonts w:eastAsia="黑体"/>
         <w:b/>
         <w:bCs/>
         <w:color w:themeColor="text1" w:val="000000"/>
@@ -10535,6 +10961,7 @@
     </w:tblStylePr>
     <w:tblStylePr w:type="lastRow">
       <w:rPr>
+        <w:rFonts w:eastAsia="黑体"/>
         <w:b/>
         <w:bCs/>
         <w:color w:themeColor="text1" w:val="000000"/>
@@ -10554,6 +10981,7 @@
     </w:tblStylePr>
     <w:tblStylePr w:type="firstCol">
       <w:rPr>
+        <w:rFonts w:eastAsia="黑体"/>
         <w:b/>
         <w:bCs/>
         <w:color w:themeColor="text1" w:val="000000"/>
@@ -10573,6 +11001,7 @@
     </w:tblStylePr>
     <w:tblStylePr w:type="lastCol">
       <w:rPr>
+        <w:rFonts w:eastAsia="黑体"/>
         <w:b w:val="0"/>
         <w:bCs w:val="0"/>
         <w:color w:themeColor="text1" w:val="000000"/>
@@ -10622,7 +11051,7 @@
       <w:spacing w:after="0" w:line="240" w:lineRule="auto"/>
     </w:pPr>
     <w:rPr>
-      <w:rFonts w:asciiTheme="majorHAnsi" w:cstheme="majorBidi" w:eastAsiaTheme="majorEastAsia" w:hAnsiTheme="majorHAnsi"/>
+      <w:rFonts w:asciiTheme="majorHAnsi" w:cstheme="majorBidi" w:hAnsiTheme="majorHAnsi" w:eastAsia="黑体"/>
       <w:color w:themeColor="text1" w:val="000000"/>
     </w:rPr>
     <w:tblPr>
@@ -10649,6 +11078,7 @@
     </w:tcPr>
     <w:tblStylePr w:type="firstRow">
       <w:rPr>
+        <w:rFonts w:eastAsia="黑体"/>
         <w:b/>
         <w:bCs/>
         <w:color w:themeColor="text1" w:val="000000"/>
@@ -10660,6 +11090,7 @@
     </w:tblStylePr>
     <w:tblStylePr w:type="lastRow">
       <w:rPr>
+        <w:rFonts w:eastAsia="黑体"/>
         <w:b/>
         <w:bCs/>
         <w:color w:themeColor="text1" w:val="000000"/>
@@ -10679,6 +11110,7 @@
     </w:tblStylePr>
     <w:tblStylePr w:type="firstCol">
       <w:rPr>
+        <w:rFonts w:eastAsia="黑体"/>
         <w:b/>
         <w:bCs/>
         <w:color w:themeColor="text1" w:val="000000"/>
@@ -10698,6 +11130,7 @@
     </w:tblStylePr>
     <w:tblStylePr w:type="lastCol">
       <w:rPr>
+        <w:rFonts w:eastAsia="黑体"/>
         <w:b w:val="0"/>
         <w:bCs w:val="0"/>
         <w:color w:themeColor="text1" w:val="000000"/>
@@ -10747,7 +11180,7 @@
       <w:spacing w:after="0" w:line="240" w:lineRule="auto"/>
     </w:pPr>
     <w:rPr>
-      <w:rFonts w:asciiTheme="majorHAnsi" w:cstheme="majorBidi" w:eastAsiaTheme="majorEastAsia" w:hAnsiTheme="majorHAnsi"/>
+      <w:rFonts w:asciiTheme="majorHAnsi" w:cstheme="majorBidi" w:hAnsiTheme="majorHAnsi" w:eastAsia="黑体"/>
       <w:color w:themeColor="text1" w:val="000000"/>
     </w:rPr>
     <w:tblPr>
@@ -10774,6 +11207,7 @@
     </w:tcPr>
     <w:tblStylePr w:type="firstRow">
       <w:rPr>
+        <w:rFonts w:eastAsia="黑体"/>
         <w:b/>
         <w:bCs/>
         <w:color w:themeColor="text1" w:val="000000"/>
@@ -10785,6 +11219,7 @@
     </w:tblStylePr>
     <w:tblStylePr w:type="lastRow">
       <w:rPr>
+        <w:rFonts w:eastAsia="黑体"/>
         <w:b/>
         <w:bCs/>
         <w:color w:themeColor="text1" w:val="000000"/>
@@ -10804,6 +11239,7 @@
     </w:tblStylePr>
     <w:tblStylePr w:type="firstCol">
       <w:rPr>
+        <w:rFonts w:eastAsia="黑体"/>
         <w:b/>
         <w:bCs/>
         <w:color w:themeColor="text1" w:val="000000"/>
@@ -10823,6 +11259,7 @@
     </w:tblStylePr>
     <w:tblStylePr w:type="lastCol">
       <w:rPr>
+        <w:rFonts w:eastAsia="黑体"/>
         <w:b w:val="0"/>
         <w:bCs w:val="0"/>
         <w:color w:themeColor="text1" w:val="000000"/>
@@ -10895,6 +11332,7 @@
     </w:tcPr>
     <w:tblStylePr w:type="firstRow">
       <w:rPr>
+        <w:rFonts w:eastAsia="黑体"/>
         <w:b/>
         <w:bCs/>
         <w:i w:val="0"/>
@@ -10916,6 +11354,7 @@
     </w:tblStylePr>
     <w:tblStylePr w:type="lastRow">
       <w:rPr>
+        <w:rFonts w:eastAsia="黑体"/>
         <w:b/>
         <w:bCs/>
         <w:i w:val="0"/>
@@ -10937,6 +11376,7 @@
     </w:tblStylePr>
     <w:tblStylePr w:type="firstCol">
       <w:rPr>
+        <w:rFonts w:eastAsia="黑体"/>
         <w:b/>
         <w:bCs/>
         <w:i w:val="0"/>
@@ -10956,6 +11396,7 @@
     </w:tblStylePr>
     <w:tblStylePr w:type="lastCol">
       <w:rPr>
+        <w:rFonts w:eastAsia="黑体"/>
         <w:b/>
         <w:bCs/>
         <w:i w:val="0"/>
@@ -11036,6 +11477,7 @@
     </w:tcPr>
     <w:tblStylePr w:type="firstRow">
       <w:rPr>
+        <w:rFonts w:eastAsia="黑体"/>
         <w:b/>
         <w:bCs/>
         <w:i w:val="0"/>
@@ -11057,6 +11499,7 @@
     </w:tblStylePr>
     <w:tblStylePr w:type="lastRow">
       <w:rPr>
+        <w:rFonts w:eastAsia="黑体"/>
         <w:b/>
         <w:bCs/>
         <w:i w:val="0"/>
@@ -11078,6 +11521,7 @@
     </w:tblStylePr>
     <w:tblStylePr w:type="firstCol">
       <w:rPr>
+        <w:rFonts w:eastAsia="黑体"/>
         <w:b/>
         <w:bCs/>
         <w:i w:val="0"/>
@@ -11097,6 +11541,7 @@
     </w:tblStylePr>
     <w:tblStylePr w:type="lastCol">
       <w:rPr>
+        <w:rFonts w:eastAsia="黑体"/>
         <w:b/>
         <w:bCs/>
         <w:i w:val="0"/>
@@ -11177,6 +11622,7 @@
     </w:tcPr>
     <w:tblStylePr w:type="firstRow">
       <w:rPr>
+        <w:rFonts w:eastAsia="黑体"/>
         <w:b/>
         <w:bCs/>
         <w:i w:val="0"/>
@@ -11198,6 +11644,7 @@
     </w:tblStylePr>
     <w:tblStylePr w:type="lastRow">
       <w:rPr>
+        <w:rFonts w:eastAsia="黑体"/>
         <w:b/>
         <w:bCs/>
         <w:i w:val="0"/>
@@ -11219,6 +11666,7 @@
     </w:tblStylePr>
     <w:tblStylePr w:type="firstCol">
       <w:rPr>
+        <w:rFonts w:eastAsia="黑体"/>
         <w:b/>
         <w:bCs/>
         <w:i w:val="0"/>
@@ -11238,6 +11686,7 @@
     </w:tblStylePr>
     <w:tblStylePr w:type="lastCol">
       <w:rPr>
+        <w:rFonts w:eastAsia="黑体"/>
         <w:b/>
         <w:bCs/>
         <w:i w:val="0"/>
@@ -11318,6 +11767,7 @@
     </w:tcPr>
     <w:tblStylePr w:type="firstRow">
       <w:rPr>
+        <w:rFonts w:eastAsia="黑体"/>
         <w:b/>
         <w:bCs/>
         <w:i w:val="0"/>
@@ -11339,6 +11789,7 @@
     </w:tblStylePr>
     <w:tblStylePr w:type="lastRow">
       <w:rPr>
+        <w:rFonts w:eastAsia="黑体"/>
         <w:b/>
         <w:bCs/>
         <w:i w:val="0"/>
@@ -11360,6 +11811,7 @@
     </w:tblStylePr>
     <w:tblStylePr w:type="firstCol">
       <w:rPr>
+        <w:rFonts w:eastAsia="黑体"/>
         <w:b/>
         <w:bCs/>
         <w:i w:val="0"/>
@@ -11379,6 +11831,7 @@
     </w:tblStylePr>
     <w:tblStylePr w:type="lastCol">
       <w:rPr>
+        <w:rFonts w:eastAsia="黑体"/>
         <w:b/>
         <w:bCs/>
         <w:i w:val="0"/>
@@ -11459,6 +11912,7 @@
     </w:tcPr>
     <w:tblStylePr w:type="firstRow">
       <w:rPr>
+        <w:rFonts w:eastAsia="黑体"/>
         <w:b/>
         <w:bCs/>
         <w:i w:val="0"/>
@@ -11480,6 +11934,7 @@
     </w:tblStylePr>
     <w:tblStylePr w:type="lastRow">
       <w:rPr>
+        <w:rFonts w:eastAsia="黑体"/>
         <w:b/>
         <w:bCs/>
         <w:i w:val="0"/>
@@ -11501,6 +11956,7 @@
     </w:tblStylePr>
     <w:tblStylePr w:type="firstCol">
       <w:rPr>
+        <w:rFonts w:eastAsia="黑体"/>
         <w:b/>
         <w:bCs/>
         <w:i w:val="0"/>
@@ -11520,6 +11976,7 @@
     </w:tblStylePr>
     <w:tblStylePr w:type="lastCol">
       <w:rPr>
+        <w:rFonts w:eastAsia="黑体"/>
         <w:b/>
         <w:bCs/>
         <w:i w:val="0"/>
@@ -11600,6 +12057,7 @@
     </w:tcPr>
     <w:tblStylePr w:type="firstRow">
       <w:rPr>
+        <w:rFonts w:eastAsia="黑体"/>
         <w:b/>
         <w:bCs/>
         <w:i w:val="0"/>
@@ -11621,6 +12079,7 @@
     </w:tblStylePr>
     <w:tblStylePr w:type="lastRow">
       <w:rPr>
+        <w:rFonts w:eastAsia="黑体"/>
         <w:b/>
         <w:bCs/>
         <w:i w:val="0"/>
@@ -11642,6 +12101,7 @@
     </w:tblStylePr>
     <w:tblStylePr w:type="firstCol">
       <w:rPr>
+        <w:rFonts w:eastAsia="黑体"/>
         <w:b/>
         <w:bCs/>
         <w:i w:val="0"/>
@@ -11661,6 +12121,7 @@
     </w:tblStylePr>
     <w:tblStylePr w:type="lastCol">
       <w:rPr>
+        <w:rFonts w:eastAsia="黑体"/>
         <w:b/>
         <w:bCs/>
         <w:i w:val="0"/>
@@ -11741,6 +12202,7 @@
     </w:tcPr>
     <w:tblStylePr w:type="firstRow">
       <w:rPr>
+        <w:rFonts w:eastAsia="黑体"/>
         <w:b/>
         <w:bCs/>
         <w:i w:val="0"/>
@@ -11762,6 +12224,7 @@
     </w:tblStylePr>
     <w:tblStylePr w:type="lastRow">
       <w:rPr>
+        <w:rFonts w:eastAsia="黑体"/>
         <w:b/>
         <w:bCs/>
         <w:i w:val="0"/>
@@ -11783,6 +12246,7 @@
     </w:tblStylePr>
     <w:tblStylePr w:type="firstCol">
       <w:rPr>
+        <w:rFonts w:eastAsia="黑体"/>
         <w:b/>
         <w:bCs/>
         <w:i w:val="0"/>
@@ -11802,6 +12266,7 @@
     </w:tblStylePr>
     <w:tblStylePr w:type="lastCol">
       <w:rPr>
+        <w:rFonts w:eastAsia="黑体"/>
         <w:b/>
         <w:bCs/>
         <w:i w:val="0"/>
@@ -11859,6 +12324,7 @@
       <w:spacing w:after="0" w:line="240" w:lineRule="auto"/>
     </w:pPr>
     <w:rPr>
+      <w:rFonts w:eastAsia="黑体"/>
       <w:color w:themeColor="background1" w:val="FFFFFF"/>
     </w:rPr>
     <w:tblPr>
@@ -11877,6 +12343,7 @@
     </w:tcPr>
     <w:tblStylePr w:type="firstRow">
       <w:rPr>
+        <w:rFonts w:eastAsia="黑体"/>
         <w:b/>
         <w:bCs/>
       </w:rPr>
@@ -11973,6 +12440,7 @@
       <w:spacing w:after="0" w:line="240" w:lineRule="auto"/>
     </w:pPr>
     <w:rPr>
+      <w:rFonts w:eastAsia="黑体"/>
       <w:color w:themeColor="background1" w:val="FFFFFF"/>
     </w:rPr>
     <w:tblPr>
@@ -11991,6 +12459,7 @@
     </w:tcPr>
     <w:tblStylePr w:type="firstRow">
       <w:rPr>
+        <w:rFonts w:eastAsia="黑体"/>
         <w:b/>
         <w:bCs/>
       </w:rPr>
@@ -12087,6 +12556,7 @@
       <w:spacing w:after="0" w:line="240" w:lineRule="auto"/>
     </w:pPr>
     <w:rPr>
+      <w:rFonts w:eastAsia="黑体"/>
       <w:color w:themeColor="background1" w:val="FFFFFF"/>
     </w:rPr>
     <w:tblPr>
@@ -12105,6 +12575,7 @@
     </w:tcPr>
     <w:tblStylePr w:type="firstRow">
       <w:rPr>
+        <w:rFonts w:eastAsia="黑体"/>
         <w:b/>
         <w:bCs/>
       </w:rPr>
@@ -12201,6 +12672,7 @@
       <w:spacing w:after="0" w:line="240" w:lineRule="auto"/>
     </w:pPr>
     <w:rPr>
+      <w:rFonts w:eastAsia="黑体"/>
       <w:color w:themeColor="background1" w:val="FFFFFF"/>
     </w:rPr>
     <w:tblPr>
@@ -12219,6 +12691,7 @@
     </w:tcPr>
     <w:tblStylePr w:type="firstRow">
       <w:rPr>
+        <w:rFonts w:eastAsia="黑体"/>
         <w:b/>
         <w:bCs/>
       </w:rPr>
@@ -12315,6 +12788,7 @@
       <w:spacing w:after="0" w:line="240" w:lineRule="auto"/>
     </w:pPr>
     <w:rPr>
+      <w:rFonts w:eastAsia="黑体"/>
       <w:color w:themeColor="background1" w:val="FFFFFF"/>
     </w:rPr>
     <w:tblPr>
@@ -12333,6 +12807,7 @@
     </w:tcPr>
     <w:tblStylePr w:type="firstRow">
       <w:rPr>
+        <w:rFonts w:eastAsia="黑体"/>
         <w:b/>
         <w:bCs/>
       </w:rPr>
@@ -12429,6 +12904,7 @@
       <w:spacing w:after="0" w:line="240" w:lineRule="auto"/>
     </w:pPr>
     <w:rPr>
+      <w:rFonts w:eastAsia="黑体"/>
       <w:color w:themeColor="background1" w:val="FFFFFF"/>
     </w:rPr>
     <w:tblPr>
@@ -12447,6 +12923,7 @@
     </w:tcPr>
     <w:tblStylePr w:type="firstRow">
       <w:rPr>
+        <w:rFonts w:eastAsia="黑体"/>
         <w:b/>
         <w:bCs/>
       </w:rPr>
@@ -12543,6 +13020,7 @@
       <w:spacing w:after="0" w:line="240" w:lineRule="auto"/>
     </w:pPr>
     <w:rPr>
+      <w:rFonts w:eastAsia="黑体"/>
       <w:color w:themeColor="background1" w:val="FFFFFF"/>
     </w:rPr>
     <w:tblPr>
@@ -12561,6 +13039,7 @@
     </w:tcPr>
     <w:tblStylePr w:type="firstRow">
       <w:rPr>
+        <w:rFonts w:eastAsia="黑体"/>
         <w:b/>
         <w:bCs/>
       </w:rPr>
@@ -12657,6 +13136,7 @@
       <w:spacing w:after="0" w:line="240" w:lineRule="auto"/>
     </w:pPr>
     <w:rPr>
+      <w:rFonts w:eastAsia="黑体"/>
       <w:color w:themeColor="text1" w:val="000000"/>
     </w:rPr>
     <w:tblPr>
@@ -12683,6 +13163,7 @@
     </w:tcPr>
     <w:tblStylePr w:type="firstRow">
       <w:rPr>
+        <w:rFonts w:eastAsia="黑体"/>
         <w:b/>
         <w:bCs/>
       </w:rPr>
@@ -12701,6 +13182,7 @@
     </w:tblStylePr>
     <w:tblStylePr w:type="lastRow">
       <w:rPr>
+        <w:rFonts w:eastAsia="黑体"/>
         <w:b/>
         <w:bCs/>
         <w:color w:themeColor="background1" w:val="FFFFFF"/>
@@ -12715,6 +13197,7 @@
     </w:tblStylePr>
     <w:tblStylePr w:type="firstCol">
       <w:rPr>
+        <w:rFonts w:eastAsia="黑体"/>
         <w:color w:themeColor="background1" w:val="FFFFFF"/>
       </w:rPr>
       <w:tblPr/>
@@ -12732,6 +13215,7 @@
     </w:tblStylePr>
     <w:tblStylePr w:type="lastCol">
       <w:rPr>
+        <w:rFonts w:eastAsia="黑体"/>
         <w:color w:themeColor="background1" w:val="FFFFFF"/>
       </w:rPr>
       <w:tblPr/>
@@ -12761,11 +13245,13 @@
     </w:tblStylePr>
     <w:tblStylePr w:type="neCell">
       <w:rPr>
+        <w:rFonts w:eastAsia="黑体"/>
         <w:color w:themeColor="text1" w:val="000000"/>
       </w:rPr>
     </w:tblStylePr>
     <w:tblStylePr w:type="nwCell">
       <w:rPr>
+        <w:rFonts w:eastAsia="黑体"/>
         <w:color w:themeColor="text1" w:val="000000"/>
       </w:rPr>
     </w:tblStylePr>
@@ -12779,6 +13265,7 @@
       <w:spacing w:after="0" w:line="240" w:lineRule="auto"/>
     </w:pPr>
     <w:rPr>
+      <w:rFonts w:eastAsia="黑体"/>
       <w:color w:themeColor="text1" w:val="000000"/>
     </w:rPr>
     <w:tblPr>
@@ -12805,6 +13292,7 @@
     </w:tcPr>
     <w:tblStylePr w:type="firstRow">
       <w:rPr>
+        <w:rFonts w:eastAsia="黑体"/>
         <w:b/>
         <w:bCs/>
       </w:rPr>
@@ -12823,6 +13311,7 @@
     </w:tblStylePr>
     <w:tblStylePr w:type="lastRow">
       <w:rPr>
+        <w:rFonts w:eastAsia="黑体"/>
         <w:b/>
         <w:bCs/>
         <w:color w:themeColor="background1" w:val="FFFFFF"/>
@@ -12837,6 +13326,7 @@
     </w:tblStylePr>
     <w:tblStylePr w:type="firstCol">
       <w:rPr>
+        <w:rFonts w:eastAsia="黑体"/>
         <w:color w:themeColor="background1" w:val="FFFFFF"/>
       </w:rPr>
       <w:tblPr/>
@@ -12854,6 +13344,7 @@
     </w:tblStylePr>
     <w:tblStylePr w:type="lastCol">
       <w:rPr>
+        <w:rFonts w:eastAsia="黑体"/>
         <w:color w:themeColor="background1" w:val="FFFFFF"/>
       </w:rPr>
       <w:tblPr/>
@@ -12883,11 +13374,13 @@
     </w:tblStylePr>
     <w:tblStylePr w:type="neCell">
       <w:rPr>
+        <w:rFonts w:eastAsia="黑体"/>
         <w:color w:themeColor="text1" w:val="000000"/>
       </w:rPr>
     </w:tblStylePr>
     <w:tblStylePr w:type="nwCell">
       <w:rPr>
+        <w:rFonts w:eastAsia="黑体"/>
         <w:color w:themeColor="text1" w:val="000000"/>
       </w:rPr>
     </w:tblStylePr>
@@ -12901,6 +13394,7 @@
       <w:spacing w:after="0" w:line="240" w:lineRule="auto"/>
     </w:pPr>
     <w:rPr>
+      <w:rFonts w:eastAsia="黑体"/>
       <w:color w:themeColor="text1" w:val="000000"/>
     </w:rPr>
     <w:tblPr>
@@ -12927,6 +13421,7 @@
     </w:tcPr>
     <w:tblStylePr w:type="firstRow">
       <w:rPr>
+        <w:rFonts w:eastAsia="黑体"/>
         <w:b/>
         <w:bCs/>
       </w:rPr>
@@ -12945,6 +13440,7 @@
     </w:tblStylePr>
     <w:tblStylePr w:type="lastRow">
       <w:rPr>
+        <w:rFonts w:eastAsia="黑体"/>
         <w:b/>
         <w:bCs/>
         <w:color w:themeColor="background1" w:val="FFFFFF"/>
@@ -12959,6 +13455,7 @@
     </w:tblStylePr>
     <w:tblStylePr w:type="firstCol">
       <w:rPr>
+        <w:rFonts w:eastAsia="黑体"/>
         <w:color w:themeColor="background1" w:val="FFFFFF"/>
       </w:rPr>
       <w:tblPr/>
@@ -12976,6 +13473,7 @@
     </w:tblStylePr>
     <w:tblStylePr w:type="lastCol">
       <w:rPr>
+        <w:rFonts w:eastAsia="黑体"/>
         <w:color w:themeColor="background1" w:val="FFFFFF"/>
       </w:rPr>
       <w:tblPr/>
@@ -13005,11 +13503,13 @@
     </w:tblStylePr>
     <w:tblStylePr w:type="neCell">
       <w:rPr>
+        <w:rFonts w:eastAsia="黑体"/>
         <w:color w:themeColor="text1" w:val="000000"/>
       </w:rPr>
     </w:tblStylePr>
     <w:tblStylePr w:type="nwCell">
       <w:rPr>
+        <w:rFonts w:eastAsia="黑体"/>
         <w:color w:themeColor="text1" w:val="000000"/>
       </w:rPr>
     </w:tblStylePr>
@@ -13023,6 +13523,7 @@
       <w:spacing w:after="0" w:line="240" w:lineRule="auto"/>
     </w:pPr>
     <w:rPr>
+      <w:rFonts w:eastAsia="黑体"/>
       <w:color w:themeColor="text1" w:val="000000"/>
     </w:rPr>
     <w:tblPr>
@@ -13049,6 +13550,7 @@
     </w:tcPr>
     <w:tblStylePr w:type="firstRow">
       <w:rPr>
+        <w:rFonts w:eastAsia="黑体"/>
         <w:b/>
         <w:bCs/>
       </w:rPr>
@@ -13067,6 +13569,7 @@
     </w:tblStylePr>
     <w:tblStylePr w:type="lastRow">
       <w:rPr>
+        <w:rFonts w:eastAsia="黑体"/>
         <w:b/>
         <w:bCs/>
         <w:color w:themeColor="background1" w:val="FFFFFF"/>
@@ -13081,6 +13584,7 @@
     </w:tblStylePr>
     <w:tblStylePr w:type="firstCol">
       <w:rPr>
+        <w:rFonts w:eastAsia="黑体"/>
         <w:color w:themeColor="background1" w:val="FFFFFF"/>
       </w:rPr>
       <w:tblPr/>
@@ -13098,6 +13602,7 @@
     </w:tblStylePr>
     <w:tblStylePr w:type="lastCol">
       <w:rPr>
+        <w:rFonts w:eastAsia="黑体"/>
         <w:color w:themeColor="background1" w:val="FFFFFF"/>
       </w:rPr>
       <w:tblPr/>
@@ -13135,6 +13640,7 @@
       <w:spacing w:after="0" w:line="240" w:lineRule="auto"/>
     </w:pPr>
     <w:rPr>
+      <w:rFonts w:eastAsia="黑体"/>
       <w:color w:themeColor="text1" w:val="000000"/>
     </w:rPr>
     <w:tblPr>
@@ -13161,6 +13667,7 @@
     </w:tcPr>
     <w:tblStylePr w:type="firstRow">
       <w:rPr>
+        <w:rFonts w:eastAsia="黑体"/>
         <w:b/>
         <w:bCs/>
       </w:rPr>
@@ -13179,6 +13686,7 @@
     </w:tblStylePr>
     <w:tblStylePr w:type="lastRow">
       <w:rPr>
+        <w:rFonts w:eastAsia="黑体"/>
         <w:b/>
         <w:bCs/>
         <w:color w:themeColor="background1" w:val="FFFFFF"/>
@@ -13193,6 +13701,7 @@
     </w:tblStylePr>
     <w:tblStylePr w:type="firstCol">
       <w:rPr>
+        <w:rFonts w:eastAsia="黑体"/>
         <w:color w:themeColor="background1" w:val="FFFFFF"/>
       </w:rPr>
       <w:tblPr/>
@@ -13210,6 +13719,7 @@
     </w:tblStylePr>
     <w:tblStylePr w:type="lastCol">
       <w:rPr>
+        <w:rFonts w:eastAsia="黑体"/>
         <w:color w:themeColor="background1" w:val="FFFFFF"/>
       </w:rPr>
       <w:tblPr/>
@@ -13239,11 +13749,13 @@
     </w:tblStylePr>
     <w:tblStylePr w:type="neCell">
       <w:rPr>
+        <w:rFonts w:eastAsia="黑体"/>
         <w:color w:themeColor="text1" w:val="000000"/>
       </w:rPr>
     </w:tblStylePr>
     <w:tblStylePr w:type="nwCell">
       <w:rPr>
+        <w:rFonts w:eastAsia="黑体"/>
         <w:color w:themeColor="text1" w:val="000000"/>
       </w:rPr>
     </w:tblStylePr>
@@ -13257,6 +13769,7 @@
       <w:spacing w:after="0" w:line="240" w:lineRule="auto"/>
     </w:pPr>
     <w:rPr>
+      <w:rFonts w:eastAsia="黑体"/>
       <w:color w:themeColor="text1" w:val="000000"/>
     </w:rPr>
     <w:tblPr>
@@ -13283,6 +13796,7 @@
     </w:tcPr>
     <w:tblStylePr w:type="firstRow">
       <w:rPr>
+        <w:rFonts w:eastAsia="黑体"/>
         <w:b/>
         <w:bCs/>
       </w:rPr>
@@ -13301,6 +13815,7 @@
     </w:tblStylePr>
     <w:tblStylePr w:type="lastRow">
       <w:rPr>
+        <w:rFonts w:eastAsia="黑体"/>
         <w:b/>
         <w:bCs/>
         <w:color w:themeColor="background1" w:val="FFFFFF"/>
@@ -13315,6 +13830,7 @@
     </w:tblStylePr>
     <w:tblStylePr w:type="firstCol">
       <w:rPr>
+        <w:rFonts w:eastAsia="黑体"/>
         <w:color w:themeColor="background1" w:val="FFFFFF"/>
       </w:rPr>
       <w:tblPr/>
@@ -13332,6 +13848,7 @@
     </w:tblStylePr>
     <w:tblStylePr w:type="lastCol">
       <w:rPr>
+        <w:rFonts w:eastAsia="黑体"/>
         <w:color w:themeColor="background1" w:val="FFFFFF"/>
       </w:rPr>
       <w:tblPr/>
@@ -13361,11 +13878,13 @@
     </w:tblStylePr>
     <w:tblStylePr w:type="neCell">
       <w:rPr>
+        <w:rFonts w:eastAsia="黑体"/>
         <w:color w:themeColor="text1" w:val="000000"/>
       </w:rPr>
     </w:tblStylePr>
     <w:tblStylePr w:type="nwCell">
       <w:rPr>
+        <w:rFonts w:eastAsia="黑体"/>
         <w:color w:themeColor="text1" w:val="000000"/>
       </w:rPr>
     </w:tblStylePr>
@@ -13379,6 +13898,7 @@
       <w:spacing w:after="0" w:line="240" w:lineRule="auto"/>
     </w:pPr>
     <w:rPr>
+      <w:rFonts w:eastAsia="黑体"/>
       <w:color w:themeColor="text1" w:val="000000"/>
     </w:rPr>
     <w:tblPr>
@@ -13405,6 +13925,7 @@
     </w:tcPr>
     <w:tblStylePr w:type="firstRow">
       <w:rPr>
+        <w:rFonts w:eastAsia="黑体"/>
         <w:b/>
         <w:bCs/>
       </w:rPr>
@@ -13423,6 +13944,7 @@
     </w:tblStylePr>
     <w:tblStylePr w:type="lastRow">
       <w:rPr>
+        <w:rFonts w:eastAsia="黑体"/>
         <w:b/>
         <w:bCs/>
         <w:color w:themeColor="background1" w:val="FFFFFF"/>
@@ -13437,6 +13959,7 @@
     </w:tblStylePr>
     <w:tblStylePr w:type="firstCol">
       <w:rPr>
+        <w:rFonts w:eastAsia="黑体"/>
         <w:color w:themeColor="background1" w:val="FFFFFF"/>
       </w:rPr>
       <w:tblPr/>
@@ -13454,6 +13977,7 @@
     </w:tblStylePr>
     <w:tblStylePr w:type="lastCol">
       <w:rPr>
+        <w:rFonts w:eastAsia="黑体"/>
         <w:color w:themeColor="background1" w:val="FFFFFF"/>
       </w:rPr>
       <w:tblPr/>
@@ -13483,11 +14007,13 @@
     </w:tblStylePr>
     <w:tblStylePr w:type="neCell">
       <w:rPr>
+        <w:rFonts w:eastAsia="黑体"/>
         <w:color w:themeColor="text1" w:val="000000"/>
       </w:rPr>
     </w:tblStylePr>
     <w:tblStylePr w:type="nwCell">
       <w:rPr>
+        <w:rFonts w:eastAsia="黑体"/>
         <w:color w:themeColor="text1" w:val="000000"/>
       </w:rPr>
     </w:tblStylePr>
@@ -13501,6 +14027,7 @@
       <w:spacing w:after="0" w:line="240" w:lineRule="auto"/>
     </w:pPr>
     <w:rPr>
+      <w:rFonts w:eastAsia="黑体"/>
       <w:color w:themeColor="text1" w:val="000000"/>
     </w:rPr>
     <w:tblPr>
@@ -13519,6 +14046,7 @@
     </w:tcPr>
     <w:tblStylePr w:type="firstRow">
       <w:rPr>
+        <w:rFonts w:eastAsia="黑体"/>
         <w:b/>
         <w:bCs/>
         <w:color w:themeColor="background1" w:val="FFFFFF"/>
@@ -13533,6 +14061,7 @@
     </w:tblStylePr>
     <w:tblStylePr w:type="lastRow">
       <w:rPr>
+        <w:rFonts w:eastAsia="黑体"/>
         <w:b/>
         <w:bCs/>
         <w:color w:themeColor="accent2" w:themeShade="CC" w:val="9E3A38"/>
@@ -13547,12 +14076,14 @@
     </w:tblStylePr>
     <w:tblStylePr w:type="firstCol">
       <w:rPr>
+        <w:rFonts w:eastAsia="黑体"/>
         <w:b/>
         <w:bCs/>
       </w:rPr>
     </w:tblStylePr>
     <w:tblStylePr w:type="lastCol">
       <w:rPr>
+        <w:rFonts w:eastAsia="黑体"/>
         <w:b/>
         <w:bCs/>
       </w:rPr>
@@ -13587,6 +14118,7 @@
       <w:spacing w:after="0" w:line="240" w:lineRule="auto"/>
     </w:pPr>
     <w:rPr>
+      <w:rFonts w:eastAsia="黑体"/>
       <w:color w:themeColor="text1" w:val="000000"/>
     </w:rPr>
     <w:tblPr>
@@ -13605,6 +14137,7 @@
     </w:tcPr>
     <w:tblStylePr w:type="firstRow">
       <w:rPr>
+        <w:rFonts w:eastAsia="黑体"/>
         <w:b/>
         <w:bCs/>
         <w:color w:themeColor="background1" w:val="FFFFFF"/>
@@ -13619,6 +14152,7 @@
     </w:tblStylePr>
     <w:tblStylePr w:type="lastRow">
       <w:rPr>
+        <w:rFonts w:eastAsia="黑体"/>
         <w:b/>
         <w:bCs/>
         <w:color w:themeColor="accent2" w:themeShade="CC" w:val="9E3A38"/>
@@ -13633,12 +14167,14 @@
     </w:tblStylePr>
     <w:tblStylePr w:type="firstCol">
       <w:rPr>
+        <w:rFonts w:eastAsia="黑体"/>
         <w:b/>
         <w:bCs/>
       </w:rPr>
     </w:tblStylePr>
     <w:tblStylePr w:type="lastCol">
       <w:rPr>
+        <w:rFonts w:eastAsia="黑体"/>
         <w:b/>
         <w:bCs/>
       </w:rPr>
@@ -13673,6 +14209,7 @@
       <w:spacing w:after="0" w:line="240" w:lineRule="auto"/>
     </w:pPr>
     <w:rPr>
+      <w:rFonts w:eastAsia="黑体"/>
       <w:color w:themeColor="text1" w:val="000000"/>
     </w:rPr>
     <w:tblPr>
@@ -13691,6 +14228,7 @@
     </w:tcPr>
     <w:tblStylePr w:type="firstRow">
       <w:rPr>
+        <w:rFonts w:eastAsia="黑体"/>
         <w:b/>
         <w:bCs/>
         <w:color w:themeColor="background1" w:val="FFFFFF"/>
@@ -13705,6 +14243,7 @@
     </w:tblStylePr>
     <w:tblStylePr w:type="lastRow">
       <w:rPr>
+        <w:rFonts w:eastAsia="黑体"/>
         <w:b/>
         <w:bCs/>
         <w:color w:themeColor="accent2" w:themeShade="CC" w:val="9E3A38"/>
@@ -13719,12 +14258,14 @@
     </w:tblStylePr>
     <w:tblStylePr w:type="firstCol">
       <w:rPr>
+        <w:rFonts w:eastAsia="黑体"/>
         <w:b/>
         <w:bCs/>
       </w:rPr>
     </w:tblStylePr>
     <w:tblStylePr w:type="lastCol">
       <w:rPr>
+        <w:rFonts w:eastAsia="黑体"/>
         <w:b/>
         <w:bCs/>
       </w:rPr>
@@ -13759,6 +14300,7 @@
       <w:spacing w:after="0" w:line="240" w:lineRule="auto"/>
     </w:pPr>
     <w:rPr>
+      <w:rFonts w:eastAsia="黑体"/>
       <w:color w:themeColor="text1" w:val="000000"/>
     </w:rPr>
     <w:tblPr>
@@ -13777,6 +14319,7 @@
     </w:tcPr>
     <w:tblStylePr w:type="firstRow">
       <w:rPr>
+        <w:rFonts w:eastAsia="黑体"/>
         <w:b/>
         <w:bCs/>
         <w:color w:themeColor="background1" w:val="FFFFFF"/>
@@ -13791,6 +14334,7 @@
     </w:tblStylePr>
     <w:tblStylePr w:type="lastRow">
       <w:rPr>
+        <w:rFonts w:eastAsia="黑体"/>
         <w:b/>
         <w:bCs/>
         <w:color w:themeColor="accent4" w:themeShade="CC" w:val="664E82"/>
@@ -13805,12 +14349,14 @@
     </w:tblStylePr>
     <w:tblStylePr w:type="firstCol">
       <w:rPr>
+        <w:rFonts w:eastAsia="黑体"/>
         <w:b/>
         <w:bCs/>
       </w:rPr>
     </w:tblStylePr>
     <w:tblStylePr w:type="lastCol">
       <w:rPr>
+        <w:rFonts w:eastAsia="黑体"/>
         <w:b/>
         <w:bCs/>
       </w:rPr>
@@ -13845,6 +14391,7 @@
       <w:spacing w:after="0" w:line="240" w:lineRule="auto"/>
     </w:pPr>
     <w:rPr>
+      <w:rFonts w:eastAsia="黑体"/>
       <w:color w:themeColor="text1" w:val="000000"/>
     </w:rPr>
     <w:tblPr>
@@ -13863,6 +14410,7 @@
     </w:tcPr>
     <w:tblStylePr w:type="firstRow">
       <w:rPr>
+        <w:rFonts w:eastAsia="黑体"/>
         <w:b/>
         <w:bCs/>
         <w:color w:themeColor="background1" w:val="FFFFFF"/>
@@ -13877,6 +14425,7 @@
     </w:tblStylePr>
     <w:tblStylePr w:type="lastRow">
       <w:rPr>
+        <w:rFonts w:eastAsia="黑体"/>
         <w:b/>
         <w:bCs/>
         <w:color w:themeColor="accent3" w:themeShade="CC" w:val="7E9C40"/>
@@ -13891,12 +14440,14 @@
     </w:tblStylePr>
     <w:tblStylePr w:type="firstCol">
       <w:rPr>
+        <w:rFonts w:eastAsia="黑体"/>
         <w:b/>
         <w:bCs/>
       </w:rPr>
     </w:tblStylePr>
     <w:tblStylePr w:type="lastCol">
       <w:rPr>
+        <w:rFonts w:eastAsia="黑体"/>
         <w:b/>
         <w:bCs/>
       </w:rPr>
@@ -13931,6 +14482,7 @@
       <w:spacing w:after="0" w:line="240" w:lineRule="auto"/>
     </w:pPr>
     <w:rPr>
+      <w:rFonts w:eastAsia="黑体"/>
       <w:color w:themeColor="text1" w:val="000000"/>
     </w:rPr>
     <w:tblPr>
@@ -13949,6 +14501,7 @@
     </w:tcPr>
     <w:tblStylePr w:type="firstRow">
       <w:rPr>
+        <w:rFonts w:eastAsia="黑体"/>
         <w:b/>
         <w:bCs/>
         <w:color w:themeColor="background1" w:val="FFFFFF"/>
@@ -13963,6 +14516,7 @@
     </w:tblStylePr>
     <w:tblStylePr w:type="lastRow">
       <w:rPr>
+        <w:rFonts w:eastAsia="黑体"/>
         <w:b/>
         <w:bCs/>
         <w:color w:themeColor="accent6" w:themeShade="CC" w:val="F2730A"/>
@@ -13977,12 +14531,14 @@
     </w:tblStylePr>
     <w:tblStylePr w:type="firstCol">
       <w:rPr>
+        <w:rFonts w:eastAsia="黑体"/>
         <w:b/>
         <w:bCs/>
       </w:rPr>
     </w:tblStylePr>
     <w:tblStylePr w:type="lastCol">
       <w:rPr>
+        <w:rFonts w:eastAsia="黑体"/>
         <w:b/>
         <w:bCs/>
       </w:rPr>
@@ -14017,6 +14573,7 @@
       <w:spacing w:after="0" w:line="240" w:lineRule="auto"/>
     </w:pPr>
     <w:rPr>
+      <w:rFonts w:eastAsia="黑体"/>
       <w:color w:themeColor="text1" w:val="000000"/>
     </w:rPr>
     <w:tblPr>
@@ -14035,6 +14592,7 @@
     </w:tcPr>
     <w:tblStylePr w:type="firstRow">
       <w:rPr>
+        <w:rFonts w:eastAsia="黑体"/>
         <w:b/>
         <w:bCs/>
         <w:color w:themeColor="background1" w:val="FFFFFF"/>
@@ -14049,6 +14607,7 @@
     </w:tblStylePr>
     <w:tblStylePr w:type="lastRow">
       <w:rPr>
+        <w:rFonts w:eastAsia="黑体"/>
         <w:b/>
         <w:bCs/>
         <w:color w:themeColor="accent5" w:themeShade="CC" w:val="348DA5"/>
@@ -14063,12 +14622,14 @@
     </w:tblStylePr>
     <w:tblStylePr w:type="firstCol">
       <w:rPr>
+        <w:rFonts w:eastAsia="黑体"/>
         <w:b/>
         <w:bCs/>
       </w:rPr>
     </w:tblStylePr>
     <w:tblStylePr w:type="lastCol">
       <w:rPr>
+        <w:rFonts w:eastAsia="黑体"/>
         <w:b/>
         <w:bCs/>
       </w:rPr>
@@ -14103,6 +14664,7 @@
       <w:spacing w:after="0" w:line="240" w:lineRule="auto"/>
     </w:pPr>
     <w:rPr>
+      <w:rFonts w:eastAsia="黑体"/>
       <w:color w:themeColor="text1" w:val="000000"/>
     </w:rPr>
     <w:tblPr>
@@ -14124,6 +14686,7 @@
     </w:tcPr>
     <w:tblStylePr w:type="firstRow">
       <w:rPr>
+        <w:rFonts w:eastAsia="黑体"/>
         <w:b/>
         <w:bCs/>
       </w:rPr>
@@ -14134,6 +14697,7 @@
     </w:tblStylePr>
     <w:tblStylePr w:type="lastRow">
       <w:rPr>
+        <w:rFonts w:eastAsia="黑体"/>
         <w:b/>
         <w:bCs/>
         <w:color w:themeColor="text1" w:val="000000"/>
@@ -14145,6 +14709,7 @@
     </w:tblStylePr>
     <w:tblStylePr w:type="firstCol">
       <w:rPr>
+        <w:rFonts w:eastAsia="黑体"/>
         <w:color w:themeColor="background1" w:val="FFFFFF"/>
       </w:rPr>
       <w:tblPr/>
@@ -14154,6 +14719,7 @@
     </w:tblStylePr>
     <w:tblStylePr w:type="lastCol">
       <w:rPr>
+        <w:rFonts w:eastAsia="黑体"/>
         <w:color w:themeColor="background1" w:val="FFFFFF"/>
       </w:rPr>
       <w:tblPr/>
@@ -14183,6 +14749,7 @@
       <w:spacing w:after="0" w:line="240" w:lineRule="auto"/>
     </w:pPr>
     <w:rPr>
+      <w:rFonts w:eastAsia="黑体"/>
       <w:color w:themeColor="text1" w:val="000000"/>
     </w:rPr>
     <w:tblPr>
@@ -14204,6 +14771,7 @@
     </w:tcPr>
     <w:tblStylePr w:type="firstRow">
       <w:rPr>
+        <w:rFonts w:eastAsia="黑体"/>
         <w:b/>
         <w:bCs/>
       </w:rPr>
@@ -14214,6 +14782,7 @@
     </w:tblStylePr>
     <w:tblStylePr w:type="lastRow">
       <w:rPr>
+        <w:rFonts w:eastAsia="黑体"/>
         <w:b/>
         <w:bCs/>
         <w:color w:themeColor="text1" w:val="000000"/>
@@ -14225,6 +14794,7 @@
     </w:tblStylePr>
     <w:tblStylePr w:type="firstCol">
       <w:rPr>
+        <w:rFonts w:eastAsia="黑体"/>
         <w:color w:themeColor="background1" w:val="FFFFFF"/>
       </w:rPr>
       <w:tblPr/>
@@ -14234,6 +14804,7 @@
     </w:tblStylePr>
     <w:tblStylePr w:type="lastCol">
       <w:rPr>
+        <w:rFonts w:eastAsia="黑体"/>
         <w:color w:themeColor="background1" w:val="FFFFFF"/>
       </w:rPr>
       <w:tblPr/>
@@ -14263,6 +14834,7 @@
       <w:spacing w:after="0" w:line="240" w:lineRule="auto"/>
     </w:pPr>
     <w:rPr>
+      <w:rFonts w:eastAsia="黑体"/>
       <w:color w:themeColor="text1" w:val="000000"/>
     </w:rPr>
     <w:tblPr>
@@ -14284,6 +14856,7 @@
     </w:tcPr>
     <w:tblStylePr w:type="firstRow">
       <w:rPr>
+        <w:rFonts w:eastAsia="黑体"/>
         <w:b/>
         <w:bCs/>
       </w:rPr>
@@ -14294,6 +14867,7 @@
     </w:tblStylePr>
     <w:tblStylePr w:type="lastRow">
       <w:rPr>
+        <w:rFonts w:eastAsia="黑体"/>
         <w:b/>
         <w:bCs/>
         <w:color w:themeColor="text1" w:val="000000"/>
@@ -14305,6 +14879,7 @@
     </w:tblStylePr>
     <w:tblStylePr w:type="firstCol">
       <w:rPr>
+        <w:rFonts w:eastAsia="黑体"/>
         <w:color w:themeColor="background1" w:val="FFFFFF"/>
       </w:rPr>
       <w:tblPr/>
@@ -14314,6 +14889,7 @@
     </w:tblStylePr>
     <w:tblStylePr w:type="lastCol">
       <w:rPr>
+        <w:rFonts w:eastAsia="黑体"/>
         <w:color w:themeColor="background1" w:val="FFFFFF"/>
       </w:rPr>
       <w:tblPr/>
@@ -14343,6 +14919,7 @@
       <w:spacing w:after="0" w:line="240" w:lineRule="auto"/>
     </w:pPr>
     <w:rPr>
+      <w:rFonts w:eastAsia="黑体"/>
       <w:color w:themeColor="text1" w:val="000000"/>
     </w:rPr>
     <w:tblPr>
@@ -14364,6 +14941,7 @@
     </w:tcPr>
     <w:tblStylePr w:type="firstRow">
       <w:rPr>
+        <w:rFonts w:eastAsia="黑体"/>
         <w:b/>
         <w:bCs/>
       </w:rPr>
@@ -14374,6 +14952,7 @@
     </w:tblStylePr>
     <w:tblStylePr w:type="lastRow">
       <w:rPr>
+        <w:rFonts w:eastAsia="黑体"/>
         <w:b/>
         <w:bCs/>
         <w:color w:themeColor="text1" w:val="000000"/>
@@ -14385,6 +14964,7 @@
     </w:tblStylePr>
     <w:tblStylePr w:type="firstCol">
       <w:rPr>
+        <w:rFonts w:eastAsia="黑体"/>
         <w:color w:themeColor="background1" w:val="FFFFFF"/>
       </w:rPr>
       <w:tblPr/>
@@ -14394,6 +14974,7 @@
     </w:tblStylePr>
     <w:tblStylePr w:type="lastCol">
       <w:rPr>
+        <w:rFonts w:eastAsia="黑体"/>
         <w:color w:themeColor="background1" w:val="FFFFFF"/>
       </w:rPr>
       <w:tblPr/>
@@ -14423,6 +15004,7 @@
       <w:spacing w:after="0" w:line="240" w:lineRule="auto"/>
     </w:pPr>
     <w:rPr>
+      <w:rFonts w:eastAsia="黑体"/>
       <w:color w:themeColor="text1" w:val="000000"/>
     </w:rPr>
     <w:tblPr>
@@ -14444,6 +15026,7 @@
     </w:tcPr>
     <w:tblStylePr w:type="firstRow">
       <w:rPr>
+        <w:rFonts w:eastAsia="黑体"/>
         <w:b/>
         <w:bCs/>
       </w:rPr>
@@ -14454,6 +15037,7 @@
     </w:tblStylePr>
     <w:tblStylePr w:type="lastRow">
       <w:rPr>
+        <w:rFonts w:eastAsia="黑体"/>
         <w:b/>
         <w:bCs/>
         <w:color w:themeColor="text1" w:val="000000"/>
@@ -14465,6 +15049,7 @@
     </w:tblStylePr>
     <w:tblStylePr w:type="firstCol">
       <w:rPr>
+        <w:rFonts w:eastAsia="黑体"/>
         <w:color w:themeColor="background1" w:val="FFFFFF"/>
       </w:rPr>
       <w:tblPr/>
@@ -14474,6 +15059,7 @@
     </w:tblStylePr>
     <w:tblStylePr w:type="lastCol">
       <w:rPr>
+        <w:rFonts w:eastAsia="黑体"/>
         <w:color w:themeColor="background1" w:val="FFFFFF"/>
       </w:rPr>
       <w:tblPr/>
@@ -14503,6 +15089,7 @@
       <w:spacing w:after="0" w:line="240" w:lineRule="auto"/>
     </w:pPr>
     <w:rPr>
+      <w:rFonts w:eastAsia="黑体"/>
       <w:color w:themeColor="text1" w:val="000000"/>
     </w:rPr>
     <w:tblPr>
@@ -14524,6 +15111,7 @@
     </w:tcPr>
     <w:tblStylePr w:type="firstRow">
       <w:rPr>
+        <w:rFonts w:eastAsia="黑体"/>
         <w:b/>
         <w:bCs/>
       </w:rPr>
@@ -14534,6 +15122,7 @@
     </w:tblStylePr>
     <w:tblStylePr w:type="lastRow">
       <w:rPr>
+        <w:rFonts w:eastAsia="黑体"/>
         <w:b/>
         <w:bCs/>
         <w:color w:themeColor="text1" w:val="000000"/>
@@ -14545,6 +15134,7 @@
     </w:tblStylePr>
     <w:tblStylePr w:type="firstCol">
       <w:rPr>
+        <w:rFonts w:eastAsia="黑体"/>
         <w:color w:themeColor="background1" w:val="FFFFFF"/>
       </w:rPr>
       <w:tblPr/>
@@ -14554,6 +15144,7 @@
     </w:tblStylePr>
     <w:tblStylePr w:type="lastCol">
       <w:rPr>
+        <w:rFonts w:eastAsia="黑体"/>
         <w:color w:themeColor="background1" w:val="FFFFFF"/>
       </w:rPr>
       <w:tblPr/>
@@ -14583,6 +15174,7 @@
       <w:spacing w:after="0" w:line="240" w:lineRule="auto"/>
     </w:pPr>
     <w:rPr>
+      <w:rFonts w:eastAsia="黑体"/>
       <w:color w:themeColor="text1" w:val="000000"/>
     </w:rPr>
     <w:tblPr>
@@ -14604,6 +15196,7 @@
     </w:tcPr>
     <w:tblStylePr w:type="firstRow">
       <w:rPr>
+        <w:rFonts w:eastAsia="黑体"/>
         <w:b/>
         <w:bCs/>
       </w:rPr>
@@ -14614,6 +15207,7 @@
     </w:tblStylePr>
     <w:tblStylePr w:type="lastRow">
       <w:rPr>
+        <w:rFonts w:eastAsia="黑体"/>
         <w:b/>
         <w:bCs/>
         <w:color w:themeColor="text1" w:val="000000"/>
@@ -14625,6 +15219,7 @@
     </w:tblStylePr>
     <w:tblStylePr w:type="firstCol">
       <w:rPr>
+        <w:rFonts w:eastAsia="黑体"/>
         <w:color w:themeColor="background1" w:val="FFFFFF"/>
       </w:rPr>
       <w:tblPr/>
@@ -14634,6 +15229,7 @@
     </w:tblStylePr>
     <w:tblStylePr w:type="lastCol">
       <w:rPr>
+        <w:rFonts w:eastAsia="黑体"/>
         <w:color w:themeColor="background1" w:val="FFFFFF"/>
       </w:rPr>
       <w:tblPr/>
@@ -14666,6 +15262,7 @@
     <w:name w:val="KeywordTok"/>
     <w:basedOn w:val="VerbatimChar"/>
     <w:rPr>
+      <w:rFonts w:eastAsia="黑体"/>
       <w:b/>
       <w:color w:val="007020"/>
     </w:rPr>
@@ -14674,6 +15271,7 @@
     <w:name w:val="DataTypeTok"/>
     <w:basedOn w:val="VerbatimChar"/>
     <w:rPr>
+      <w:rFonts w:eastAsia="黑体"/>
       <w:color w:val="902000"/>
     </w:rPr>
   </w:style>
@@ -14681,6 +15279,7 @@
     <w:name w:val="DecValTok"/>
     <w:basedOn w:val="VerbatimChar"/>
     <w:rPr>
+      <w:rFonts w:eastAsia="黑体"/>
       <w:color w:val="40a070"/>
     </w:rPr>
   </w:style>
@@ -14688,6 +15287,7 @@
     <w:name w:val="BaseNTok"/>
     <w:basedOn w:val="VerbatimChar"/>
     <w:rPr>
+      <w:rFonts w:eastAsia="黑体"/>
       <w:color w:val="40a070"/>
     </w:rPr>
   </w:style>
@@ -14695,6 +15295,7 @@
     <w:name w:val="FloatTok"/>
     <w:basedOn w:val="VerbatimChar"/>
     <w:rPr>
+      <w:rFonts w:eastAsia="黑体"/>
       <w:color w:val="40a070"/>
     </w:rPr>
   </w:style>
@@ -14702,6 +15303,7 @@
     <w:name w:val="ConstantTok"/>
     <w:basedOn w:val="VerbatimChar"/>
     <w:rPr>
+      <w:rFonts w:eastAsia="黑体"/>
       <w:color w:val="880000"/>
     </w:rPr>
   </w:style>
@@ -14709,6 +15311,7 @@
     <w:name w:val="CharTok"/>
     <w:basedOn w:val="VerbatimChar"/>
     <w:rPr>
+      <w:rFonts w:eastAsia="黑体"/>
       <w:color w:val="4070a0"/>
     </w:rPr>
   </w:style>
@@ -14716,6 +15319,7 @@
     <w:name w:val="SpecialCharTok"/>
     <w:basedOn w:val="VerbatimChar"/>
     <w:rPr>
+      <w:rFonts w:eastAsia="黑体"/>
       <w:color w:val="4070a0"/>
     </w:rPr>
   </w:style>
@@ -14723,6 +15327,7 @@
     <w:name w:val="StringTok"/>
     <w:basedOn w:val="VerbatimChar"/>
     <w:rPr>
+      <w:rFonts w:eastAsia="黑体"/>
       <w:color w:val="4070a0"/>
     </w:rPr>
   </w:style>
@@ -14730,6 +15335,7 @@
     <w:name w:val="VerbatimStringTok"/>
     <w:basedOn w:val="VerbatimChar"/>
     <w:rPr>
+      <w:rFonts w:eastAsia="黑体"/>
       <w:color w:val="4070a0"/>
     </w:rPr>
   </w:style>
@@ -14737,6 +15343,7 @@
     <w:name w:val="SpecialStringTok"/>
     <w:basedOn w:val="VerbatimChar"/>
     <w:rPr>
+      <w:rFonts w:eastAsia="黑体"/>
       <w:color w:val="bb6688"/>
     </w:rPr>
   </w:style>
@@ -14744,6 +15351,7 @@
     <w:name w:val="ImportTok"/>
     <w:basedOn w:val="VerbatimChar"/>
     <w:rPr>
+      <w:rFonts w:eastAsia="黑体"/>
       <w:b/>
       <w:color w:val="008000"/>
     </w:rPr>
@@ -14752,6 +15360,7 @@
     <w:name w:val="CommentTok"/>
     <w:basedOn w:val="VerbatimChar"/>
     <w:rPr>
+      <w:rFonts w:eastAsia="黑体"/>
       <w:i/>
       <w:color w:val="60a0b0"/>
     </w:rPr>
@@ -14760,6 +15369,7 @@
     <w:name w:val="DocumentationTok"/>
     <w:basedOn w:val="VerbatimChar"/>
     <w:rPr>
+      <w:rFonts w:eastAsia="黑体"/>
       <w:i/>
       <w:color w:val="ba2121"/>
     </w:rPr>
@@ -14768,6 +15378,7 @@
     <w:name w:val="AnnotationTok"/>
     <w:basedOn w:val="VerbatimChar"/>
     <w:rPr>
+      <w:rFonts w:eastAsia="黑体"/>
       <w:b/>
       <w:i/>
       <w:color w:val="60a0b0"/>
@@ -14777,6 +15388,7 @@
     <w:name w:val="CommentVarTok"/>
     <w:basedOn w:val="VerbatimChar"/>
     <w:rPr>
+      <w:rFonts w:eastAsia="黑体"/>
       <w:b/>
       <w:i/>
       <w:color w:val="60a0b0"/>
@@ -14786,6 +15398,7 @@
     <w:name w:val="OtherTok"/>
     <w:basedOn w:val="VerbatimChar"/>
     <w:rPr>
+      <w:rFonts w:eastAsia="黑体"/>
       <w:color w:val="007020"/>
     </w:rPr>
   </w:style>
@@ -14793,6 +15406,7 @@
     <w:name w:val="FunctionTok"/>
     <w:basedOn w:val="VerbatimChar"/>
     <w:rPr>
+      <w:rFonts w:eastAsia="黑体"/>
       <w:color w:val="06287e"/>
     </w:rPr>
   </w:style>
@@ -14800,6 +15414,7 @@
     <w:name w:val="VariableTok"/>
     <w:basedOn w:val="VerbatimChar"/>
     <w:rPr>
+      <w:rFonts w:eastAsia="黑体"/>
       <w:color w:val="19177c"/>
     </w:rPr>
   </w:style>
@@ -14807,6 +15422,7 @@
     <w:name w:val="ControlFlowTok"/>
     <w:basedOn w:val="VerbatimChar"/>
     <w:rPr>
+      <w:rFonts w:eastAsia="黑体"/>
       <w:b/>
       <w:color w:val="007020"/>
     </w:rPr>
@@ -14815,6 +15431,7 @@
     <w:name w:val="OperatorTok"/>
     <w:basedOn w:val="VerbatimChar"/>
     <w:rPr>
+      <w:rFonts w:eastAsia="黑体"/>
       <w:color w:val="666666"/>
     </w:rPr>
   </w:style>
@@ -14822,18 +15439,22 @@
     <w:name w:val="BuiltInTok"/>
     <w:basedOn w:val="VerbatimChar"/>
     <w:rPr>
+      <w:rFonts w:eastAsia="黑体"/>
       <w:color w:val="008000"/>
     </w:rPr>
   </w:style>
   <w:style w:type="character" w:customStyle="1" w:styleId="ExtensionTok">
     <w:name w:val="ExtensionTok"/>
     <w:basedOn w:val="VerbatimChar"/>
-    <w:rPr/>
+    <w:rPr>
+      <w:rFonts w:eastAsia="黑体"/>
+    </w:rPr>
   </w:style>
   <w:style w:type="character" w:customStyle="1" w:styleId="PreprocessorTok">
     <w:name w:val="PreprocessorTok"/>
     <w:basedOn w:val="VerbatimChar"/>
     <w:rPr>
+      <w:rFonts w:eastAsia="黑体"/>
       <w:color w:val="bc7a00"/>
     </w:rPr>
   </w:style>
@@ -14841,18 +15462,22 @@
     <w:name w:val="AttributeTok"/>
     <w:basedOn w:val="VerbatimChar"/>
     <w:rPr>
+      <w:rFonts w:eastAsia="黑体"/>
       <w:color w:val="7d9029"/>
     </w:rPr>
   </w:style>
   <w:style w:type="character" w:customStyle="1" w:styleId="RegionMarkerTok">
     <w:name w:val="RegionMarkerTok"/>
     <w:basedOn w:val="VerbatimChar"/>
-    <w:rPr/>
+    <w:rPr>
+      <w:rFonts w:eastAsia="黑体"/>
+    </w:rPr>
   </w:style>
   <w:style w:type="character" w:customStyle="1" w:styleId="InformationTok">
     <w:name w:val="InformationTok"/>
     <w:basedOn w:val="VerbatimChar"/>
     <w:rPr>
+      <w:rFonts w:eastAsia="黑体"/>
       <w:b/>
       <w:i/>
       <w:color w:val="60a0b0"/>
@@ -14862,6 +15487,7 @@
     <w:name w:val="WarningTok"/>
     <w:basedOn w:val="VerbatimChar"/>
     <w:rPr>
+      <w:rFonts w:eastAsia="黑体"/>
       <w:b/>
       <w:i/>
       <w:color w:val="60a0b0"/>
@@ -14871,6 +15497,7 @@
     <w:name w:val="AlertTok"/>
     <w:basedOn w:val="VerbatimChar"/>
     <w:rPr>
+      <w:rFonts w:eastAsia="黑体"/>
       <w:b/>
       <w:color w:val="ff0000"/>
     </w:rPr>
@@ -14879,6 +15506,7 @@
     <w:name w:val="ErrorTok"/>
     <w:basedOn w:val="VerbatimChar"/>
     <w:rPr>
+      <w:rFonts w:eastAsia="黑体"/>
       <w:b/>
       <w:color w:val="ff0000"/>
     </w:rPr>
@@ -14886,7 +15514,9 @@
   <w:style w:type="character" w:customStyle="1" w:styleId="NormalTok">
     <w:name w:val="NormalTok"/>
     <w:basedOn w:val="VerbatimChar"/>
-    <w:rPr/>
+    <w:rPr>
+      <w:rFonts w:eastAsia="黑体"/>
+    </w:rPr>
   </w:style>
 </w:styles>
 </file>
@@ -14935,12 +15565,12 @@
     <a:fontScheme name="Office">
       <a:majorFont>
         <a:latin typeface="Calibri"/>
-        <a:ea typeface=""/>
+        <a:ea typeface="黑体"/>
         <a:cs typeface=""/>
         <a:font script="Jpan" typeface="ＭＳ ゴシック"/>
         <a:font script="Hang" typeface="맑은 고딕"/>
-        <a:font script="Hans" typeface="宋体"/>
-        <a:font script="Hant" typeface="新細明體"/>
+        <a:font script="Hans" typeface="黑体"/>
+        <a:font script="Hant" typeface="黑体"/>
         <a:font script="Arab" typeface="Times New Roman"/>
         <a:font script="Hebr" typeface="Times New Roman"/>
         <a:font script="Thai" typeface="Angsana New"/>
@@ -14970,12 +15600,12 @@
       </a:majorFont>
       <a:minorFont>
         <a:latin typeface="Cambria"/>
-        <a:ea typeface=""/>
+        <a:ea typeface="黑体"/>
         <a:cs typeface=""/>
         <a:font script="Jpan" typeface="ＭＳ 明朝"/>
         <a:font script="Hang" typeface="맑은 고딕"/>
-        <a:font script="Hans" typeface="宋体"/>
-        <a:font script="Hant" typeface="新細明體"/>
+        <a:font script="Hans" typeface="黑体"/>
+        <a:font script="Hant" typeface="黑体"/>
         <a:font script="Arab" typeface="Arial"/>
         <a:font script="Hebr" typeface="Arial"/>
         <a:font script="Thai" typeface="Cordia New"/>

--- a/09-通信电路/01-无线收发电路/ZigBee收发电路/ZigBee收发电路.docx
+++ b/09-通信电路/01-无线收发电路/ZigBee收发电路/ZigBee收发电路.docx
@@ -2494,7 +2494,7 @@
           <w:color w:val="555555"/>
           <w:sz w:val="21"/>
         </w:rPr>
-        <w:t>材料收集者：杜文杰，WX手机：19519196569，QQ:3478827729</w:t>
+        <w:t>材料收集者：杜文杰，微信/手机：19519196569，QQ:3478827729</w:t>
       </w:r>
     </w:p>
     <w:sectPr>
